--- a/uploads/pdi/informes/informe_proyecto_M3-P1.docx
+++ b/uploads/pdi/informes/informe_proyecto_M3-P1.docx
@@ -97,7 +97,7 @@
         <w:rPr>
           <w:color w:val="6B7280"/>
         </w:rPr>
-        <w:t xml:space="preserve">Generado el 26/5/2026</w:t>
+        <w:t xml:space="preserve">Generado el 28/5/2026</w:t>
       </w:r>
     </w:p>
     <w:p>
@@ -394,36 +394,49 @@
     </w:p>
     <w:tbl>
       <w:tblPr>
-        <w:tblW w:type="pct" w:w="100%"/>
+        <w:tblW w:type="dxa" w:w="9020"/>
         <w:tblBorders>
-          <w:top w:val="single" w:color="auto" w:sz="4"/>
-          <w:left w:val="single" w:color="auto" w:sz="4"/>
-          <w:bottom w:val="single" w:color="auto" w:sz="4"/>
-          <w:right w:val="single" w:color="auto" w:sz="4"/>
-          <w:insideH w:val="single" w:color="auto" w:sz="4"/>
-          <w:insideV w:val="single" w:color="auto" w:sz="4"/>
+          <w:top w:val="single" w:color="D1D5DB" w:sz="1"/>
+          <w:left w:val="single" w:color="D1D5DB" w:sz="1"/>
+          <w:bottom w:val="single" w:color="D1D5DB" w:sz="1"/>
+          <w:right w:val="single" w:color="D1D5DB" w:sz="1"/>
+          <w:insideH w:val="single" w:color="D1D5DB" w:sz="1"/>
+          <w:insideV w:val="single" w:color="D1D5DB" w:sz="1"/>
         </w:tblBorders>
+        <w:tblLayout w:type="fixed"/>
       </w:tblPr>
       <w:tblGrid>
-        <w:gridCol w:w="100"/>
-        <w:gridCol w:w="100"/>
-        <w:gridCol w:w="100"/>
-        <w:gridCol w:w="100"/>
-        <w:gridCol w:w="100"/>
-        <w:gridCol w:w="100"/>
+        <w:gridCol w:w="1000"/>
+        <w:gridCol w:w="950"/>
+        <w:gridCol w:w="950"/>
+        <w:gridCol w:w="1350"/>
+        <w:gridCol w:w="3200"/>
+        <w:gridCol w:w="1570"/>
       </w:tblGrid>
       <w:tr>
         <w:tc>
           <w:tcPr>
-            <w:tcW w:type="pct" w:w="16%"/>
-          </w:tcPr>
-          <w:p>
+            <w:tcW w:type="dxa" w:w="1000"/>
+            <w:shd w:fill="F3F4F6"/>
+            <w:tcMar>
+              <w:top w:type="dxa" w:w="90"/>
+              <w:left w:type="dxa" w:w="120"/>
+              <w:bottom w:type="dxa" w:w="90"/>
+              <w:right w:type="dxa" w:w="120"/>
+            </w:tcMar>
+            <w:vAlign w:val="center"/>
+          </w:tcPr>
+          <w:p>
+            <w:pPr>
+              <w:spacing w:after="0" w:before="0"/>
+            </w:pPr>
             <w:r>
               <w:rPr>
                 <w:b/>
                 <w:bCs/>
-                <w:sz w:val="18"/>
-                <w:szCs w:val="18"/>
+                <w:color w:val="374151"/>
+                <w:sz w:val="16"/>
+                <w:szCs w:val="16"/>
               </w:rPr>
               <w:t xml:space="preserve">Periodo</w:t>
             </w:r>
@@ -431,15 +444,27 @@
         </w:tc>
         <w:tc>
           <w:tcPr>
-            <w:tcW w:type="pct" w:w="16%"/>
-          </w:tcPr>
-          <w:p>
+            <w:tcW w:type="dxa" w:w="950"/>
+            <w:shd w:fill="F3F4F6"/>
+            <w:tcMar>
+              <w:top w:type="dxa" w:w="90"/>
+              <w:left w:type="dxa" w:w="120"/>
+              <w:bottom w:type="dxa" w:w="90"/>
+              <w:right w:type="dxa" w:w="120"/>
+            </w:tcMar>
+            <w:vAlign w:val="center"/>
+          </w:tcPr>
+          <w:p>
+            <w:pPr>
+              <w:spacing w:after="0" w:before="0"/>
+            </w:pPr>
             <w:r>
               <w:rPr>
                 <w:b/>
                 <w:bCs/>
-                <w:sz w:val="18"/>
-                <w:szCs w:val="18"/>
+                <w:color w:val="374151"/>
+                <w:sz w:val="16"/>
+                <w:szCs w:val="16"/>
               </w:rPr>
               <w:t xml:space="preserve">Meta</w:t>
             </w:r>
@@ -447,15 +472,27 @@
         </w:tc>
         <w:tc>
           <w:tcPr>
-            <w:tcW w:type="pct" w:w="16%"/>
-          </w:tcPr>
-          <w:p>
+            <w:tcW w:type="dxa" w:w="950"/>
+            <w:shd w:fill="F3F4F6"/>
+            <w:tcMar>
+              <w:top w:type="dxa" w:w="90"/>
+              <w:left w:type="dxa" w:w="120"/>
+              <w:bottom w:type="dxa" w:w="90"/>
+              <w:right w:type="dxa" w:w="120"/>
+            </w:tcMar>
+            <w:vAlign w:val="center"/>
+          </w:tcPr>
+          <w:p>
+            <w:pPr>
+              <w:spacing w:after="0" w:before="0"/>
+            </w:pPr>
             <w:r>
               <w:rPr>
                 <w:b/>
                 <w:bCs/>
-                <w:sz w:val="18"/>
-                <w:szCs w:val="18"/>
+                <w:color w:val="374151"/>
+                <w:sz w:val="16"/>
+                <w:szCs w:val="16"/>
               </w:rPr>
               <w:t xml:space="preserve">Avance</w:t>
             </w:r>
@@ -463,15 +500,27 @@
         </w:tc>
         <w:tc>
           <w:tcPr>
-            <w:tcW w:type="pct" w:w="16%"/>
-          </w:tcPr>
-          <w:p>
+            <w:tcW w:type="dxa" w:w="1350"/>
+            <w:shd w:fill="F3F4F6"/>
+            <w:tcMar>
+              <w:top w:type="dxa" w:w="90"/>
+              <w:left w:type="dxa" w:w="120"/>
+              <w:bottom w:type="dxa" w:w="90"/>
+              <w:right w:type="dxa" w:w="120"/>
+            </w:tcMar>
+            <w:vAlign w:val="center"/>
+          </w:tcPr>
+          <w:p>
+            <w:pPr>
+              <w:spacing w:after="0" w:before="0"/>
+            </w:pPr>
             <w:r>
               <w:rPr>
                 <w:b/>
                 <w:bCs/>
-                <w:sz w:val="18"/>
-                <w:szCs w:val="18"/>
+                <w:color w:val="374151"/>
+                <w:sz w:val="16"/>
+                <w:szCs w:val="16"/>
               </w:rPr>
               <w:t xml:space="preserve">Estado</w:t>
             </w:r>
@@ -479,15 +528,27 @@
         </w:tc>
         <w:tc>
           <w:tcPr>
-            <w:tcW w:type="pct" w:w="16%"/>
-          </w:tcPr>
-          <w:p>
+            <w:tcW w:type="dxa" w:w="3200"/>
+            <w:shd w:fill="F3F4F6"/>
+            <w:tcMar>
+              <w:top w:type="dxa" w:w="90"/>
+              <w:left w:type="dxa" w:w="120"/>
+              <w:bottom w:type="dxa" w:w="90"/>
+              <w:right w:type="dxa" w:w="120"/>
+            </w:tcMar>
+            <w:vAlign w:val="center"/>
+          </w:tcPr>
+          <w:p>
+            <w:pPr>
+              <w:spacing w:after="0" w:before="0"/>
+            </w:pPr>
             <w:r>
               <w:rPr>
                 <w:b/>
                 <w:bCs/>
-                <w:sz w:val="18"/>
-                <w:szCs w:val="18"/>
+                <w:color w:val="374151"/>
+                <w:sz w:val="16"/>
+                <w:szCs w:val="16"/>
               </w:rPr>
               <w:t xml:space="preserve">Reportado por</w:t>
             </w:r>
@@ -495,15 +556,27 @@
         </w:tc>
         <w:tc>
           <w:tcPr>
-            <w:tcW w:type="pct" w:w="16%"/>
-          </w:tcPr>
-          <w:p>
+            <w:tcW w:type="dxa" w:w="1570"/>
+            <w:shd w:fill="F3F4F6"/>
+            <w:tcMar>
+              <w:top w:type="dxa" w:w="90"/>
+              <w:left w:type="dxa" w:w="120"/>
+              <w:bottom w:type="dxa" w:w="90"/>
+              <w:right w:type="dxa" w:w="120"/>
+            </w:tcMar>
+            <w:vAlign w:val="center"/>
+          </w:tcPr>
+          <w:p>
+            <w:pPr>
+              <w:spacing w:after="0" w:before="0"/>
+            </w:pPr>
             <w:r>
               <w:rPr>
                 <w:b/>
                 <w:bCs/>
-                <w:sz w:val="18"/>
-                <w:szCs w:val="18"/>
+                <w:color w:val="374151"/>
+                <w:sz w:val="16"/>
+                <w:szCs w:val="16"/>
               </w:rPr>
               <w:t xml:space="preserve">Fecha envío</w:t>
             </w:r>
@@ -513,13 +586,26 @@
       <w:tr>
         <w:tc>
           <w:tcPr>
-            <w:tcW w:type="pct" w:w="16%"/>
-          </w:tcPr>
-          <w:p>
-            <w:r>
-              <w:rPr>
-                <w:sz w:val="18"/>
-                <w:szCs w:val="18"/>
+            <w:tcW w:type="dxa" w:w="1000"/>
+            <w:tcMar>
+              <w:top w:type="dxa" w:w="90"/>
+              <w:left w:type="dxa" w:w="120"/>
+              <w:bottom w:type="dxa" w:w="90"/>
+              <w:right w:type="dxa" w:w="120"/>
+            </w:tcMar>
+            <w:vAlign w:val="top"/>
+          </w:tcPr>
+          <w:p>
+            <w:pPr>
+              <w:spacing w:after="0" w:before="0"/>
+            </w:pPr>
+            <w:r>
+              <w:rPr>
+                <w:b w:val="false"/>
+                <w:bCs w:val="false"/>
+                <w:color w:val="111827"/>
+                <w:sz w:val="17"/>
+                <w:szCs w:val="17"/>
               </w:rPr>
               <w:t xml:space="preserve">2026A</w:t>
             </w:r>
@@ -527,13 +613,26 @@
         </w:tc>
         <w:tc>
           <w:tcPr>
-            <w:tcW w:type="pct" w:w="16%"/>
-          </w:tcPr>
-          <w:p>
-            <w:r>
-              <w:rPr>
-                <w:sz w:val="18"/>
-                <w:szCs w:val="18"/>
+            <w:tcW w:type="dxa" w:w="950"/>
+            <w:tcMar>
+              <w:top w:type="dxa" w:w="90"/>
+              <w:left w:type="dxa" w:w="120"/>
+              <w:bottom w:type="dxa" w:w="90"/>
+              <w:right w:type="dxa" w:w="120"/>
+            </w:tcMar>
+            <w:vAlign w:val="top"/>
+          </w:tcPr>
+          <w:p>
+            <w:pPr>
+              <w:spacing w:after="0" w:before="0"/>
+            </w:pPr>
+            <w:r>
+              <w:rPr>
+                <w:b w:val="false"/>
+                <w:bCs w:val="false"/>
+                <w:color w:val="111827"/>
+                <w:sz w:val="17"/>
+                <w:szCs w:val="17"/>
               </w:rPr>
               <w:t xml:space="preserve">0.5</w:t>
             </w:r>
@@ -541,13 +640,26 @@
         </w:tc>
         <w:tc>
           <w:tcPr>
-            <w:tcW w:type="pct" w:w="16%"/>
-          </w:tcPr>
-          <w:p>
-            <w:r>
-              <w:rPr>
-                <w:sz w:val="18"/>
-                <w:szCs w:val="18"/>
+            <w:tcW w:type="dxa" w:w="950"/>
+            <w:tcMar>
+              <w:top w:type="dxa" w:w="90"/>
+              <w:left w:type="dxa" w:w="120"/>
+              <w:bottom w:type="dxa" w:w="90"/>
+              <w:right w:type="dxa" w:w="120"/>
+            </w:tcMar>
+            <w:vAlign w:val="top"/>
+          </w:tcPr>
+          <w:p>
+            <w:pPr>
+              <w:spacing w:after="0" w:before="0"/>
+            </w:pPr>
+            <w:r>
+              <w:rPr>
+                <w:b w:val="false"/>
+                <w:bCs w:val="false"/>
+                <w:color w:val="111827"/>
+                <w:sz w:val="17"/>
+                <w:szCs w:val="17"/>
               </w:rPr>
               <w:t xml:space="preserve">—</w:t>
             </w:r>
@@ -555,13 +667,26 @@
         </w:tc>
         <w:tc>
           <w:tcPr>
-            <w:tcW w:type="pct" w:w="16%"/>
-          </w:tcPr>
-          <w:p>
-            <w:r>
-              <w:rPr>
-                <w:sz w:val="18"/>
-                <w:szCs w:val="18"/>
+            <w:tcW w:type="dxa" w:w="1350"/>
+            <w:tcMar>
+              <w:top w:type="dxa" w:w="90"/>
+              <w:left w:type="dxa" w:w="120"/>
+              <w:bottom w:type="dxa" w:w="90"/>
+              <w:right w:type="dxa" w:w="120"/>
+            </w:tcMar>
+            <w:vAlign w:val="top"/>
+          </w:tcPr>
+          <w:p>
+            <w:pPr>
+              <w:spacing w:after="0" w:before="0"/>
+            </w:pPr>
+            <w:r>
+              <w:rPr>
+                <w:b w:val="false"/>
+                <w:bCs w:val="false"/>
+                <w:color w:val="111827"/>
+                <w:sz w:val="17"/>
+                <w:szCs w:val="17"/>
               </w:rPr>
               <w:t xml:space="preserve">Borrador</w:t>
             </w:r>
@@ -569,27 +694,53 @@
         </w:tc>
         <w:tc>
           <w:tcPr>
-            <w:tcW w:type="pct" w:w="16%"/>
-          </w:tcPr>
-          <w:p>
-            <w:r>
-              <w:rPr>
-                <w:sz w:val="18"/>
-                <w:szCs w:val="18"/>
-              </w:rPr>
-              <w:t xml:space="preserve"/>
-            </w:r>
-          </w:p>
-        </w:tc>
-        <w:tc>
-          <w:tcPr>
-            <w:tcW w:type="pct" w:w="16%"/>
-          </w:tcPr>
-          <w:p>
-            <w:r>
-              <w:rPr>
-                <w:sz w:val="18"/>
-                <w:szCs w:val="18"/>
+            <w:tcW w:type="dxa" w:w="3200"/>
+            <w:tcMar>
+              <w:top w:type="dxa" w:w="90"/>
+              <w:left w:type="dxa" w:w="120"/>
+              <w:bottom w:type="dxa" w:w="90"/>
+              <w:right w:type="dxa" w:w="120"/>
+            </w:tcMar>
+            <w:vAlign w:val="top"/>
+          </w:tcPr>
+          <w:p>
+            <w:pPr>
+              <w:spacing w:after="0" w:before="0"/>
+            </w:pPr>
+            <w:r>
+              <w:rPr>
+                <w:b w:val="false"/>
+                <w:bCs w:val="false"/>
+                <w:color w:val="111827"/>
+                <w:sz w:val="17"/>
+                <w:szCs w:val="17"/>
+              </w:rPr>
+              <w:t xml:space="preserve">—</w:t>
+            </w:r>
+          </w:p>
+        </w:tc>
+        <w:tc>
+          <w:tcPr>
+            <w:tcW w:type="dxa" w:w="1570"/>
+            <w:tcMar>
+              <w:top w:type="dxa" w:w="90"/>
+              <w:left w:type="dxa" w:w="120"/>
+              <w:bottom w:type="dxa" w:w="90"/>
+              <w:right w:type="dxa" w:w="120"/>
+            </w:tcMar>
+            <w:vAlign w:val="top"/>
+          </w:tcPr>
+          <w:p>
+            <w:pPr>
+              <w:spacing w:after="0" w:before="0"/>
+            </w:pPr>
+            <w:r>
+              <w:rPr>
+                <w:b w:val="false"/>
+                <w:bCs w:val="false"/>
+                <w:color w:val="111827"/>
+                <w:sz w:val="17"/>
+                <w:szCs w:val="17"/>
               </w:rPr>
               <w:t xml:space="preserve">—</w:t>
             </w:r>
@@ -599,13 +750,26 @@
       <w:tr>
         <w:tc>
           <w:tcPr>
-            <w:tcW w:type="pct" w:w="16%"/>
-          </w:tcPr>
-          <w:p>
-            <w:r>
-              <w:rPr>
-                <w:sz w:val="18"/>
-                <w:szCs w:val="18"/>
+            <w:tcW w:type="dxa" w:w="1000"/>
+            <w:tcMar>
+              <w:top w:type="dxa" w:w="90"/>
+              <w:left w:type="dxa" w:w="120"/>
+              <w:bottom w:type="dxa" w:w="90"/>
+              <w:right w:type="dxa" w:w="120"/>
+            </w:tcMar>
+            <w:vAlign w:val="top"/>
+          </w:tcPr>
+          <w:p>
+            <w:pPr>
+              <w:spacing w:after="0" w:before="0"/>
+            </w:pPr>
+            <w:r>
+              <w:rPr>
+                <w:b w:val="false"/>
+                <w:bCs w:val="false"/>
+                <w:color w:val="111827"/>
+                <w:sz w:val="17"/>
+                <w:szCs w:val="17"/>
               </w:rPr>
               <w:t xml:space="preserve">2026B</w:t>
             </w:r>
@@ -613,13 +777,26 @@
         </w:tc>
         <w:tc>
           <w:tcPr>
-            <w:tcW w:type="pct" w:w="16%"/>
-          </w:tcPr>
-          <w:p>
-            <w:r>
-              <w:rPr>
-                <w:sz w:val="18"/>
-                <w:szCs w:val="18"/>
+            <w:tcW w:type="dxa" w:w="950"/>
+            <w:tcMar>
+              <w:top w:type="dxa" w:w="90"/>
+              <w:left w:type="dxa" w:w="120"/>
+              <w:bottom w:type="dxa" w:w="90"/>
+              <w:right w:type="dxa" w:w="120"/>
+            </w:tcMar>
+            <w:vAlign w:val="top"/>
+          </w:tcPr>
+          <w:p>
+            <w:pPr>
+              <w:spacing w:after="0" w:before="0"/>
+            </w:pPr>
+            <w:r>
+              <w:rPr>
+                <w:b w:val="false"/>
+                <w:bCs w:val="false"/>
+                <w:color w:val="111827"/>
+                <w:sz w:val="17"/>
+                <w:szCs w:val="17"/>
               </w:rPr>
               <w:t xml:space="preserve">0.5</w:t>
             </w:r>
@@ -627,13 +804,26 @@
         </w:tc>
         <w:tc>
           <w:tcPr>
-            <w:tcW w:type="pct" w:w="16%"/>
-          </w:tcPr>
-          <w:p>
-            <w:r>
-              <w:rPr>
-                <w:sz w:val="18"/>
-                <w:szCs w:val="18"/>
+            <w:tcW w:type="dxa" w:w="950"/>
+            <w:tcMar>
+              <w:top w:type="dxa" w:w="90"/>
+              <w:left w:type="dxa" w:w="120"/>
+              <w:bottom w:type="dxa" w:w="90"/>
+              <w:right w:type="dxa" w:w="120"/>
+            </w:tcMar>
+            <w:vAlign w:val="top"/>
+          </w:tcPr>
+          <w:p>
+            <w:pPr>
+              <w:spacing w:after="0" w:before="0"/>
+            </w:pPr>
+            <w:r>
+              <w:rPr>
+                <w:b w:val="false"/>
+                <w:bCs w:val="false"/>
+                <w:color w:val="111827"/>
+                <w:sz w:val="17"/>
+                <w:szCs w:val="17"/>
               </w:rPr>
               <w:t xml:space="preserve">0</w:t>
             </w:r>
@@ -641,13 +831,26 @@
         </w:tc>
         <w:tc>
           <w:tcPr>
-            <w:tcW w:type="pct" w:w="16%"/>
-          </w:tcPr>
-          <w:p>
-            <w:r>
-              <w:rPr>
-                <w:sz w:val="18"/>
-                <w:szCs w:val="18"/>
+            <w:tcW w:type="dxa" w:w="1350"/>
+            <w:tcMar>
+              <w:top w:type="dxa" w:w="90"/>
+              <w:left w:type="dxa" w:w="120"/>
+              <w:bottom w:type="dxa" w:w="90"/>
+              <w:right w:type="dxa" w:w="120"/>
+            </w:tcMar>
+            <w:vAlign w:val="top"/>
+          </w:tcPr>
+          <w:p>
+            <w:pPr>
+              <w:spacing w:after="0" w:before="0"/>
+            </w:pPr>
+            <w:r>
+              <w:rPr>
+                <w:b w:val="false"/>
+                <w:bCs w:val="false"/>
+                <w:color w:val="111827"/>
+                <w:sz w:val="17"/>
+                <w:szCs w:val="17"/>
               </w:rPr>
               <w:t xml:space="preserve">Borrador</w:t>
             </w:r>
@@ -655,27 +858,53 @@
         </w:tc>
         <w:tc>
           <w:tcPr>
-            <w:tcW w:type="pct" w:w="16%"/>
-          </w:tcPr>
-          <w:p>
-            <w:r>
-              <w:rPr>
-                <w:sz w:val="18"/>
-                <w:szCs w:val="18"/>
-              </w:rPr>
-              <w:t xml:space="preserve"/>
-            </w:r>
-          </w:p>
-        </w:tc>
-        <w:tc>
-          <w:tcPr>
-            <w:tcW w:type="pct" w:w="16%"/>
-          </w:tcPr>
-          <w:p>
-            <w:r>
-              <w:rPr>
-                <w:sz w:val="18"/>
-                <w:szCs w:val="18"/>
+            <w:tcW w:type="dxa" w:w="3200"/>
+            <w:tcMar>
+              <w:top w:type="dxa" w:w="90"/>
+              <w:left w:type="dxa" w:w="120"/>
+              <w:bottom w:type="dxa" w:w="90"/>
+              <w:right w:type="dxa" w:w="120"/>
+            </w:tcMar>
+            <w:vAlign w:val="top"/>
+          </w:tcPr>
+          <w:p>
+            <w:pPr>
+              <w:spacing w:after="0" w:before="0"/>
+            </w:pPr>
+            <w:r>
+              <w:rPr>
+                <w:b w:val="false"/>
+                <w:bCs w:val="false"/>
+                <w:color w:val="111827"/>
+                <w:sz w:val="17"/>
+                <w:szCs w:val="17"/>
+              </w:rPr>
+              <w:t xml:space="preserve">—</w:t>
+            </w:r>
+          </w:p>
+        </w:tc>
+        <w:tc>
+          <w:tcPr>
+            <w:tcW w:type="dxa" w:w="1570"/>
+            <w:tcMar>
+              <w:top w:type="dxa" w:w="90"/>
+              <w:left w:type="dxa" w:w="120"/>
+              <w:bottom w:type="dxa" w:w="90"/>
+              <w:right w:type="dxa" w:w="120"/>
+            </w:tcMar>
+            <w:vAlign w:val="top"/>
+          </w:tcPr>
+          <w:p>
+            <w:pPr>
+              <w:spacing w:after="0" w:before="0"/>
+            </w:pPr>
+            <w:r>
+              <w:rPr>
+                <w:b w:val="false"/>
+                <w:bCs w:val="false"/>
+                <w:color w:val="111827"/>
+                <w:sz w:val="17"/>
+                <w:szCs w:val="17"/>
               </w:rPr>
               <w:t xml:space="preserve">—</w:t>
             </w:r>
@@ -773,36 +1002,49 @@
     </w:p>
     <w:tbl>
       <w:tblPr>
-        <w:tblW w:type="pct" w:w="100%"/>
+        <w:tblW w:type="dxa" w:w="9020"/>
         <w:tblBorders>
-          <w:top w:val="single" w:color="auto" w:sz="4"/>
-          <w:left w:val="single" w:color="auto" w:sz="4"/>
-          <w:bottom w:val="single" w:color="auto" w:sz="4"/>
-          <w:right w:val="single" w:color="auto" w:sz="4"/>
-          <w:insideH w:val="single" w:color="auto" w:sz="4"/>
-          <w:insideV w:val="single" w:color="auto" w:sz="4"/>
+          <w:top w:val="single" w:color="D1D5DB" w:sz="1"/>
+          <w:left w:val="single" w:color="D1D5DB" w:sz="1"/>
+          <w:bottom w:val="single" w:color="D1D5DB" w:sz="1"/>
+          <w:right w:val="single" w:color="D1D5DB" w:sz="1"/>
+          <w:insideH w:val="single" w:color="D1D5DB" w:sz="1"/>
+          <w:insideV w:val="single" w:color="D1D5DB" w:sz="1"/>
         </w:tblBorders>
+        <w:tblLayout w:type="fixed"/>
       </w:tblPr>
       <w:tblGrid>
-        <w:gridCol w:w="100"/>
-        <w:gridCol w:w="100"/>
-        <w:gridCol w:w="100"/>
-        <w:gridCol w:w="100"/>
-        <w:gridCol w:w="100"/>
-        <w:gridCol w:w="100"/>
+        <w:gridCol w:w="1000"/>
+        <w:gridCol w:w="950"/>
+        <w:gridCol w:w="950"/>
+        <w:gridCol w:w="1350"/>
+        <w:gridCol w:w="3200"/>
+        <w:gridCol w:w="1570"/>
       </w:tblGrid>
       <w:tr>
         <w:tc>
           <w:tcPr>
-            <w:tcW w:type="pct" w:w="16%"/>
-          </w:tcPr>
-          <w:p>
+            <w:tcW w:type="dxa" w:w="1000"/>
+            <w:shd w:fill="F3F4F6"/>
+            <w:tcMar>
+              <w:top w:type="dxa" w:w="90"/>
+              <w:left w:type="dxa" w:w="120"/>
+              <w:bottom w:type="dxa" w:w="90"/>
+              <w:right w:type="dxa" w:w="120"/>
+            </w:tcMar>
+            <w:vAlign w:val="center"/>
+          </w:tcPr>
+          <w:p>
+            <w:pPr>
+              <w:spacing w:after="0" w:before="0"/>
+            </w:pPr>
             <w:r>
               <w:rPr>
                 <w:b/>
                 <w:bCs/>
-                <w:sz w:val="18"/>
-                <w:szCs w:val="18"/>
+                <w:color w:val="374151"/>
+                <w:sz w:val="16"/>
+                <w:szCs w:val="16"/>
               </w:rPr>
               <w:t xml:space="preserve">Periodo</w:t>
             </w:r>
@@ -810,15 +1052,27 @@
         </w:tc>
         <w:tc>
           <w:tcPr>
-            <w:tcW w:type="pct" w:w="16%"/>
-          </w:tcPr>
-          <w:p>
+            <w:tcW w:type="dxa" w:w="950"/>
+            <w:shd w:fill="F3F4F6"/>
+            <w:tcMar>
+              <w:top w:type="dxa" w:w="90"/>
+              <w:left w:type="dxa" w:w="120"/>
+              <w:bottom w:type="dxa" w:w="90"/>
+              <w:right w:type="dxa" w:w="120"/>
+            </w:tcMar>
+            <w:vAlign w:val="center"/>
+          </w:tcPr>
+          <w:p>
+            <w:pPr>
+              <w:spacing w:after="0" w:before="0"/>
+            </w:pPr>
             <w:r>
               <w:rPr>
                 <w:b/>
                 <w:bCs/>
-                <w:sz w:val="18"/>
-                <w:szCs w:val="18"/>
+                <w:color w:val="374151"/>
+                <w:sz w:val="16"/>
+                <w:szCs w:val="16"/>
               </w:rPr>
               <w:t xml:space="preserve">Meta</w:t>
             </w:r>
@@ -826,15 +1080,27 @@
         </w:tc>
         <w:tc>
           <w:tcPr>
-            <w:tcW w:type="pct" w:w="16%"/>
-          </w:tcPr>
-          <w:p>
+            <w:tcW w:type="dxa" w:w="950"/>
+            <w:shd w:fill="F3F4F6"/>
+            <w:tcMar>
+              <w:top w:type="dxa" w:w="90"/>
+              <w:left w:type="dxa" w:w="120"/>
+              <w:bottom w:type="dxa" w:w="90"/>
+              <w:right w:type="dxa" w:w="120"/>
+            </w:tcMar>
+            <w:vAlign w:val="center"/>
+          </w:tcPr>
+          <w:p>
+            <w:pPr>
+              <w:spacing w:after="0" w:before="0"/>
+            </w:pPr>
             <w:r>
               <w:rPr>
                 <w:b/>
                 <w:bCs/>
-                <w:sz w:val="18"/>
-                <w:szCs w:val="18"/>
+                <w:color w:val="374151"/>
+                <w:sz w:val="16"/>
+                <w:szCs w:val="16"/>
               </w:rPr>
               <w:t xml:space="preserve">Avance</w:t>
             </w:r>
@@ -842,15 +1108,27 @@
         </w:tc>
         <w:tc>
           <w:tcPr>
-            <w:tcW w:type="pct" w:w="16%"/>
-          </w:tcPr>
-          <w:p>
+            <w:tcW w:type="dxa" w:w="1350"/>
+            <w:shd w:fill="F3F4F6"/>
+            <w:tcMar>
+              <w:top w:type="dxa" w:w="90"/>
+              <w:left w:type="dxa" w:w="120"/>
+              <w:bottom w:type="dxa" w:w="90"/>
+              <w:right w:type="dxa" w:w="120"/>
+            </w:tcMar>
+            <w:vAlign w:val="center"/>
+          </w:tcPr>
+          <w:p>
+            <w:pPr>
+              <w:spacing w:after="0" w:before="0"/>
+            </w:pPr>
             <w:r>
               <w:rPr>
                 <w:b/>
                 <w:bCs/>
-                <w:sz w:val="18"/>
-                <w:szCs w:val="18"/>
+                <w:color w:val="374151"/>
+                <w:sz w:val="16"/>
+                <w:szCs w:val="16"/>
               </w:rPr>
               <w:t xml:space="preserve">Estado</w:t>
             </w:r>
@@ -858,15 +1136,27 @@
         </w:tc>
         <w:tc>
           <w:tcPr>
-            <w:tcW w:type="pct" w:w="16%"/>
-          </w:tcPr>
-          <w:p>
+            <w:tcW w:type="dxa" w:w="3200"/>
+            <w:shd w:fill="F3F4F6"/>
+            <w:tcMar>
+              <w:top w:type="dxa" w:w="90"/>
+              <w:left w:type="dxa" w:w="120"/>
+              <w:bottom w:type="dxa" w:w="90"/>
+              <w:right w:type="dxa" w:w="120"/>
+            </w:tcMar>
+            <w:vAlign w:val="center"/>
+          </w:tcPr>
+          <w:p>
+            <w:pPr>
+              <w:spacing w:after="0" w:before="0"/>
+            </w:pPr>
             <w:r>
               <w:rPr>
                 <w:b/>
                 <w:bCs/>
-                <w:sz w:val="18"/>
-                <w:szCs w:val="18"/>
+                <w:color w:val="374151"/>
+                <w:sz w:val="16"/>
+                <w:szCs w:val="16"/>
               </w:rPr>
               <w:t xml:space="preserve">Reportado por</w:t>
             </w:r>
@@ -874,15 +1164,27 @@
         </w:tc>
         <w:tc>
           <w:tcPr>
-            <w:tcW w:type="pct" w:w="16%"/>
-          </w:tcPr>
-          <w:p>
+            <w:tcW w:type="dxa" w:w="1570"/>
+            <w:shd w:fill="F3F4F6"/>
+            <w:tcMar>
+              <w:top w:type="dxa" w:w="90"/>
+              <w:left w:type="dxa" w:w="120"/>
+              <w:bottom w:type="dxa" w:w="90"/>
+              <w:right w:type="dxa" w:w="120"/>
+            </w:tcMar>
+            <w:vAlign w:val="center"/>
+          </w:tcPr>
+          <w:p>
+            <w:pPr>
+              <w:spacing w:after="0" w:before="0"/>
+            </w:pPr>
             <w:r>
               <w:rPr>
                 <w:b/>
                 <w:bCs/>
-                <w:sz w:val="18"/>
-                <w:szCs w:val="18"/>
+                <w:color w:val="374151"/>
+                <w:sz w:val="16"/>
+                <w:szCs w:val="16"/>
               </w:rPr>
               <w:t xml:space="preserve">Fecha envío</w:t>
             </w:r>
@@ -892,13 +1194,26 @@
       <w:tr>
         <w:tc>
           <w:tcPr>
-            <w:tcW w:type="pct" w:w="16%"/>
-          </w:tcPr>
-          <w:p>
-            <w:r>
-              <w:rPr>
-                <w:sz w:val="18"/>
-                <w:szCs w:val="18"/>
+            <w:tcW w:type="dxa" w:w="1000"/>
+            <w:tcMar>
+              <w:top w:type="dxa" w:w="90"/>
+              <w:left w:type="dxa" w:w="120"/>
+              <w:bottom w:type="dxa" w:w="90"/>
+              <w:right w:type="dxa" w:w="120"/>
+            </w:tcMar>
+            <w:vAlign w:val="top"/>
+          </w:tcPr>
+          <w:p>
+            <w:pPr>
+              <w:spacing w:after="0" w:before="0"/>
+            </w:pPr>
+            <w:r>
+              <w:rPr>
+                <w:b w:val="false"/>
+                <w:bCs w:val="false"/>
+                <w:color w:val="111827"/>
+                <w:sz w:val="17"/>
+                <w:szCs w:val="17"/>
               </w:rPr>
               <w:t xml:space="preserve">2026A</w:t>
             </w:r>
@@ -906,13 +1221,26 @@
         </w:tc>
         <w:tc>
           <w:tcPr>
-            <w:tcW w:type="pct" w:w="16%"/>
-          </w:tcPr>
-          <w:p>
-            <w:r>
-              <w:rPr>
-                <w:sz w:val="18"/>
-                <w:szCs w:val="18"/>
+            <w:tcW w:type="dxa" w:w="950"/>
+            <w:tcMar>
+              <w:top w:type="dxa" w:w="90"/>
+              <w:left w:type="dxa" w:w="120"/>
+              <w:bottom w:type="dxa" w:w="90"/>
+              <w:right w:type="dxa" w:w="120"/>
+            </w:tcMar>
+            <w:vAlign w:val="top"/>
+          </w:tcPr>
+          <w:p>
+            <w:pPr>
+              <w:spacing w:after="0" w:before="0"/>
+            </w:pPr>
+            <w:r>
+              <w:rPr>
+                <w:b w:val="false"/>
+                <w:bCs w:val="false"/>
+                <w:color w:val="111827"/>
+                <w:sz w:val="17"/>
+                <w:szCs w:val="17"/>
               </w:rPr>
               <w:t xml:space="preserve">8</w:t>
             </w:r>
@@ -920,13 +1248,26 @@
         </w:tc>
         <w:tc>
           <w:tcPr>
-            <w:tcW w:type="pct" w:w="16%"/>
-          </w:tcPr>
-          <w:p>
-            <w:r>
-              <w:rPr>
-                <w:sz w:val="18"/>
-                <w:szCs w:val="18"/>
+            <w:tcW w:type="dxa" w:w="950"/>
+            <w:tcMar>
+              <w:top w:type="dxa" w:w="90"/>
+              <w:left w:type="dxa" w:w="120"/>
+              <w:bottom w:type="dxa" w:w="90"/>
+              <w:right w:type="dxa" w:w="120"/>
+            </w:tcMar>
+            <w:vAlign w:val="top"/>
+          </w:tcPr>
+          <w:p>
+            <w:pPr>
+              <w:spacing w:after="0" w:before="0"/>
+            </w:pPr>
+            <w:r>
+              <w:rPr>
+                <w:b w:val="false"/>
+                <w:bCs w:val="false"/>
+                <w:color w:val="111827"/>
+                <w:sz w:val="17"/>
+                <w:szCs w:val="17"/>
               </w:rPr>
               <w:t xml:space="preserve">0</w:t>
             </w:r>
@@ -934,13 +1275,26 @@
         </w:tc>
         <w:tc>
           <w:tcPr>
-            <w:tcW w:type="pct" w:w="16%"/>
-          </w:tcPr>
-          <w:p>
-            <w:r>
-              <w:rPr>
-                <w:sz w:val="18"/>
-                <w:szCs w:val="18"/>
+            <w:tcW w:type="dxa" w:w="1350"/>
+            <w:tcMar>
+              <w:top w:type="dxa" w:w="90"/>
+              <w:left w:type="dxa" w:w="120"/>
+              <w:bottom w:type="dxa" w:w="90"/>
+              <w:right w:type="dxa" w:w="120"/>
+            </w:tcMar>
+            <w:vAlign w:val="top"/>
+          </w:tcPr>
+          <w:p>
+            <w:pPr>
+              <w:spacing w:after="0" w:before="0"/>
+            </w:pPr>
+            <w:r>
+              <w:rPr>
+                <w:b w:val="false"/>
+                <w:bCs w:val="false"/>
+                <w:color w:val="111827"/>
+                <w:sz w:val="17"/>
+                <w:szCs w:val="17"/>
               </w:rPr>
               <w:t xml:space="preserve">Borrador</w:t>
             </w:r>
@@ -948,27 +1302,53 @@
         </w:tc>
         <w:tc>
           <w:tcPr>
-            <w:tcW w:type="pct" w:w="16%"/>
-          </w:tcPr>
-          <w:p>
-            <w:r>
-              <w:rPr>
-                <w:sz w:val="18"/>
-                <w:szCs w:val="18"/>
-              </w:rPr>
-              <w:t xml:space="preserve"/>
-            </w:r>
-          </w:p>
-        </w:tc>
-        <w:tc>
-          <w:tcPr>
-            <w:tcW w:type="pct" w:w="16%"/>
-          </w:tcPr>
-          <w:p>
-            <w:r>
-              <w:rPr>
-                <w:sz w:val="18"/>
-                <w:szCs w:val="18"/>
+            <w:tcW w:type="dxa" w:w="3200"/>
+            <w:tcMar>
+              <w:top w:type="dxa" w:w="90"/>
+              <w:left w:type="dxa" w:w="120"/>
+              <w:bottom w:type="dxa" w:w="90"/>
+              <w:right w:type="dxa" w:w="120"/>
+            </w:tcMar>
+            <w:vAlign w:val="top"/>
+          </w:tcPr>
+          <w:p>
+            <w:pPr>
+              <w:spacing w:after="0" w:before="0"/>
+            </w:pPr>
+            <w:r>
+              <w:rPr>
+                <w:b w:val="false"/>
+                <w:bCs w:val="false"/>
+                <w:color w:val="111827"/>
+                <w:sz w:val="17"/>
+                <w:szCs w:val="17"/>
+              </w:rPr>
+              <w:t xml:space="preserve">—</w:t>
+            </w:r>
+          </w:p>
+        </w:tc>
+        <w:tc>
+          <w:tcPr>
+            <w:tcW w:type="dxa" w:w="1570"/>
+            <w:tcMar>
+              <w:top w:type="dxa" w:w="90"/>
+              <w:left w:type="dxa" w:w="120"/>
+              <w:bottom w:type="dxa" w:w="90"/>
+              <w:right w:type="dxa" w:w="120"/>
+            </w:tcMar>
+            <w:vAlign w:val="top"/>
+          </w:tcPr>
+          <w:p>
+            <w:pPr>
+              <w:spacing w:after="0" w:before="0"/>
+            </w:pPr>
+            <w:r>
+              <w:rPr>
+                <w:b w:val="false"/>
+                <w:bCs w:val="false"/>
+                <w:color w:val="111827"/>
+                <w:sz w:val="17"/>
+                <w:szCs w:val="17"/>
               </w:rPr>
               <w:t xml:space="preserve">—</w:t>
             </w:r>
@@ -978,13 +1358,26 @@
       <w:tr>
         <w:tc>
           <w:tcPr>
-            <w:tcW w:type="pct" w:w="16%"/>
-          </w:tcPr>
-          <w:p>
-            <w:r>
-              <w:rPr>
-                <w:sz w:val="18"/>
-                <w:szCs w:val="18"/>
+            <w:tcW w:type="dxa" w:w="1000"/>
+            <w:tcMar>
+              <w:top w:type="dxa" w:w="90"/>
+              <w:left w:type="dxa" w:w="120"/>
+              <w:bottom w:type="dxa" w:w="90"/>
+              <w:right w:type="dxa" w:w="120"/>
+            </w:tcMar>
+            <w:vAlign w:val="top"/>
+          </w:tcPr>
+          <w:p>
+            <w:pPr>
+              <w:spacing w:after="0" w:before="0"/>
+            </w:pPr>
+            <w:r>
+              <w:rPr>
+                <w:b w:val="false"/>
+                <w:bCs w:val="false"/>
+                <w:color w:val="111827"/>
+                <w:sz w:val="17"/>
+                <w:szCs w:val="17"/>
               </w:rPr>
               <w:t xml:space="preserve">2026B</w:t>
             </w:r>
@@ -992,13 +1385,26 @@
         </w:tc>
         <w:tc>
           <w:tcPr>
-            <w:tcW w:type="pct" w:w="16%"/>
-          </w:tcPr>
-          <w:p>
-            <w:r>
-              <w:rPr>
-                <w:sz w:val="18"/>
-                <w:szCs w:val="18"/>
+            <w:tcW w:type="dxa" w:w="950"/>
+            <w:tcMar>
+              <w:top w:type="dxa" w:w="90"/>
+              <w:left w:type="dxa" w:w="120"/>
+              <w:bottom w:type="dxa" w:w="90"/>
+              <w:right w:type="dxa" w:w="120"/>
+            </w:tcMar>
+            <w:vAlign w:val="top"/>
+          </w:tcPr>
+          <w:p>
+            <w:pPr>
+              <w:spacing w:after="0" w:before="0"/>
+            </w:pPr>
+            <w:r>
+              <w:rPr>
+                <w:b w:val="false"/>
+                <w:bCs w:val="false"/>
+                <w:color w:val="111827"/>
+                <w:sz w:val="17"/>
+                <w:szCs w:val="17"/>
               </w:rPr>
               <w:t xml:space="preserve">0</w:t>
             </w:r>
@@ -1006,13 +1412,26 @@
         </w:tc>
         <w:tc>
           <w:tcPr>
-            <w:tcW w:type="pct" w:w="16%"/>
-          </w:tcPr>
-          <w:p>
-            <w:r>
-              <w:rPr>
-                <w:sz w:val="18"/>
-                <w:szCs w:val="18"/>
+            <w:tcW w:type="dxa" w:w="950"/>
+            <w:tcMar>
+              <w:top w:type="dxa" w:w="90"/>
+              <w:left w:type="dxa" w:w="120"/>
+              <w:bottom w:type="dxa" w:w="90"/>
+              <w:right w:type="dxa" w:w="120"/>
+            </w:tcMar>
+            <w:vAlign w:val="top"/>
+          </w:tcPr>
+          <w:p>
+            <w:pPr>
+              <w:spacing w:after="0" w:before="0"/>
+            </w:pPr>
+            <w:r>
+              <w:rPr>
+                <w:b w:val="false"/>
+                <w:bCs w:val="false"/>
+                <w:color w:val="111827"/>
+                <w:sz w:val="17"/>
+                <w:szCs w:val="17"/>
               </w:rPr>
               <w:t xml:space="preserve">0</w:t>
             </w:r>
@@ -1020,13 +1439,26 @@
         </w:tc>
         <w:tc>
           <w:tcPr>
-            <w:tcW w:type="pct" w:w="16%"/>
-          </w:tcPr>
-          <w:p>
-            <w:r>
-              <w:rPr>
-                <w:sz w:val="18"/>
-                <w:szCs w:val="18"/>
+            <w:tcW w:type="dxa" w:w="1350"/>
+            <w:tcMar>
+              <w:top w:type="dxa" w:w="90"/>
+              <w:left w:type="dxa" w:w="120"/>
+              <w:bottom w:type="dxa" w:w="90"/>
+              <w:right w:type="dxa" w:w="120"/>
+            </w:tcMar>
+            <w:vAlign w:val="top"/>
+          </w:tcPr>
+          <w:p>
+            <w:pPr>
+              <w:spacing w:after="0" w:before="0"/>
+            </w:pPr>
+            <w:r>
+              <w:rPr>
+                <w:b w:val="false"/>
+                <w:bCs w:val="false"/>
+                <w:color w:val="111827"/>
+                <w:sz w:val="17"/>
+                <w:szCs w:val="17"/>
               </w:rPr>
               <w:t xml:space="preserve">Borrador</w:t>
             </w:r>
@@ -1034,27 +1466,53 @@
         </w:tc>
         <w:tc>
           <w:tcPr>
-            <w:tcW w:type="pct" w:w="16%"/>
-          </w:tcPr>
-          <w:p>
-            <w:r>
-              <w:rPr>
-                <w:sz w:val="18"/>
-                <w:szCs w:val="18"/>
-              </w:rPr>
-              <w:t xml:space="preserve"/>
-            </w:r>
-          </w:p>
-        </w:tc>
-        <w:tc>
-          <w:tcPr>
-            <w:tcW w:type="pct" w:w="16%"/>
-          </w:tcPr>
-          <w:p>
-            <w:r>
-              <w:rPr>
-                <w:sz w:val="18"/>
-                <w:szCs w:val="18"/>
+            <w:tcW w:type="dxa" w:w="3200"/>
+            <w:tcMar>
+              <w:top w:type="dxa" w:w="90"/>
+              <w:left w:type="dxa" w:w="120"/>
+              <w:bottom w:type="dxa" w:w="90"/>
+              <w:right w:type="dxa" w:w="120"/>
+            </w:tcMar>
+            <w:vAlign w:val="top"/>
+          </w:tcPr>
+          <w:p>
+            <w:pPr>
+              <w:spacing w:after="0" w:before="0"/>
+            </w:pPr>
+            <w:r>
+              <w:rPr>
+                <w:b w:val="false"/>
+                <w:bCs w:val="false"/>
+                <w:color w:val="111827"/>
+                <w:sz w:val="17"/>
+                <w:szCs w:val="17"/>
+              </w:rPr>
+              <w:t xml:space="preserve">—</w:t>
+            </w:r>
+          </w:p>
+        </w:tc>
+        <w:tc>
+          <w:tcPr>
+            <w:tcW w:type="dxa" w:w="1570"/>
+            <w:tcMar>
+              <w:top w:type="dxa" w:w="90"/>
+              <w:left w:type="dxa" w:w="120"/>
+              <w:bottom w:type="dxa" w:w="90"/>
+              <w:right w:type="dxa" w:w="120"/>
+            </w:tcMar>
+            <w:vAlign w:val="top"/>
+          </w:tcPr>
+          <w:p>
+            <w:pPr>
+              <w:spacing w:after="0" w:before="0"/>
+            </w:pPr>
+            <w:r>
+              <w:rPr>
+                <w:b w:val="false"/>
+                <w:bCs w:val="false"/>
+                <w:color w:val="111827"/>
+                <w:sz w:val="17"/>
+                <w:szCs w:val="17"/>
               </w:rPr>
               <w:t xml:space="preserve">—</w:t>
             </w:r>
@@ -1064,13 +1522,26 @@
       <w:tr>
         <w:tc>
           <w:tcPr>
-            <w:tcW w:type="pct" w:w="16%"/>
-          </w:tcPr>
-          <w:p>
-            <w:r>
-              <w:rPr>
-                <w:sz w:val="18"/>
-                <w:szCs w:val="18"/>
+            <w:tcW w:type="dxa" w:w="1000"/>
+            <w:tcMar>
+              <w:top w:type="dxa" w:w="90"/>
+              <w:left w:type="dxa" w:w="120"/>
+              <w:bottom w:type="dxa" w:w="90"/>
+              <w:right w:type="dxa" w:w="120"/>
+            </w:tcMar>
+            <w:vAlign w:val="top"/>
+          </w:tcPr>
+          <w:p>
+            <w:pPr>
+              <w:spacing w:after="0" w:before="0"/>
+            </w:pPr>
+            <w:r>
+              <w:rPr>
+                <w:b w:val="false"/>
+                <w:bCs w:val="false"/>
+                <w:color w:val="111827"/>
+                <w:sz w:val="17"/>
+                <w:szCs w:val="17"/>
               </w:rPr>
               <w:t xml:space="preserve">2027A</w:t>
             </w:r>
@@ -1078,13 +1549,26 @@
         </w:tc>
         <w:tc>
           <w:tcPr>
-            <w:tcW w:type="pct" w:w="16%"/>
-          </w:tcPr>
-          <w:p>
-            <w:r>
-              <w:rPr>
-                <w:sz w:val="18"/>
-                <w:szCs w:val="18"/>
+            <w:tcW w:type="dxa" w:w="950"/>
+            <w:tcMar>
+              <w:top w:type="dxa" w:w="90"/>
+              <w:left w:type="dxa" w:w="120"/>
+              <w:bottom w:type="dxa" w:w="90"/>
+              <w:right w:type="dxa" w:w="120"/>
+            </w:tcMar>
+            <w:vAlign w:val="top"/>
+          </w:tcPr>
+          <w:p>
+            <w:pPr>
+              <w:spacing w:after="0" w:before="0"/>
+            </w:pPr>
+            <w:r>
+              <w:rPr>
+                <w:b w:val="false"/>
+                <w:bCs w:val="false"/>
+                <w:color w:val="111827"/>
+                <w:sz w:val="17"/>
+                <w:szCs w:val="17"/>
               </w:rPr>
               <w:t xml:space="preserve">0</w:t>
             </w:r>
@@ -1092,13 +1576,26 @@
         </w:tc>
         <w:tc>
           <w:tcPr>
-            <w:tcW w:type="pct" w:w="16%"/>
-          </w:tcPr>
-          <w:p>
-            <w:r>
-              <w:rPr>
-                <w:sz w:val="18"/>
-                <w:szCs w:val="18"/>
+            <w:tcW w:type="dxa" w:w="950"/>
+            <w:tcMar>
+              <w:top w:type="dxa" w:w="90"/>
+              <w:left w:type="dxa" w:w="120"/>
+              <w:bottom w:type="dxa" w:w="90"/>
+              <w:right w:type="dxa" w:w="120"/>
+            </w:tcMar>
+            <w:vAlign w:val="top"/>
+          </w:tcPr>
+          <w:p>
+            <w:pPr>
+              <w:spacing w:after="0" w:before="0"/>
+            </w:pPr>
+            <w:r>
+              <w:rPr>
+                <w:b w:val="false"/>
+                <w:bCs w:val="false"/>
+                <w:color w:val="111827"/>
+                <w:sz w:val="17"/>
+                <w:szCs w:val="17"/>
               </w:rPr>
               <w:t xml:space="preserve">0</w:t>
             </w:r>
@@ -1106,13 +1603,26 @@
         </w:tc>
         <w:tc>
           <w:tcPr>
-            <w:tcW w:type="pct" w:w="16%"/>
-          </w:tcPr>
-          <w:p>
-            <w:r>
-              <w:rPr>
-                <w:sz w:val="18"/>
-                <w:szCs w:val="18"/>
+            <w:tcW w:type="dxa" w:w="1350"/>
+            <w:tcMar>
+              <w:top w:type="dxa" w:w="90"/>
+              <w:left w:type="dxa" w:w="120"/>
+              <w:bottom w:type="dxa" w:w="90"/>
+              <w:right w:type="dxa" w:w="120"/>
+            </w:tcMar>
+            <w:vAlign w:val="top"/>
+          </w:tcPr>
+          <w:p>
+            <w:pPr>
+              <w:spacing w:after="0" w:before="0"/>
+            </w:pPr>
+            <w:r>
+              <w:rPr>
+                <w:b w:val="false"/>
+                <w:bCs w:val="false"/>
+                <w:color w:val="111827"/>
+                <w:sz w:val="17"/>
+                <w:szCs w:val="17"/>
               </w:rPr>
               <w:t xml:space="preserve">Borrador</w:t>
             </w:r>
@@ -1120,27 +1630,53 @@
         </w:tc>
         <w:tc>
           <w:tcPr>
-            <w:tcW w:type="pct" w:w="16%"/>
-          </w:tcPr>
-          <w:p>
-            <w:r>
-              <w:rPr>
-                <w:sz w:val="18"/>
-                <w:szCs w:val="18"/>
-              </w:rPr>
-              <w:t xml:space="preserve"/>
-            </w:r>
-          </w:p>
-        </w:tc>
-        <w:tc>
-          <w:tcPr>
-            <w:tcW w:type="pct" w:w="16%"/>
-          </w:tcPr>
-          <w:p>
-            <w:r>
-              <w:rPr>
-                <w:sz w:val="18"/>
-                <w:szCs w:val="18"/>
+            <w:tcW w:type="dxa" w:w="3200"/>
+            <w:tcMar>
+              <w:top w:type="dxa" w:w="90"/>
+              <w:left w:type="dxa" w:w="120"/>
+              <w:bottom w:type="dxa" w:w="90"/>
+              <w:right w:type="dxa" w:w="120"/>
+            </w:tcMar>
+            <w:vAlign w:val="top"/>
+          </w:tcPr>
+          <w:p>
+            <w:pPr>
+              <w:spacing w:after="0" w:before="0"/>
+            </w:pPr>
+            <w:r>
+              <w:rPr>
+                <w:b w:val="false"/>
+                <w:bCs w:val="false"/>
+                <w:color w:val="111827"/>
+                <w:sz w:val="17"/>
+                <w:szCs w:val="17"/>
+              </w:rPr>
+              <w:t xml:space="preserve">—</w:t>
+            </w:r>
+          </w:p>
+        </w:tc>
+        <w:tc>
+          <w:tcPr>
+            <w:tcW w:type="dxa" w:w="1570"/>
+            <w:tcMar>
+              <w:top w:type="dxa" w:w="90"/>
+              <w:left w:type="dxa" w:w="120"/>
+              <w:bottom w:type="dxa" w:w="90"/>
+              <w:right w:type="dxa" w:w="120"/>
+            </w:tcMar>
+            <w:vAlign w:val="top"/>
+          </w:tcPr>
+          <w:p>
+            <w:pPr>
+              <w:spacing w:after="0" w:before="0"/>
+            </w:pPr>
+            <w:r>
+              <w:rPr>
+                <w:b w:val="false"/>
+                <w:bCs w:val="false"/>
+                <w:color w:val="111827"/>
+                <w:sz w:val="17"/>
+                <w:szCs w:val="17"/>
               </w:rPr>
               <w:t xml:space="preserve">—</w:t>
             </w:r>
@@ -1150,13 +1686,26 @@
       <w:tr>
         <w:tc>
           <w:tcPr>
-            <w:tcW w:type="pct" w:w="16%"/>
-          </w:tcPr>
-          <w:p>
-            <w:r>
-              <w:rPr>
-                <w:sz w:val="18"/>
-                <w:szCs w:val="18"/>
+            <w:tcW w:type="dxa" w:w="1000"/>
+            <w:tcMar>
+              <w:top w:type="dxa" w:w="90"/>
+              <w:left w:type="dxa" w:w="120"/>
+              <w:bottom w:type="dxa" w:w="90"/>
+              <w:right w:type="dxa" w:w="120"/>
+            </w:tcMar>
+            <w:vAlign w:val="top"/>
+          </w:tcPr>
+          <w:p>
+            <w:pPr>
+              <w:spacing w:after="0" w:before="0"/>
+            </w:pPr>
+            <w:r>
+              <w:rPr>
+                <w:b w:val="false"/>
+                <w:bCs w:val="false"/>
+                <w:color w:val="111827"/>
+                <w:sz w:val="17"/>
+                <w:szCs w:val="17"/>
               </w:rPr>
               <w:t xml:space="preserve">2027B</w:t>
             </w:r>
@@ -1164,13 +1713,26 @@
         </w:tc>
         <w:tc>
           <w:tcPr>
-            <w:tcW w:type="pct" w:w="16%"/>
-          </w:tcPr>
-          <w:p>
-            <w:r>
-              <w:rPr>
-                <w:sz w:val="18"/>
-                <w:szCs w:val="18"/>
+            <w:tcW w:type="dxa" w:w="950"/>
+            <w:tcMar>
+              <w:top w:type="dxa" w:w="90"/>
+              <w:left w:type="dxa" w:w="120"/>
+              <w:bottom w:type="dxa" w:w="90"/>
+              <w:right w:type="dxa" w:w="120"/>
+            </w:tcMar>
+            <w:vAlign w:val="top"/>
+          </w:tcPr>
+          <w:p>
+            <w:pPr>
+              <w:spacing w:after="0" w:before="0"/>
+            </w:pPr>
+            <w:r>
+              <w:rPr>
+                <w:b w:val="false"/>
+                <w:bCs w:val="false"/>
+                <w:color w:val="111827"/>
+                <w:sz w:val="17"/>
+                <w:szCs w:val="17"/>
               </w:rPr>
               <w:t xml:space="preserve">9</w:t>
             </w:r>
@@ -1178,13 +1740,26 @@
         </w:tc>
         <w:tc>
           <w:tcPr>
-            <w:tcW w:type="pct" w:w="16%"/>
-          </w:tcPr>
-          <w:p>
-            <w:r>
-              <w:rPr>
-                <w:sz w:val="18"/>
-                <w:szCs w:val="18"/>
+            <w:tcW w:type="dxa" w:w="950"/>
+            <w:tcMar>
+              <w:top w:type="dxa" w:w="90"/>
+              <w:left w:type="dxa" w:w="120"/>
+              <w:bottom w:type="dxa" w:w="90"/>
+              <w:right w:type="dxa" w:w="120"/>
+            </w:tcMar>
+            <w:vAlign w:val="top"/>
+          </w:tcPr>
+          <w:p>
+            <w:pPr>
+              <w:spacing w:after="0" w:before="0"/>
+            </w:pPr>
+            <w:r>
+              <w:rPr>
+                <w:b w:val="false"/>
+                <w:bCs w:val="false"/>
+                <w:color w:val="111827"/>
+                <w:sz w:val="17"/>
+                <w:szCs w:val="17"/>
               </w:rPr>
               <w:t xml:space="preserve">0</w:t>
             </w:r>
@@ -1192,13 +1767,26 @@
         </w:tc>
         <w:tc>
           <w:tcPr>
-            <w:tcW w:type="pct" w:w="16%"/>
-          </w:tcPr>
-          <w:p>
-            <w:r>
-              <w:rPr>
-                <w:sz w:val="18"/>
-                <w:szCs w:val="18"/>
+            <w:tcW w:type="dxa" w:w="1350"/>
+            <w:tcMar>
+              <w:top w:type="dxa" w:w="90"/>
+              <w:left w:type="dxa" w:w="120"/>
+              <w:bottom w:type="dxa" w:w="90"/>
+              <w:right w:type="dxa" w:w="120"/>
+            </w:tcMar>
+            <w:vAlign w:val="top"/>
+          </w:tcPr>
+          <w:p>
+            <w:pPr>
+              <w:spacing w:after="0" w:before="0"/>
+            </w:pPr>
+            <w:r>
+              <w:rPr>
+                <w:b w:val="false"/>
+                <w:bCs w:val="false"/>
+                <w:color w:val="111827"/>
+                <w:sz w:val="17"/>
+                <w:szCs w:val="17"/>
               </w:rPr>
               <w:t xml:space="preserve">Borrador</w:t>
             </w:r>
@@ -1206,27 +1794,53 @@
         </w:tc>
         <w:tc>
           <w:tcPr>
-            <w:tcW w:type="pct" w:w="16%"/>
-          </w:tcPr>
-          <w:p>
-            <w:r>
-              <w:rPr>
-                <w:sz w:val="18"/>
-                <w:szCs w:val="18"/>
-              </w:rPr>
-              <w:t xml:space="preserve"/>
-            </w:r>
-          </w:p>
-        </w:tc>
-        <w:tc>
-          <w:tcPr>
-            <w:tcW w:type="pct" w:w="16%"/>
-          </w:tcPr>
-          <w:p>
-            <w:r>
-              <w:rPr>
-                <w:sz w:val="18"/>
-                <w:szCs w:val="18"/>
+            <w:tcW w:type="dxa" w:w="3200"/>
+            <w:tcMar>
+              <w:top w:type="dxa" w:w="90"/>
+              <w:left w:type="dxa" w:w="120"/>
+              <w:bottom w:type="dxa" w:w="90"/>
+              <w:right w:type="dxa" w:w="120"/>
+            </w:tcMar>
+            <w:vAlign w:val="top"/>
+          </w:tcPr>
+          <w:p>
+            <w:pPr>
+              <w:spacing w:after="0" w:before="0"/>
+            </w:pPr>
+            <w:r>
+              <w:rPr>
+                <w:b w:val="false"/>
+                <w:bCs w:val="false"/>
+                <w:color w:val="111827"/>
+                <w:sz w:val="17"/>
+                <w:szCs w:val="17"/>
+              </w:rPr>
+              <w:t xml:space="preserve">—</w:t>
+            </w:r>
+          </w:p>
+        </w:tc>
+        <w:tc>
+          <w:tcPr>
+            <w:tcW w:type="dxa" w:w="1570"/>
+            <w:tcMar>
+              <w:top w:type="dxa" w:w="90"/>
+              <w:left w:type="dxa" w:w="120"/>
+              <w:bottom w:type="dxa" w:w="90"/>
+              <w:right w:type="dxa" w:w="120"/>
+            </w:tcMar>
+            <w:vAlign w:val="top"/>
+          </w:tcPr>
+          <w:p>
+            <w:pPr>
+              <w:spacing w:after="0" w:before="0"/>
+            </w:pPr>
+            <w:r>
+              <w:rPr>
+                <w:b w:val="false"/>
+                <w:bCs w:val="false"/>
+                <w:color w:val="111827"/>
+                <w:sz w:val="17"/>
+                <w:szCs w:val="17"/>
               </w:rPr>
               <w:t xml:space="preserve">—</w:t>
             </w:r>
@@ -1236,13 +1850,26 @@
       <w:tr>
         <w:tc>
           <w:tcPr>
-            <w:tcW w:type="pct" w:w="16%"/>
-          </w:tcPr>
-          <w:p>
-            <w:r>
-              <w:rPr>
-                <w:sz w:val="18"/>
-                <w:szCs w:val="18"/>
+            <w:tcW w:type="dxa" w:w="1000"/>
+            <w:tcMar>
+              <w:top w:type="dxa" w:w="90"/>
+              <w:left w:type="dxa" w:w="120"/>
+              <w:bottom w:type="dxa" w:w="90"/>
+              <w:right w:type="dxa" w:w="120"/>
+            </w:tcMar>
+            <w:vAlign w:val="top"/>
+          </w:tcPr>
+          <w:p>
+            <w:pPr>
+              <w:spacing w:after="0" w:before="0"/>
+            </w:pPr>
+            <w:r>
+              <w:rPr>
+                <w:b w:val="false"/>
+                <w:bCs w:val="false"/>
+                <w:color w:val="111827"/>
+                <w:sz w:val="17"/>
+                <w:szCs w:val="17"/>
               </w:rPr>
               <w:t xml:space="preserve">2028A</w:t>
             </w:r>
@@ -1250,13 +1877,26 @@
         </w:tc>
         <w:tc>
           <w:tcPr>
-            <w:tcW w:type="pct" w:w="16%"/>
-          </w:tcPr>
-          <w:p>
-            <w:r>
-              <w:rPr>
-                <w:sz w:val="18"/>
-                <w:szCs w:val="18"/>
+            <w:tcW w:type="dxa" w:w="950"/>
+            <w:tcMar>
+              <w:top w:type="dxa" w:w="90"/>
+              <w:left w:type="dxa" w:w="120"/>
+              <w:bottom w:type="dxa" w:w="90"/>
+              <w:right w:type="dxa" w:w="120"/>
+            </w:tcMar>
+            <w:vAlign w:val="top"/>
+          </w:tcPr>
+          <w:p>
+            <w:pPr>
+              <w:spacing w:after="0" w:before="0"/>
+            </w:pPr>
+            <w:r>
+              <w:rPr>
+                <w:b w:val="false"/>
+                <w:bCs w:val="false"/>
+                <w:color w:val="111827"/>
+                <w:sz w:val="17"/>
+                <w:szCs w:val="17"/>
               </w:rPr>
               <w:t xml:space="preserve">0</w:t>
             </w:r>
@@ -1264,13 +1904,26 @@
         </w:tc>
         <w:tc>
           <w:tcPr>
-            <w:tcW w:type="pct" w:w="16%"/>
-          </w:tcPr>
-          <w:p>
-            <w:r>
-              <w:rPr>
-                <w:sz w:val="18"/>
-                <w:szCs w:val="18"/>
+            <w:tcW w:type="dxa" w:w="950"/>
+            <w:tcMar>
+              <w:top w:type="dxa" w:w="90"/>
+              <w:left w:type="dxa" w:w="120"/>
+              <w:bottom w:type="dxa" w:w="90"/>
+              <w:right w:type="dxa" w:w="120"/>
+            </w:tcMar>
+            <w:vAlign w:val="top"/>
+          </w:tcPr>
+          <w:p>
+            <w:pPr>
+              <w:spacing w:after="0" w:before="0"/>
+            </w:pPr>
+            <w:r>
+              <w:rPr>
+                <w:b w:val="false"/>
+                <w:bCs w:val="false"/>
+                <w:color w:val="111827"/>
+                <w:sz w:val="17"/>
+                <w:szCs w:val="17"/>
               </w:rPr>
               <w:t xml:space="preserve">0</w:t>
             </w:r>
@@ -1278,13 +1931,26 @@
         </w:tc>
         <w:tc>
           <w:tcPr>
-            <w:tcW w:type="pct" w:w="16%"/>
-          </w:tcPr>
-          <w:p>
-            <w:r>
-              <w:rPr>
-                <w:sz w:val="18"/>
-                <w:szCs w:val="18"/>
+            <w:tcW w:type="dxa" w:w="1350"/>
+            <w:tcMar>
+              <w:top w:type="dxa" w:w="90"/>
+              <w:left w:type="dxa" w:w="120"/>
+              <w:bottom w:type="dxa" w:w="90"/>
+              <w:right w:type="dxa" w:w="120"/>
+            </w:tcMar>
+            <w:vAlign w:val="top"/>
+          </w:tcPr>
+          <w:p>
+            <w:pPr>
+              <w:spacing w:after="0" w:before="0"/>
+            </w:pPr>
+            <w:r>
+              <w:rPr>
+                <w:b w:val="false"/>
+                <w:bCs w:val="false"/>
+                <w:color w:val="111827"/>
+                <w:sz w:val="17"/>
+                <w:szCs w:val="17"/>
               </w:rPr>
               <w:t xml:space="preserve">Borrador</w:t>
             </w:r>
@@ -1292,27 +1958,53 @@
         </w:tc>
         <w:tc>
           <w:tcPr>
-            <w:tcW w:type="pct" w:w="16%"/>
-          </w:tcPr>
-          <w:p>
-            <w:r>
-              <w:rPr>
-                <w:sz w:val="18"/>
-                <w:szCs w:val="18"/>
-              </w:rPr>
-              <w:t xml:space="preserve"/>
-            </w:r>
-          </w:p>
-        </w:tc>
-        <w:tc>
-          <w:tcPr>
-            <w:tcW w:type="pct" w:w="16%"/>
-          </w:tcPr>
-          <w:p>
-            <w:r>
-              <w:rPr>
-                <w:sz w:val="18"/>
-                <w:szCs w:val="18"/>
+            <w:tcW w:type="dxa" w:w="3200"/>
+            <w:tcMar>
+              <w:top w:type="dxa" w:w="90"/>
+              <w:left w:type="dxa" w:w="120"/>
+              <w:bottom w:type="dxa" w:w="90"/>
+              <w:right w:type="dxa" w:w="120"/>
+            </w:tcMar>
+            <w:vAlign w:val="top"/>
+          </w:tcPr>
+          <w:p>
+            <w:pPr>
+              <w:spacing w:after="0" w:before="0"/>
+            </w:pPr>
+            <w:r>
+              <w:rPr>
+                <w:b w:val="false"/>
+                <w:bCs w:val="false"/>
+                <w:color w:val="111827"/>
+                <w:sz w:val="17"/>
+                <w:szCs w:val="17"/>
+              </w:rPr>
+              <w:t xml:space="preserve">—</w:t>
+            </w:r>
+          </w:p>
+        </w:tc>
+        <w:tc>
+          <w:tcPr>
+            <w:tcW w:type="dxa" w:w="1570"/>
+            <w:tcMar>
+              <w:top w:type="dxa" w:w="90"/>
+              <w:left w:type="dxa" w:w="120"/>
+              <w:bottom w:type="dxa" w:w="90"/>
+              <w:right w:type="dxa" w:w="120"/>
+            </w:tcMar>
+            <w:vAlign w:val="top"/>
+          </w:tcPr>
+          <w:p>
+            <w:pPr>
+              <w:spacing w:after="0" w:before="0"/>
+            </w:pPr>
+            <w:r>
+              <w:rPr>
+                <w:b w:val="false"/>
+                <w:bCs w:val="false"/>
+                <w:color w:val="111827"/>
+                <w:sz w:val="17"/>
+                <w:szCs w:val="17"/>
               </w:rPr>
               <w:t xml:space="preserve">—</w:t>
             </w:r>
@@ -1322,13 +2014,26 @@
       <w:tr>
         <w:tc>
           <w:tcPr>
-            <w:tcW w:type="pct" w:w="16%"/>
-          </w:tcPr>
-          <w:p>
-            <w:r>
-              <w:rPr>
-                <w:sz w:val="18"/>
-                <w:szCs w:val="18"/>
+            <w:tcW w:type="dxa" w:w="1000"/>
+            <w:tcMar>
+              <w:top w:type="dxa" w:w="90"/>
+              <w:left w:type="dxa" w:w="120"/>
+              <w:bottom w:type="dxa" w:w="90"/>
+              <w:right w:type="dxa" w:w="120"/>
+            </w:tcMar>
+            <w:vAlign w:val="top"/>
+          </w:tcPr>
+          <w:p>
+            <w:pPr>
+              <w:spacing w:after="0" w:before="0"/>
+            </w:pPr>
+            <w:r>
+              <w:rPr>
+                <w:b w:val="false"/>
+                <w:bCs w:val="false"/>
+                <w:color w:val="111827"/>
+                <w:sz w:val="17"/>
+                <w:szCs w:val="17"/>
               </w:rPr>
               <w:t xml:space="preserve">2028B</w:t>
             </w:r>
@@ -1336,13 +2041,26 @@
         </w:tc>
         <w:tc>
           <w:tcPr>
-            <w:tcW w:type="pct" w:w="16%"/>
-          </w:tcPr>
-          <w:p>
-            <w:r>
-              <w:rPr>
-                <w:sz w:val="18"/>
-                <w:szCs w:val="18"/>
+            <w:tcW w:type="dxa" w:w="950"/>
+            <w:tcMar>
+              <w:top w:type="dxa" w:w="90"/>
+              <w:left w:type="dxa" w:w="120"/>
+              <w:bottom w:type="dxa" w:w="90"/>
+              <w:right w:type="dxa" w:w="120"/>
+            </w:tcMar>
+            <w:vAlign w:val="top"/>
+          </w:tcPr>
+          <w:p>
+            <w:pPr>
+              <w:spacing w:after="0" w:before="0"/>
+            </w:pPr>
+            <w:r>
+              <w:rPr>
+                <w:b w:val="false"/>
+                <w:bCs w:val="false"/>
+                <w:color w:val="111827"/>
+                <w:sz w:val="17"/>
+                <w:szCs w:val="17"/>
               </w:rPr>
               <w:t xml:space="preserve">10</w:t>
             </w:r>
@@ -1350,13 +2068,26 @@
         </w:tc>
         <w:tc>
           <w:tcPr>
-            <w:tcW w:type="pct" w:w="16%"/>
-          </w:tcPr>
-          <w:p>
-            <w:r>
-              <w:rPr>
-                <w:sz w:val="18"/>
-                <w:szCs w:val="18"/>
+            <w:tcW w:type="dxa" w:w="950"/>
+            <w:tcMar>
+              <w:top w:type="dxa" w:w="90"/>
+              <w:left w:type="dxa" w:w="120"/>
+              <w:bottom w:type="dxa" w:w="90"/>
+              <w:right w:type="dxa" w:w="120"/>
+            </w:tcMar>
+            <w:vAlign w:val="top"/>
+          </w:tcPr>
+          <w:p>
+            <w:pPr>
+              <w:spacing w:after="0" w:before="0"/>
+            </w:pPr>
+            <w:r>
+              <w:rPr>
+                <w:b w:val="false"/>
+                <w:bCs w:val="false"/>
+                <w:color w:val="111827"/>
+                <w:sz w:val="17"/>
+                <w:szCs w:val="17"/>
               </w:rPr>
               <w:t xml:space="preserve">0</w:t>
             </w:r>
@@ -1364,13 +2095,26 @@
         </w:tc>
         <w:tc>
           <w:tcPr>
-            <w:tcW w:type="pct" w:w="16%"/>
-          </w:tcPr>
-          <w:p>
-            <w:r>
-              <w:rPr>
-                <w:sz w:val="18"/>
-                <w:szCs w:val="18"/>
+            <w:tcW w:type="dxa" w:w="1350"/>
+            <w:tcMar>
+              <w:top w:type="dxa" w:w="90"/>
+              <w:left w:type="dxa" w:w="120"/>
+              <w:bottom w:type="dxa" w:w="90"/>
+              <w:right w:type="dxa" w:w="120"/>
+            </w:tcMar>
+            <w:vAlign w:val="top"/>
+          </w:tcPr>
+          <w:p>
+            <w:pPr>
+              <w:spacing w:after="0" w:before="0"/>
+            </w:pPr>
+            <w:r>
+              <w:rPr>
+                <w:b w:val="false"/>
+                <w:bCs w:val="false"/>
+                <w:color w:val="111827"/>
+                <w:sz w:val="17"/>
+                <w:szCs w:val="17"/>
               </w:rPr>
               <w:t xml:space="preserve">Borrador</w:t>
             </w:r>
@@ -1378,27 +2122,53 @@
         </w:tc>
         <w:tc>
           <w:tcPr>
-            <w:tcW w:type="pct" w:w="16%"/>
-          </w:tcPr>
-          <w:p>
-            <w:r>
-              <w:rPr>
-                <w:sz w:val="18"/>
-                <w:szCs w:val="18"/>
-              </w:rPr>
-              <w:t xml:space="preserve"/>
-            </w:r>
-          </w:p>
-        </w:tc>
-        <w:tc>
-          <w:tcPr>
-            <w:tcW w:type="pct" w:w="16%"/>
-          </w:tcPr>
-          <w:p>
-            <w:r>
-              <w:rPr>
-                <w:sz w:val="18"/>
-                <w:szCs w:val="18"/>
+            <w:tcW w:type="dxa" w:w="3200"/>
+            <w:tcMar>
+              <w:top w:type="dxa" w:w="90"/>
+              <w:left w:type="dxa" w:w="120"/>
+              <w:bottom w:type="dxa" w:w="90"/>
+              <w:right w:type="dxa" w:w="120"/>
+            </w:tcMar>
+            <w:vAlign w:val="top"/>
+          </w:tcPr>
+          <w:p>
+            <w:pPr>
+              <w:spacing w:after="0" w:before="0"/>
+            </w:pPr>
+            <w:r>
+              <w:rPr>
+                <w:b w:val="false"/>
+                <w:bCs w:val="false"/>
+                <w:color w:val="111827"/>
+                <w:sz w:val="17"/>
+                <w:szCs w:val="17"/>
+              </w:rPr>
+              <w:t xml:space="preserve">—</w:t>
+            </w:r>
+          </w:p>
+        </w:tc>
+        <w:tc>
+          <w:tcPr>
+            <w:tcW w:type="dxa" w:w="1570"/>
+            <w:tcMar>
+              <w:top w:type="dxa" w:w="90"/>
+              <w:left w:type="dxa" w:w="120"/>
+              <w:bottom w:type="dxa" w:w="90"/>
+              <w:right w:type="dxa" w:w="120"/>
+            </w:tcMar>
+            <w:vAlign w:val="top"/>
+          </w:tcPr>
+          <w:p>
+            <w:pPr>
+              <w:spacing w:after="0" w:before="0"/>
+            </w:pPr>
+            <w:r>
+              <w:rPr>
+                <w:b w:val="false"/>
+                <w:bCs w:val="false"/>
+                <w:color w:val="111827"/>
+                <w:sz w:val="17"/>
+                <w:szCs w:val="17"/>
               </w:rPr>
               <w:t xml:space="preserve">—</w:t>
             </w:r>
@@ -1408,13 +2178,26 @@
       <w:tr>
         <w:tc>
           <w:tcPr>
-            <w:tcW w:type="pct" w:w="16%"/>
-          </w:tcPr>
-          <w:p>
-            <w:r>
-              <w:rPr>
-                <w:sz w:val="18"/>
-                <w:szCs w:val="18"/>
+            <w:tcW w:type="dxa" w:w="1000"/>
+            <w:tcMar>
+              <w:top w:type="dxa" w:w="90"/>
+              <w:left w:type="dxa" w:w="120"/>
+              <w:bottom w:type="dxa" w:w="90"/>
+              <w:right w:type="dxa" w:w="120"/>
+            </w:tcMar>
+            <w:vAlign w:val="top"/>
+          </w:tcPr>
+          <w:p>
+            <w:pPr>
+              <w:spacing w:after="0" w:before="0"/>
+            </w:pPr>
+            <w:r>
+              <w:rPr>
+                <w:b w:val="false"/>
+                <w:bCs w:val="false"/>
+                <w:color w:val="111827"/>
+                <w:sz w:val="17"/>
+                <w:szCs w:val="17"/>
               </w:rPr>
               <w:t xml:space="preserve">2029A</w:t>
             </w:r>
@@ -1422,13 +2205,26 @@
         </w:tc>
         <w:tc>
           <w:tcPr>
-            <w:tcW w:type="pct" w:w="16%"/>
-          </w:tcPr>
-          <w:p>
-            <w:r>
-              <w:rPr>
-                <w:sz w:val="18"/>
-                <w:szCs w:val="18"/>
+            <w:tcW w:type="dxa" w:w="950"/>
+            <w:tcMar>
+              <w:top w:type="dxa" w:w="90"/>
+              <w:left w:type="dxa" w:w="120"/>
+              <w:bottom w:type="dxa" w:w="90"/>
+              <w:right w:type="dxa" w:w="120"/>
+            </w:tcMar>
+            <w:vAlign w:val="top"/>
+          </w:tcPr>
+          <w:p>
+            <w:pPr>
+              <w:spacing w:after="0" w:before="0"/>
+            </w:pPr>
+            <w:r>
+              <w:rPr>
+                <w:b w:val="false"/>
+                <w:bCs w:val="false"/>
+                <w:color w:val="111827"/>
+                <w:sz w:val="17"/>
+                <w:szCs w:val="17"/>
               </w:rPr>
               <w:t xml:space="preserve">0</w:t>
             </w:r>
@@ -1436,13 +2232,26 @@
         </w:tc>
         <w:tc>
           <w:tcPr>
-            <w:tcW w:type="pct" w:w="16%"/>
-          </w:tcPr>
-          <w:p>
-            <w:r>
-              <w:rPr>
-                <w:sz w:val="18"/>
-                <w:szCs w:val="18"/>
+            <w:tcW w:type="dxa" w:w="950"/>
+            <w:tcMar>
+              <w:top w:type="dxa" w:w="90"/>
+              <w:left w:type="dxa" w:w="120"/>
+              <w:bottom w:type="dxa" w:w="90"/>
+              <w:right w:type="dxa" w:w="120"/>
+            </w:tcMar>
+            <w:vAlign w:val="top"/>
+          </w:tcPr>
+          <w:p>
+            <w:pPr>
+              <w:spacing w:after="0" w:before="0"/>
+            </w:pPr>
+            <w:r>
+              <w:rPr>
+                <w:b w:val="false"/>
+                <w:bCs w:val="false"/>
+                <w:color w:val="111827"/>
+                <w:sz w:val="17"/>
+                <w:szCs w:val="17"/>
               </w:rPr>
               <w:t xml:space="preserve">0</w:t>
             </w:r>
@@ -1450,13 +2259,26 @@
         </w:tc>
         <w:tc>
           <w:tcPr>
-            <w:tcW w:type="pct" w:w="16%"/>
-          </w:tcPr>
-          <w:p>
-            <w:r>
-              <w:rPr>
-                <w:sz w:val="18"/>
-                <w:szCs w:val="18"/>
+            <w:tcW w:type="dxa" w:w="1350"/>
+            <w:tcMar>
+              <w:top w:type="dxa" w:w="90"/>
+              <w:left w:type="dxa" w:w="120"/>
+              <w:bottom w:type="dxa" w:w="90"/>
+              <w:right w:type="dxa" w:w="120"/>
+            </w:tcMar>
+            <w:vAlign w:val="top"/>
+          </w:tcPr>
+          <w:p>
+            <w:pPr>
+              <w:spacing w:after="0" w:before="0"/>
+            </w:pPr>
+            <w:r>
+              <w:rPr>
+                <w:b w:val="false"/>
+                <w:bCs w:val="false"/>
+                <w:color w:val="111827"/>
+                <w:sz w:val="17"/>
+                <w:szCs w:val="17"/>
               </w:rPr>
               <w:t xml:space="preserve">Borrador</w:t>
             </w:r>
@@ -1464,27 +2286,53 @@
         </w:tc>
         <w:tc>
           <w:tcPr>
-            <w:tcW w:type="pct" w:w="16%"/>
-          </w:tcPr>
-          <w:p>
-            <w:r>
-              <w:rPr>
-                <w:sz w:val="18"/>
-                <w:szCs w:val="18"/>
-              </w:rPr>
-              <w:t xml:space="preserve"/>
-            </w:r>
-          </w:p>
-        </w:tc>
-        <w:tc>
-          <w:tcPr>
-            <w:tcW w:type="pct" w:w="16%"/>
-          </w:tcPr>
-          <w:p>
-            <w:r>
-              <w:rPr>
-                <w:sz w:val="18"/>
-                <w:szCs w:val="18"/>
+            <w:tcW w:type="dxa" w:w="3200"/>
+            <w:tcMar>
+              <w:top w:type="dxa" w:w="90"/>
+              <w:left w:type="dxa" w:w="120"/>
+              <w:bottom w:type="dxa" w:w="90"/>
+              <w:right w:type="dxa" w:w="120"/>
+            </w:tcMar>
+            <w:vAlign w:val="top"/>
+          </w:tcPr>
+          <w:p>
+            <w:pPr>
+              <w:spacing w:after="0" w:before="0"/>
+            </w:pPr>
+            <w:r>
+              <w:rPr>
+                <w:b w:val="false"/>
+                <w:bCs w:val="false"/>
+                <w:color w:val="111827"/>
+                <w:sz w:val="17"/>
+                <w:szCs w:val="17"/>
+              </w:rPr>
+              <w:t xml:space="preserve">—</w:t>
+            </w:r>
+          </w:p>
+        </w:tc>
+        <w:tc>
+          <w:tcPr>
+            <w:tcW w:type="dxa" w:w="1570"/>
+            <w:tcMar>
+              <w:top w:type="dxa" w:w="90"/>
+              <w:left w:type="dxa" w:w="120"/>
+              <w:bottom w:type="dxa" w:w="90"/>
+              <w:right w:type="dxa" w:w="120"/>
+            </w:tcMar>
+            <w:vAlign w:val="top"/>
+          </w:tcPr>
+          <w:p>
+            <w:pPr>
+              <w:spacing w:after="0" w:before="0"/>
+            </w:pPr>
+            <w:r>
+              <w:rPr>
+                <w:b w:val="false"/>
+                <w:bCs w:val="false"/>
+                <w:color w:val="111827"/>
+                <w:sz w:val="17"/>
+                <w:szCs w:val="17"/>
               </w:rPr>
               <w:t xml:space="preserve">—</w:t>
             </w:r>
@@ -1494,13 +2342,26 @@
       <w:tr>
         <w:tc>
           <w:tcPr>
-            <w:tcW w:type="pct" w:w="16%"/>
-          </w:tcPr>
-          <w:p>
-            <w:r>
-              <w:rPr>
-                <w:sz w:val="18"/>
-                <w:szCs w:val="18"/>
+            <w:tcW w:type="dxa" w:w="1000"/>
+            <w:tcMar>
+              <w:top w:type="dxa" w:w="90"/>
+              <w:left w:type="dxa" w:w="120"/>
+              <w:bottom w:type="dxa" w:w="90"/>
+              <w:right w:type="dxa" w:w="120"/>
+            </w:tcMar>
+            <w:vAlign w:val="top"/>
+          </w:tcPr>
+          <w:p>
+            <w:pPr>
+              <w:spacing w:after="0" w:before="0"/>
+            </w:pPr>
+            <w:r>
+              <w:rPr>
+                <w:b w:val="false"/>
+                <w:bCs w:val="false"/>
+                <w:color w:val="111827"/>
+                <w:sz w:val="17"/>
+                <w:szCs w:val="17"/>
               </w:rPr>
               <w:t xml:space="preserve">2029B</w:t>
             </w:r>
@@ -1508,13 +2369,26 @@
         </w:tc>
         <w:tc>
           <w:tcPr>
-            <w:tcW w:type="pct" w:w="16%"/>
-          </w:tcPr>
-          <w:p>
-            <w:r>
-              <w:rPr>
-                <w:sz w:val="18"/>
-                <w:szCs w:val="18"/>
+            <w:tcW w:type="dxa" w:w="950"/>
+            <w:tcMar>
+              <w:top w:type="dxa" w:w="90"/>
+              <w:left w:type="dxa" w:w="120"/>
+              <w:bottom w:type="dxa" w:w="90"/>
+              <w:right w:type="dxa" w:w="120"/>
+            </w:tcMar>
+            <w:vAlign w:val="top"/>
+          </w:tcPr>
+          <w:p>
+            <w:pPr>
+              <w:spacing w:after="0" w:before="0"/>
+            </w:pPr>
+            <w:r>
+              <w:rPr>
+                <w:b w:val="false"/>
+                <w:bCs w:val="false"/>
+                <w:color w:val="111827"/>
+                <w:sz w:val="17"/>
+                <w:szCs w:val="17"/>
               </w:rPr>
               <w:t xml:space="preserve">12</w:t>
             </w:r>
@@ -1522,13 +2396,26 @@
         </w:tc>
         <w:tc>
           <w:tcPr>
-            <w:tcW w:type="pct" w:w="16%"/>
-          </w:tcPr>
-          <w:p>
-            <w:r>
-              <w:rPr>
-                <w:sz w:val="18"/>
-                <w:szCs w:val="18"/>
+            <w:tcW w:type="dxa" w:w="950"/>
+            <w:tcMar>
+              <w:top w:type="dxa" w:w="90"/>
+              <w:left w:type="dxa" w:w="120"/>
+              <w:bottom w:type="dxa" w:w="90"/>
+              <w:right w:type="dxa" w:w="120"/>
+            </w:tcMar>
+            <w:vAlign w:val="top"/>
+          </w:tcPr>
+          <w:p>
+            <w:pPr>
+              <w:spacing w:after="0" w:before="0"/>
+            </w:pPr>
+            <w:r>
+              <w:rPr>
+                <w:b w:val="false"/>
+                <w:bCs w:val="false"/>
+                <w:color w:val="111827"/>
+                <w:sz w:val="17"/>
+                <w:szCs w:val="17"/>
               </w:rPr>
               <w:t xml:space="preserve">0</w:t>
             </w:r>
@@ -1536,13 +2423,26 @@
         </w:tc>
         <w:tc>
           <w:tcPr>
-            <w:tcW w:type="pct" w:w="16%"/>
-          </w:tcPr>
-          <w:p>
-            <w:r>
-              <w:rPr>
-                <w:sz w:val="18"/>
-                <w:szCs w:val="18"/>
+            <w:tcW w:type="dxa" w:w="1350"/>
+            <w:tcMar>
+              <w:top w:type="dxa" w:w="90"/>
+              <w:left w:type="dxa" w:w="120"/>
+              <w:bottom w:type="dxa" w:w="90"/>
+              <w:right w:type="dxa" w:w="120"/>
+            </w:tcMar>
+            <w:vAlign w:val="top"/>
+          </w:tcPr>
+          <w:p>
+            <w:pPr>
+              <w:spacing w:after="0" w:before="0"/>
+            </w:pPr>
+            <w:r>
+              <w:rPr>
+                <w:b w:val="false"/>
+                <w:bCs w:val="false"/>
+                <w:color w:val="111827"/>
+                <w:sz w:val="17"/>
+                <w:szCs w:val="17"/>
               </w:rPr>
               <w:t xml:space="preserve">Borrador</w:t>
             </w:r>
@@ -1550,27 +2450,53 @@
         </w:tc>
         <w:tc>
           <w:tcPr>
-            <w:tcW w:type="pct" w:w="16%"/>
-          </w:tcPr>
-          <w:p>
-            <w:r>
-              <w:rPr>
-                <w:sz w:val="18"/>
-                <w:szCs w:val="18"/>
-              </w:rPr>
-              <w:t xml:space="preserve"/>
-            </w:r>
-          </w:p>
-        </w:tc>
-        <w:tc>
-          <w:tcPr>
-            <w:tcW w:type="pct" w:w="16%"/>
-          </w:tcPr>
-          <w:p>
-            <w:r>
-              <w:rPr>
-                <w:sz w:val="18"/>
-                <w:szCs w:val="18"/>
+            <w:tcW w:type="dxa" w:w="3200"/>
+            <w:tcMar>
+              <w:top w:type="dxa" w:w="90"/>
+              <w:left w:type="dxa" w:w="120"/>
+              <w:bottom w:type="dxa" w:w="90"/>
+              <w:right w:type="dxa" w:w="120"/>
+            </w:tcMar>
+            <w:vAlign w:val="top"/>
+          </w:tcPr>
+          <w:p>
+            <w:pPr>
+              <w:spacing w:after="0" w:before="0"/>
+            </w:pPr>
+            <w:r>
+              <w:rPr>
+                <w:b w:val="false"/>
+                <w:bCs w:val="false"/>
+                <w:color w:val="111827"/>
+                <w:sz w:val="17"/>
+                <w:szCs w:val="17"/>
+              </w:rPr>
+              <w:t xml:space="preserve">—</w:t>
+            </w:r>
+          </w:p>
+        </w:tc>
+        <w:tc>
+          <w:tcPr>
+            <w:tcW w:type="dxa" w:w="1570"/>
+            <w:tcMar>
+              <w:top w:type="dxa" w:w="90"/>
+              <w:left w:type="dxa" w:w="120"/>
+              <w:bottom w:type="dxa" w:w="90"/>
+              <w:right w:type="dxa" w:w="120"/>
+            </w:tcMar>
+            <w:vAlign w:val="top"/>
+          </w:tcPr>
+          <w:p>
+            <w:pPr>
+              <w:spacing w:after="0" w:before="0"/>
+            </w:pPr>
+            <w:r>
+              <w:rPr>
+                <w:b w:val="false"/>
+                <w:bCs w:val="false"/>
+                <w:color w:val="111827"/>
+                <w:sz w:val="17"/>
+                <w:szCs w:val="17"/>
               </w:rPr>
               <w:t xml:space="preserve">—</w:t>
             </w:r>
@@ -1752,36 +2678,49 @@
     </w:p>
     <w:tbl>
       <w:tblPr>
-        <w:tblW w:type="pct" w:w="100%"/>
+        <w:tblW w:type="dxa" w:w="9020"/>
         <w:tblBorders>
-          <w:top w:val="single" w:color="auto" w:sz="4"/>
-          <w:left w:val="single" w:color="auto" w:sz="4"/>
-          <w:bottom w:val="single" w:color="auto" w:sz="4"/>
-          <w:right w:val="single" w:color="auto" w:sz="4"/>
-          <w:insideH w:val="single" w:color="auto" w:sz="4"/>
-          <w:insideV w:val="single" w:color="auto" w:sz="4"/>
+          <w:top w:val="single" w:color="D1D5DB" w:sz="1"/>
+          <w:left w:val="single" w:color="D1D5DB" w:sz="1"/>
+          <w:bottom w:val="single" w:color="D1D5DB" w:sz="1"/>
+          <w:right w:val="single" w:color="D1D5DB" w:sz="1"/>
+          <w:insideH w:val="single" w:color="D1D5DB" w:sz="1"/>
+          <w:insideV w:val="single" w:color="D1D5DB" w:sz="1"/>
         </w:tblBorders>
+        <w:tblLayout w:type="fixed"/>
       </w:tblPr>
       <w:tblGrid>
-        <w:gridCol w:w="100"/>
-        <w:gridCol w:w="100"/>
-        <w:gridCol w:w="100"/>
-        <w:gridCol w:w="100"/>
-        <w:gridCol w:w="100"/>
-        <w:gridCol w:w="100"/>
+        <w:gridCol w:w="1000"/>
+        <w:gridCol w:w="950"/>
+        <w:gridCol w:w="950"/>
+        <w:gridCol w:w="1350"/>
+        <w:gridCol w:w="3200"/>
+        <w:gridCol w:w="1570"/>
       </w:tblGrid>
       <w:tr>
         <w:tc>
           <w:tcPr>
-            <w:tcW w:type="pct" w:w="16%"/>
-          </w:tcPr>
-          <w:p>
+            <w:tcW w:type="dxa" w:w="1000"/>
+            <w:shd w:fill="F3F4F6"/>
+            <w:tcMar>
+              <w:top w:type="dxa" w:w="90"/>
+              <w:left w:type="dxa" w:w="120"/>
+              <w:bottom w:type="dxa" w:w="90"/>
+              <w:right w:type="dxa" w:w="120"/>
+            </w:tcMar>
+            <w:vAlign w:val="center"/>
+          </w:tcPr>
+          <w:p>
+            <w:pPr>
+              <w:spacing w:after="0" w:before="0"/>
+            </w:pPr>
             <w:r>
               <w:rPr>
                 <w:b/>
                 <w:bCs/>
-                <w:sz w:val="18"/>
-                <w:szCs w:val="18"/>
+                <w:color w:val="374151"/>
+                <w:sz w:val="16"/>
+                <w:szCs w:val="16"/>
               </w:rPr>
               <w:t xml:space="preserve">Periodo</w:t>
             </w:r>
@@ -1789,15 +2728,27 @@
         </w:tc>
         <w:tc>
           <w:tcPr>
-            <w:tcW w:type="pct" w:w="16%"/>
-          </w:tcPr>
-          <w:p>
+            <w:tcW w:type="dxa" w:w="950"/>
+            <w:shd w:fill="F3F4F6"/>
+            <w:tcMar>
+              <w:top w:type="dxa" w:w="90"/>
+              <w:left w:type="dxa" w:w="120"/>
+              <w:bottom w:type="dxa" w:w="90"/>
+              <w:right w:type="dxa" w:w="120"/>
+            </w:tcMar>
+            <w:vAlign w:val="center"/>
+          </w:tcPr>
+          <w:p>
+            <w:pPr>
+              <w:spacing w:after="0" w:before="0"/>
+            </w:pPr>
             <w:r>
               <w:rPr>
                 <w:b/>
                 <w:bCs/>
-                <w:sz w:val="18"/>
-                <w:szCs w:val="18"/>
+                <w:color w:val="374151"/>
+                <w:sz w:val="16"/>
+                <w:szCs w:val="16"/>
               </w:rPr>
               <w:t xml:space="preserve">Meta</w:t>
             </w:r>
@@ -1805,15 +2756,27 @@
         </w:tc>
         <w:tc>
           <w:tcPr>
-            <w:tcW w:type="pct" w:w="16%"/>
-          </w:tcPr>
-          <w:p>
+            <w:tcW w:type="dxa" w:w="950"/>
+            <w:shd w:fill="F3F4F6"/>
+            <w:tcMar>
+              <w:top w:type="dxa" w:w="90"/>
+              <w:left w:type="dxa" w:w="120"/>
+              <w:bottom w:type="dxa" w:w="90"/>
+              <w:right w:type="dxa" w:w="120"/>
+            </w:tcMar>
+            <w:vAlign w:val="center"/>
+          </w:tcPr>
+          <w:p>
+            <w:pPr>
+              <w:spacing w:after="0" w:before="0"/>
+            </w:pPr>
             <w:r>
               <w:rPr>
                 <w:b/>
                 <w:bCs/>
-                <w:sz w:val="18"/>
-                <w:szCs w:val="18"/>
+                <w:color w:val="374151"/>
+                <w:sz w:val="16"/>
+                <w:szCs w:val="16"/>
               </w:rPr>
               <w:t xml:space="preserve">Avance</w:t>
             </w:r>
@@ -1821,15 +2784,27 @@
         </w:tc>
         <w:tc>
           <w:tcPr>
-            <w:tcW w:type="pct" w:w="16%"/>
-          </w:tcPr>
-          <w:p>
+            <w:tcW w:type="dxa" w:w="1350"/>
+            <w:shd w:fill="F3F4F6"/>
+            <w:tcMar>
+              <w:top w:type="dxa" w:w="90"/>
+              <w:left w:type="dxa" w:w="120"/>
+              <w:bottom w:type="dxa" w:w="90"/>
+              <w:right w:type="dxa" w:w="120"/>
+            </w:tcMar>
+            <w:vAlign w:val="center"/>
+          </w:tcPr>
+          <w:p>
+            <w:pPr>
+              <w:spacing w:after="0" w:before="0"/>
+            </w:pPr>
             <w:r>
               <w:rPr>
                 <w:b/>
                 <w:bCs/>
-                <w:sz w:val="18"/>
-                <w:szCs w:val="18"/>
+                <w:color w:val="374151"/>
+                <w:sz w:val="16"/>
+                <w:szCs w:val="16"/>
               </w:rPr>
               <w:t xml:space="preserve">Estado</w:t>
             </w:r>
@@ -1837,15 +2812,27 @@
         </w:tc>
         <w:tc>
           <w:tcPr>
-            <w:tcW w:type="pct" w:w="16%"/>
-          </w:tcPr>
-          <w:p>
+            <w:tcW w:type="dxa" w:w="3200"/>
+            <w:shd w:fill="F3F4F6"/>
+            <w:tcMar>
+              <w:top w:type="dxa" w:w="90"/>
+              <w:left w:type="dxa" w:w="120"/>
+              <w:bottom w:type="dxa" w:w="90"/>
+              <w:right w:type="dxa" w:w="120"/>
+            </w:tcMar>
+            <w:vAlign w:val="center"/>
+          </w:tcPr>
+          <w:p>
+            <w:pPr>
+              <w:spacing w:after="0" w:before="0"/>
+            </w:pPr>
             <w:r>
               <w:rPr>
                 <w:b/>
                 <w:bCs/>
-                <w:sz w:val="18"/>
-                <w:szCs w:val="18"/>
+                <w:color w:val="374151"/>
+                <w:sz w:val="16"/>
+                <w:szCs w:val="16"/>
               </w:rPr>
               <w:t xml:space="preserve">Reportado por</w:t>
             </w:r>
@@ -1853,15 +2840,27 @@
         </w:tc>
         <w:tc>
           <w:tcPr>
-            <w:tcW w:type="pct" w:w="16%"/>
-          </w:tcPr>
-          <w:p>
+            <w:tcW w:type="dxa" w:w="1570"/>
+            <w:shd w:fill="F3F4F6"/>
+            <w:tcMar>
+              <w:top w:type="dxa" w:w="90"/>
+              <w:left w:type="dxa" w:w="120"/>
+              <w:bottom w:type="dxa" w:w="90"/>
+              <w:right w:type="dxa" w:w="120"/>
+            </w:tcMar>
+            <w:vAlign w:val="center"/>
+          </w:tcPr>
+          <w:p>
+            <w:pPr>
+              <w:spacing w:after="0" w:before="0"/>
+            </w:pPr>
             <w:r>
               <w:rPr>
                 <w:b/>
                 <w:bCs/>
-                <w:sz w:val="18"/>
-                <w:szCs w:val="18"/>
+                <w:color w:val="374151"/>
+                <w:sz w:val="16"/>
+                <w:szCs w:val="16"/>
               </w:rPr>
               <w:t xml:space="preserve">Fecha envío</w:t>
             </w:r>
@@ -1871,13 +2870,26 @@
       <w:tr>
         <w:tc>
           <w:tcPr>
-            <w:tcW w:type="pct" w:w="16%"/>
-          </w:tcPr>
-          <w:p>
-            <w:r>
-              <w:rPr>
-                <w:sz w:val="18"/>
-                <w:szCs w:val="18"/>
+            <w:tcW w:type="dxa" w:w="1000"/>
+            <w:tcMar>
+              <w:top w:type="dxa" w:w="90"/>
+              <w:left w:type="dxa" w:w="120"/>
+              <w:bottom w:type="dxa" w:w="90"/>
+              <w:right w:type="dxa" w:w="120"/>
+            </w:tcMar>
+            <w:vAlign w:val="top"/>
+          </w:tcPr>
+          <w:p>
+            <w:pPr>
+              <w:spacing w:after="0" w:before="0"/>
+            </w:pPr>
+            <w:r>
+              <w:rPr>
+                <w:b w:val="false"/>
+                <w:bCs w:val="false"/>
+                <w:color w:val="111827"/>
+                <w:sz w:val="17"/>
+                <w:szCs w:val="17"/>
               </w:rPr>
               <w:t xml:space="preserve">2026B</w:t>
             </w:r>
@@ -1885,13 +2897,26 @@
         </w:tc>
         <w:tc>
           <w:tcPr>
-            <w:tcW w:type="pct" w:w="16%"/>
-          </w:tcPr>
-          <w:p>
-            <w:r>
-              <w:rPr>
-                <w:sz w:val="18"/>
-                <w:szCs w:val="18"/>
+            <w:tcW w:type="dxa" w:w="950"/>
+            <w:tcMar>
+              <w:top w:type="dxa" w:w="90"/>
+              <w:left w:type="dxa" w:w="120"/>
+              <w:bottom w:type="dxa" w:w="90"/>
+              <w:right w:type="dxa" w:w="120"/>
+            </w:tcMar>
+            <w:vAlign w:val="top"/>
+          </w:tcPr>
+          <w:p>
+            <w:pPr>
+              <w:spacing w:after="0" w:before="0"/>
+            </w:pPr>
+            <w:r>
+              <w:rPr>
+                <w:b w:val="false"/>
+                <w:bCs w:val="false"/>
+                <w:color w:val="111827"/>
+                <w:sz w:val="17"/>
+                <w:szCs w:val="17"/>
               </w:rPr>
               <w:t xml:space="preserve">30</w:t>
             </w:r>
@@ -1899,13 +2924,26 @@
         </w:tc>
         <w:tc>
           <w:tcPr>
-            <w:tcW w:type="pct" w:w="16%"/>
-          </w:tcPr>
-          <w:p>
-            <w:r>
-              <w:rPr>
-                <w:sz w:val="18"/>
-                <w:szCs w:val="18"/>
+            <w:tcW w:type="dxa" w:w="950"/>
+            <w:tcMar>
+              <w:top w:type="dxa" w:w="90"/>
+              <w:left w:type="dxa" w:w="120"/>
+              <w:bottom w:type="dxa" w:w="90"/>
+              <w:right w:type="dxa" w:w="120"/>
+            </w:tcMar>
+            <w:vAlign w:val="top"/>
+          </w:tcPr>
+          <w:p>
+            <w:pPr>
+              <w:spacing w:after="0" w:before="0"/>
+            </w:pPr>
+            <w:r>
+              <w:rPr>
+                <w:b w:val="false"/>
+                <w:bCs w:val="false"/>
+                <w:color w:val="111827"/>
+                <w:sz w:val="17"/>
+                <w:szCs w:val="17"/>
               </w:rPr>
               <w:t xml:space="preserve">0</w:t>
             </w:r>
@@ -1913,13 +2951,26 @@
         </w:tc>
         <w:tc>
           <w:tcPr>
-            <w:tcW w:type="pct" w:w="16%"/>
-          </w:tcPr>
-          <w:p>
-            <w:r>
-              <w:rPr>
-                <w:sz w:val="18"/>
-                <w:szCs w:val="18"/>
+            <w:tcW w:type="dxa" w:w="1350"/>
+            <w:tcMar>
+              <w:top w:type="dxa" w:w="90"/>
+              <w:left w:type="dxa" w:w="120"/>
+              <w:bottom w:type="dxa" w:w="90"/>
+              <w:right w:type="dxa" w:w="120"/>
+            </w:tcMar>
+            <w:vAlign w:val="top"/>
+          </w:tcPr>
+          <w:p>
+            <w:pPr>
+              <w:spacing w:after="0" w:before="0"/>
+            </w:pPr>
+            <w:r>
+              <w:rPr>
+                <w:b w:val="false"/>
+                <w:bCs w:val="false"/>
+                <w:color w:val="111827"/>
+                <w:sz w:val="17"/>
+                <w:szCs w:val="17"/>
               </w:rPr>
               <w:t xml:space="preserve">Borrador</w:t>
             </w:r>
@@ -1927,27 +2978,53 @@
         </w:tc>
         <w:tc>
           <w:tcPr>
-            <w:tcW w:type="pct" w:w="16%"/>
-          </w:tcPr>
-          <w:p>
-            <w:r>
-              <w:rPr>
-                <w:sz w:val="18"/>
-                <w:szCs w:val="18"/>
-              </w:rPr>
-              <w:t xml:space="preserve"/>
-            </w:r>
-          </w:p>
-        </w:tc>
-        <w:tc>
-          <w:tcPr>
-            <w:tcW w:type="pct" w:w="16%"/>
-          </w:tcPr>
-          <w:p>
-            <w:r>
-              <w:rPr>
-                <w:sz w:val="18"/>
-                <w:szCs w:val="18"/>
+            <w:tcW w:type="dxa" w:w="3200"/>
+            <w:tcMar>
+              <w:top w:type="dxa" w:w="90"/>
+              <w:left w:type="dxa" w:w="120"/>
+              <w:bottom w:type="dxa" w:w="90"/>
+              <w:right w:type="dxa" w:w="120"/>
+            </w:tcMar>
+            <w:vAlign w:val="top"/>
+          </w:tcPr>
+          <w:p>
+            <w:pPr>
+              <w:spacing w:after="0" w:before="0"/>
+            </w:pPr>
+            <w:r>
+              <w:rPr>
+                <w:b w:val="false"/>
+                <w:bCs w:val="false"/>
+                <w:color w:val="111827"/>
+                <w:sz w:val="17"/>
+                <w:szCs w:val="17"/>
+              </w:rPr>
+              <w:t xml:space="preserve">—</w:t>
+            </w:r>
+          </w:p>
+        </w:tc>
+        <w:tc>
+          <w:tcPr>
+            <w:tcW w:type="dxa" w:w="1570"/>
+            <w:tcMar>
+              <w:top w:type="dxa" w:w="90"/>
+              <w:left w:type="dxa" w:w="120"/>
+              <w:bottom w:type="dxa" w:w="90"/>
+              <w:right w:type="dxa" w:w="120"/>
+            </w:tcMar>
+            <w:vAlign w:val="top"/>
+          </w:tcPr>
+          <w:p>
+            <w:pPr>
+              <w:spacing w:after="0" w:before="0"/>
+            </w:pPr>
+            <w:r>
+              <w:rPr>
+                <w:b w:val="false"/>
+                <w:bCs w:val="false"/>
+                <w:color w:val="111827"/>
+                <w:sz w:val="17"/>
+                <w:szCs w:val="17"/>
               </w:rPr>
               <w:t xml:space="preserve">—</w:t>
             </w:r>
@@ -1957,13 +3034,26 @@
       <w:tr>
         <w:tc>
           <w:tcPr>
-            <w:tcW w:type="pct" w:w="16%"/>
-          </w:tcPr>
-          <w:p>
-            <w:r>
-              <w:rPr>
-                <w:sz w:val="18"/>
-                <w:szCs w:val="18"/>
+            <w:tcW w:type="dxa" w:w="1000"/>
+            <w:tcMar>
+              <w:top w:type="dxa" w:w="90"/>
+              <w:left w:type="dxa" w:w="120"/>
+              <w:bottom w:type="dxa" w:w="90"/>
+              <w:right w:type="dxa" w:w="120"/>
+            </w:tcMar>
+            <w:vAlign w:val="top"/>
+          </w:tcPr>
+          <w:p>
+            <w:pPr>
+              <w:spacing w:after="0" w:before="0"/>
+            </w:pPr>
+            <w:r>
+              <w:rPr>
+                <w:b w:val="false"/>
+                <w:bCs w:val="false"/>
+                <w:color w:val="111827"/>
+                <w:sz w:val="17"/>
+                <w:szCs w:val="17"/>
               </w:rPr>
               <w:t xml:space="preserve">2027B</w:t>
             </w:r>
@@ -1971,13 +3061,26 @@
         </w:tc>
         <w:tc>
           <w:tcPr>
-            <w:tcW w:type="pct" w:w="16%"/>
-          </w:tcPr>
-          <w:p>
-            <w:r>
-              <w:rPr>
-                <w:sz w:val="18"/>
-                <w:szCs w:val="18"/>
+            <w:tcW w:type="dxa" w:w="950"/>
+            <w:tcMar>
+              <w:top w:type="dxa" w:w="90"/>
+              <w:left w:type="dxa" w:w="120"/>
+              <w:bottom w:type="dxa" w:w="90"/>
+              <w:right w:type="dxa" w:w="120"/>
+            </w:tcMar>
+            <w:vAlign w:val="top"/>
+          </w:tcPr>
+          <w:p>
+            <w:pPr>
+              <w:spacing w:after="0" w:before="0"/>
+            </w:pPr>
+            <w:r>
+              <w:rPr>
+                <w:b w:val="false"/>
+                <w:bCs w:val="false"/>
+                <w:color w:val="111827"/>
+                <w:sz w:val="17"/>
+                <w:szCs w:val="17"/>
               </w:rPr>
               <w:t xml:space="preserve">40</w:t>
             </w:r>
@@ -1985,13 +3088,26 @@
         </w:tc>
         <w:tc>
           <w:tcPr>
-            <w:tcW w:type="pct" w:w="16%"/>
-          </w:tcPr>
-          <w:p>
-            <w:r>
-              <w:rPr>
-                <w:sz w:val="18"/>
-                <w:szCs w:val="18"/>
+            <w:tcW w:type="dxa" w:w="950"/>
+            <w:tcMar>
+              <w:top w:type="dxa" w:w="90"/>
+              <w:left w:type="dxa" w:w="120"/>
+              <w:bottom w:type="dxa" w:w="90"/>
+              <w:right w:type="dxa" w:w="120"/>
+            </w:tcMar>
+            <w:vAlign w:val="top"/>
+          </w:tcPr>
+          <w:p>
+            <w:pPr>
+              <w:spacing w:after="0" w:before="0"/>
+            </w:pPr>
+            <w:r>
+              <w:rPr>
+                <w:b w:val="false"/>
+                <w:bCs w:val="false"/>
+                <w:color w:val="111827"/>
+                <w:sz w:val="17"/>
+                <w:szCs w:val="17"/>
               </w:rPr>
               <w:t xml:space="preserve">0</w:t>
             </w:r>
@@ -1999,13 +3115,26 @@
         </w:tc>
         <w:tc>
           <w:tcPr>
-            <w:tcW w:type="pct" w:w="16%"/>
-          </w:tcPr>
-          <w:p>
-            <w:r>
-              <w:rPr>
-                <w:sz w:val="18"/>
-                <w:szCs w:val="18"/>
+            <w:tcW w:type="dxa" w:w="1350"/>
+            <w:tcMar>
+              <w:top w:type="dxa" w:w="90"/>
+              <w:left w:type="dxa" w:w="120"/>
+              <w:bottom w:type="dxa" w:w="90"/>
+              <w:right w:type="dxa" w:w="120"/>
+            </w:tcMar>
+            <w:vAlign w:val="top"/>
+          </w:tcPr>
+          <w:p>
+            <w:pPr>
+              <w:spacing w:after="0" w:before="0"/>
+            </w:pPr>
+            <w:r>
+              <w:rPr>
+                <w:b w:val="false"/>
+                <w:bCs w:val="false"/>
+                <w:color w:val="111827"/>
+                <w:sz w:val="17"/>
+                <w:szCs w:val="17"/>
               </w:rPr>
               <w:t xml:space="preserve">Borrador</w:t>
             </w:r>
@@ -2013,27 +3142,53 @@
         </w:tc>
         <w:tc>
           <w:tcPr>
-            <w:tcW w:type="pct" w:w="16%"/>
-          </w:tcPr>
-          <w:p>
-            <w:r>
-              <w:rPr>
-                <w:sz w:val="18"/>
-                <w:szCs w:val="18"/>
-              </w:rPr>
-              <w:t xml:space="preserve"/>
-            </w:r>
-          </w:p>
-        </w:tc>
-        <w:tc>
-          <w:tcPr>
-            <w:tcW w:type="pct" w:w="16%"/>
-          </w:tcPr>
-          <w:p>
-            <w:r>
-              <w:rPr>
-                <w:sz w:val="18"/>
-                <w:szCs w:val="18"/>
+            <w:tcW w:type="dxa" w:w="3200"/>
+            <w:tcMar>
+              <w:top w:type="dxa" w:w="90"/>
+              <w:left w:type="dxa" w:w="120"/>
+              <w:bottom w:type="dxa" w:w="90"/>
+              <w:right w:type="dxa" w:w="120"/>
+            </w:tcMar>
+            <w:vAlign w:val="top"/>
+          </w:tcPr>
+          <w:p>
+            <w:pPr>
+              <w:spacing w:after="0" w:before="0"/>
+            </w:pPr>
+            <w:r>
+              <w:rPr>
+                <w:b w:val="false"/>
+                <w:bCs w:val="false"/>
+                <w:color w:val="111827"/>
+                <w:sz w:val="17"/>
+                <w:szCs w:val="17"/>
+              </w:rPr>
+              <w:t xml:space="preserve">—</w:t>
+            </w:r>
+          </w:p>
+        </w:tc>
+        <w:tc>
+          <w:tcPr>
+            <w:tcW w:type="dxa" w:w="1570"/>
+            <w:tcMar>
+              <w:top w:type="dxa" w:w="90"/>
+              <w:left w:type="dxa" w:w="120"/>
+              <w:bottom w:type="dxa" w:w="90"/>
+              <w:right w:type="dxa" w:w="120"/>
+            </w:tcMar>
+            <w:vAlign w:val="top"/>
+          </w:tcPr>
+          <w:p>
+            <w:pPr>
+              <w:spacing w:after="0" w:before="0"/>
+            </w:pPr>
+            <w:r>
+              <w:rPr>
+                <w:b w:val="false"/>
+                <w:bCs w:val="false"/>
+                <w:color w:val="111827"/>
+                <w:sz w:val="17"/>
+                <w:szCs w:val="17"/>
               </w:rPr>
               <w:t xml:space="preserve">—</w:t>
             </w:r>
@@ -2043,13 +3198,26 @@
       <w:tr>
         <w:tc>
           <w:tcPr>
-            <w:tcW w:type="pct" w:w="16%"/>
-          </w:tcPr>
-          <w:p>
-            <w:r>
-              <w:rPr>
-                <w:sz w:val="18"/>
-                <w:szCs w:val="18"/>
+            <w:tcW w:type="dxa" w:w="1000"/>
+            <w:tcMar>
+              <w:top w:type="dxa" w:w="90"/>
+              <w:left w:type="dxa" w:w="120"/>
+              <w:bottom w:type="dxa" w:w="90"/>
+              <w:right w:type="dxa" w:w="120"/>
+            </w:tcMar>
+            <w:vAlign w:val="top"/>
+          </w:tcPr>
+          <w:p>
+            <w:pPr>
+              <w:spacing w:after="0" w:before="0"/>
+            </w:pPr>
+            <w:r>
+              <w:rPr>
+                <w:b w:val="false"/>
+                <w:bCs w:val="false"/>
+                <w:color w:val="111827"/>
+                <w:sz w:val="17"/>
+                <w:szCs w:val="17"/>
               </w:rPr>
               <w:t xml:space="preserve">2028B</w:t>
             </w:r>
@@ -2057,13 +3225,26 @@
         </w:tc>
         <w:tc>
           <w:tcPr>
-            <w:tcW w:type="pct" w:w="16%"/>
-          </w:tcPr>
-          <w:p>
-            <w:r>
-              <w:rPr>
-                <w:sz w:val="18"/>
-                <w:szCs w:val="18"/>
+            <w:tcW w:type="dxa" w:w="950"/>
+            <w:tcMar>
+              <w:top w:type="dxa" w:w="90"/>
+              <w:left w:type="dxa" w:w="120"/>
+              <w:bottom w:type="dxa" w:w="90"/>
+              <w:right w:type="dxa" w:w="120"/>
+            </w:tcMar>
+            <w:vAlign w:val="top"/>
+          </w:tcPr>
+          <w:p>
+            <w:pPr>
+              <w:spacing w:after="0" w:before="0"/>
+            </w:pPr>
+            <w:r>
+              <w:rPr>
+                <w:b w:val="false"/>
+                <w:bCs w:val="false"/>
+                <w:color w:val="111827"/>
+                <w:sz w:val="17"/>
+                <w:szCs w:val="17"/>
               </w:rPr>
               <w:t xml:space="preserve">40</w:t>
             </w:r>
@@ -2071,13 +3252,26 @@
         </w:tc>
         <w:tc>
           <w:tcPr>
-            <w:tcW w:type="pct" w:w="16%"/>
-          </w:tcPr>
-          <w:p>
-            <w:r>
-              <w:rPr>
-                <w:sz w:val="18"/>
-                <w:szCs w:val="18"/>
+            <w:tcW w:type="dxa" w:w="950"/>
+            <w:tcMar>
+              <w:top w:type="dxa" w:w="90"/>
+              <w:left w:type="dxa" w:w="120"/>
+              <w:bottom w:type="dxa" w:w="90"/>
+              <w:right w:type="dxa" w:w="120"/>
+            </w:tcMar>
+            <w:vAlign w:val="top"/>
+          </w:tcPr>
+          <w:p>
+            <w:pPr>
+              <w:spacing w:after="0" w:before="0"/>
+            </w:pPr>
+            <w:r>
+              <w:rPr>
+                <w:b w:val="false"/>
+                <w:bCs w:val="false"/>
+                <w:color w:val="111827"/>
+                <w:sz w:val="17"/>
+                <w:szCs w:val="17"/>
               </w:rPr>
               <w:t xml:space="preserve">0</w:t>
             </w:r>
@@ -2085,13 +3279,26 @@
         </w:tc>
         <w:tc>
           <w:tcPr>
-            <w:tcW w:type="pct" w:w="16%"/>
-          </w:tcPr>
-          <w:p>
-            <w:r>
-              <w:rPr>
-                <w:sz w:val="18"/>
-                <w:szCs w:val="18"/>
+            <w:tcW w:type="dxa" w:w="1350"/>
+            <w:tcMar>
+              <w:top w:type="dxa" w:w="90"/>
+              <w:left w:type="dxa" w:w="120"/>
+              <w:bottom w:type="dxa" w:w="90"/>
+              <w:right w:type="dxa" w:w="120"/>
+            </w:tcMar>
+            <w:vAlign w:val="top"/>
+          </w:tcPr>
+          <w:p>
+            <w:pPr>
+              <w:spacing w:after="0" w:before="0"/>
+            </w:pPr>
+            <w:r>
+              <w:rPr>
+                <w:b w:val="false"/>
+                <w:bCs w:val="false"/>
+                <w:color w:val="111827"/>
+                <w:sz w:val="17"/>
+                <w:szCs w:val="17"/>
               </w:rPr>
               <w:t xml:space="preserve">Borrador</w:t>
             </w:r>
@@ -2099,27 +3306,53 @@
         </w:tc>
         <w:tc>
           <w:tcPr>
-            <w:tcW w:type="pct" w:w="16%"/>
-          </w:tcPr>
-          <w:p>
-            <w:r>
-              <w:rPr>
-                <w:sz w:val="18"/>
-                <w:szCs w:val="18"/>
-              </w:rPr>
-              <w:t xml:space="preserve"/>
-            </w:r>
-          </w:p>
-        </w:tc>
-        <w:tc>
-          <w:tcPr>
-            <w:tcW w:type="pct" w:w="16%"/>
-          </w:tcPr>
-          <w:p>
-            <w:r>
-              <w:rPr>
-                <w:sz w:val="18"/>
-                <w:szCs w:val="18"/>
+            <w:tcW w:type="dxa" w:w="3200"/>
+            <w:tcMar>
+              <w:top w:type="dxa" w:w="90"/>
+              <w:left w:type="dxa" w:w="120"/>
+              <w:bottom w:type="dxa" w:w="90"/>
+              <w:right w:type="dxa" w:w="120"/>
+            </w:tcMar>
+            <w:vAlign w:val="top"/>
+          </w:tcPr>
+          <w:p>
+            <w:pPr>
+              <w:spacing w:after="0" w:before="0"/>
+            </w:pPr>
+            <w:r>
+              <w:rPr>
+                <w:b w:val="false"/>
+                <w:bCs w:val="false"/>
+                <w:color w:val="111827"/>
+                <w:sz w:val="17"/>
+                <w:szCs w:val="17"/>
+              </w:rPr>
+              <w:t xml:space="preserve">—</w:t>
+            </w:r>
+          </w:p>
+        </w:tc>
+        <w:tc>
+          <w:tcPr>
+            <w:tcW w:type="dxa" w:w="1570"/>
+            <w:tcMar>
+              <w:top w:type="dxa" w:w="90"/>
+              <w:left w:type="dxa" w:w="120"/>
+              <w:bottom w:type="dxa" w:w="90"/>
+              <w:right w:type="dxa" w:w="120"/>
+            </w:tcMar>
+            <w:vAlign w:val="top"/>
+          </w:tcPr>
+          <w:p>
+            <w:pPr>
+              <w:spacing w:after="0" w:before="0"/>
+            </w:pPr>
+            <w:r>
+              <w:rPr>
+                <w:b w:val="false"/>
+                <w:bCs w:val="false"/>
+                <w:color w:val="111827"/>
+                <w:sz w:val="17"/>
+                <w:szCs w:val="17"/>
               </w:rPr>
               <w:t xml:space="preserve">—</w:t>
             </w:r>
@@ -2129,13 +3362,26 @@
       <w:tr>
         <w:tc>
           <w:tcPr>
-            <w:tcW w:type="pct" w:w="16%"/>
-          </w:tcPr>
-          <w:p>
-            <w:r>
-              <w:rPr>
-                <w:sz w:val="18"/>
-                <w:szCs w:val="18"/>
+            <w:tcW w:type="dxa" w:w="1000"/>
+            <w:tcMar>
+              <w:top w:type="dxa" w:w="90"/>
+              <w:left w:type="dxa" w:w="120"/>
+              <w:bottom w:type="dxa" w:w="90"/>
+              <w:right w:type="dxa" w:w="120"/>
+            </w:tcMar>
+            <w:vAlign w:val="top"/>
+          </w:tcPr>
+          <w:p>
+            <w:pPr>
+              <w:spacing w:after="0" w:before="0"/>
+            </w:pPr>
+            <w:r>
+              <w:rPr>
+                <w:b w:val="false"/>
+                <w:bCs w:val="false"/>
+                <w:color w:val="111827"/>
+                <w:sz w:val="17"/>
+                <w:szCs w:val="17"/>
               </w:rPr>
               <w:t xml:space="preserve">2029B</w:t>
             </w:r>
@@ -2143,13 +3389,26 @@
         </w:tc>
         <w:tc>
           <w:tcPr>
-            <w:tcW w:type="pct" w:w="16%"/>
-          </w:tcPr>
-          <w:p>
-            <w:r>
-              <w:rPr>
-                <w:sz w:val="18"/>
-                <w:szCs w:val="18"/>
+            <w:tcW w:type="dxa" w:w="950"/>
+            <w:tcMar>
+              <w:top w:type="dxa" w:w="90"/>
+              <w:left w:type="dxa" w:w="120"/>
+              <w:bottom w:type="dxa" w:w="90"/>
+              <w:right w:type="dxa" w:w="120"/>
+            </w:tcMar>
+            <w:vAlign w:val="top"/>
+          </w:tcPr>
+          <w:p>
+            <w:pPr>
+              <w:spacing w:after="0" w:before="0"/>
+            </w:pPr>
+            <w:r>
+              <w:rPr>
+                <w:b w:val="false"/>
+                <w:bCs w:val="false"/>
+                <w:color w:val="111827"/>
+                <w:sz w:val="17"/>
+                <w:szCs w:val="17"/>
               </w:rPr>
               <w:t xml:space="preserve">40</w:t>
             </w:r>
@@ -2157,13 +3416,26 @@
         </w:tc>
         <w:tc>
           <w:tcPr>
-            <w:tcW w:type="pct" w:w="16%"/>
-          </w:tcPr>
-          <w:p>
-            <w:r>
-              <w:rPr>
-                <w:sz w:val="18"/>
-                <w:szCs w:val="18"/>
+            <w:tcW w:type="dxa" w:w="950"/>
+            <w:tcMar>
+              <w:top w:type="dxa" w:w="90"/>
+              <w:left w:type="dxa" w:w="120"/>
+              <w:bottom w:type="dxa" w:w="90"/>
+              <w:right w:type="dxa" w:w="120"/>
+            </w:tcMar>
+            <w:vAlign w:val="top"/>
+          </w:tcPr>
+          <w:p>
+            <w:pPr>
+              <w:spacing w:after="0" w:before="0"/>
+            </w:pPr>
+            <w:r>
+              <w:rPr>
+                <w:b w:val="false"/>
+                <w:bCs w:val="false"/>
+                <w:color w:val="111827"/>
+                <w:sz w:val="17"/>
+                <w:szCs w:val="17"/>
               </w:rPr>
               <w:t xml:space="preserve">0</w:t>
             </w:r>
@@ -2171,13 +3443,26 @@
         </w:tc>
         <w:tc>
           <w:tcPr>
-            <w:tcW w:type="pct" w:w="16%"/>
-          </w:tcPr>
-          <w:p>
-            <w:r>
-              <w:rPr>
-                <w:sz w:val="18"/>
-                <w:szCs w:val="18"/>
+            <w:tcW w:type="dxa" w:w="1350"/>
+            <w:tcMar>
+              <w:top w:type="dxa" w:w="90"/>
+              <w:left w:type="dxa" w:w="120"/>
+              <w:bottom w:type="dxa" w:w="90"/>
+              <w:right w:type="dxa" w:w="120"/>
+            </w:tcMar>
+            <w:vAlign w:val="top"/>
+          </w:tcPr>
+          <w:p>
+            <w:pPr>
+              <w:spacing w:after="0" w:before="0"/>
+            </w:pPr>
+            <w:r>
+              <w:rPr>
+                <w:b w:val="false"/>
+                <w:bCs w:val="false"/>
+                <w:color w:val="111827"/>
+                <w:sz w:val="17"/>
+                <w:szCs w:val="17"/>
               </w:rPr>
               <w:t xml:space="preserve">Borrador</w:t>
             </w:r>
@@ -2185,27 +3470,53 @@
         </w:tc>
         <w:tc>
           <w:tcPr>
-            <w:tcW w:type="pct" w:w="16%"/>
-          </w:tcPr>
-          <w:p>
-            <w:r>
-              <w:rPr>
-                <w:sz w:val="18"/>
-                <w:szCs w:val="18"/>
-              </w:rPr>
-              <w:t xml:space="preserve"/>
-            </w:r>
-          </w:p>
-        </w:tc>
-        <w:tc>
-          <w:tcPr>
-            <w:tcW w:type="pct" w:w="16%"/>
-          </w:tcPr>
-          <w:p>
-            <w:r>
-              <w:rPr>
-                <w:sz w:val="18"/>
-                <w:szCs w:val="18"/>
+            <w:tcW w:type="dxa" w:w="3200"/>
+            <w:tcMar>
+              <w:top w:type="dxa" w:w="90"/>
+              <w:left w:type="dxa" w:w="120"/>
+              <w:bottom w:type="dxa" w:w="90"/>
+              <w:right w:type="dxa" w:w="120"/>
+            </w:tcMar>
+            <w:vAlign w:val="top"/>
+          </w:tcPr>
+          <w:p>
+            <w:pPr>
+              <w:spacing w:after="0" w:before="0"/>
+            </w:pPr>
+            <w:r>
+              <w:rPr>
+                <w:b w:val="false"/>
+                <w:bCs w:val="false"/>
+                <w:color w:val="111827"/>
+                <w:sz w:val="17"/>
+                <w:szCs w:val="17"/>
+              </w:rPr>
+              <w:t xml:space="preserve">—</w:t>
+            </w:r>
+          </w:p>
+        </w:tc>
+        <w:tc>
+          <w:tcPr>
+            <w:tcW w:type="dxa" w:w="1570"/>
+            <w:tcMar>
+              <w:top w:type="dxa" w:w="90"/>
+              <w:left w:type="dxa" w:w="120"/>
+              <w:bottom w:type="dxa" w:w="90"/>
+              <w:right w:type="dxa" w:w="120"/>
+            </w:tcMar>
+            <w:vAlign w:val="top"/>
+          </w:tcPr>
+          <w:p>
+            <w:pPr>
+              <w:spacing w:after="0" w:before="0"/>
+            </w:pPr>
+            <w:r>
+              <w:rPr>
+                <w:b w:val="false"/>
+                <w:bCs w:val="false"/>
+                <w:color w:val="111827"/>
+                <w:sz w:val="17"/>
+                <w:szCs w:val="17"/>
               </w:rPr>
               <w:t xml:space="preserve">—</w:t>
             </w:r>
@@ -2387,36 +3698,49 @@
     </w:p>
     <w:tbl>
       <w:tblPr>
-        <w:tblW w:type="pct" w:w="100%"/>
+        <w:tblW w:type="dxa" w:w="9020"/>
         <w:tblBorders>
-          <w:top w:val="single" w:color="auto" w:sz="4"/>
-          <w:left w:val="single" w:color="auto" w:sz="4"/>
-          <w:bottom w:val="single" w:color="auto" w:sz="4"/>
-          <w:right w:val="single" w:color="auto" w:sz="4"/>
-          <w:insideH w:val="single" w:color="auto" w:sz="4"/>
-          <w:insideV w:val="single" w:color="auto" w:sz="4"/>
+          <w:top w:val="single" w:color="D1D5DB" w:sz="1"/>
+          <w:left w:val="single" w:color="D1D5DB" w:sz="1"/>
+          <w:bottom w:val="single" w:color="D1D5DB" w:sz="1"/>
+          <w:right w:val="single" w:color="D1D5DB" w:sz="1"/>
+          <w:insideH w:val="single" w:color="D1D5DB" w:sz="1"/>
+          <w:insideV w:val="single" w:color="D1D5DB" w:sz="1"/>
         </w:tblBorders>
+        <w:tblLayout w:type="fixed"/>
       </w:tblPr>
       <w:tblGrid>
-        <w:gridCol w:w="100"/>
-        <w:gridCol w:w="100"/>
-        <w:gridCol w:w="100"/>
-        <w:gridCol w:w="100"/>
-        <w:gridCol w:w="100"/>
-        <w:gridCol w:w="100"/>
+        <w:gridCol w:w="1000"/>
+        <w:gridCol w:w="950"/>
+        <w:gridCol w:w="950"/>
+        <w:gridCol w:w="1350"/>
+        <w:gridCol w:w="3200"/>
+        <w:gridCol w:w="1570"/>
       </w:tblGrid>
       <w:tr>
         <w:tc>
           <w:tcPr>
-            <w:tcW w:type="pct" w:w="16%"/>
-          </w:tcPr>
-          <w:p>
+            <w:tcW w:type="dxa" w:w="1000"/>
+            <w:shd w:fill="F3F4F6"/>
+            <w:tcMar>
+              <w:top w:type="dxa" w:w="90"/>
+              <w:left w:type="dxa" w:w="120"/>
+              <w:bottom w:type="dxa" w:w="90"/>
+              <w:right w:type="dxa" w:w="120"/>
+            </w:tcMar>
+            <w:vAlign w:val="center"/>
+          </w:tcPr>
+          <w:p>
+            <w:pPr>
+              <w:spacing w:after="0" w:before="0"/>
+            </w:pPr>
             <w:r>
               <w:rPr>
                 <w:b/>
                 <w:bCs/>
-                <w:sz w:val="18"/>
-                <w:szCs w:val="18"/>
+                <w:color w:val="374151"/>
+                <w:sz w:val="16"/>
+                <w:szCs w:val="16"/>
               </w:rPr>
               <w:t xml:space="preserve">Periodo</w:t>
             </w:r>
@@ -2424,15 +3748,27 @@
         </w:tc>
         <w:tc>
           <w:tcPr>
-            <w:tcW w:type="pct" w:w="16%"/>
-          </w:tcPr>
-          <w:p>
+            <w:tcW w:type="dxa" w:w="950"/>
+            <w:shd w:fill="F3F4F6"/>
+            <w:tcMar>
+              <w:top w:type="dxa" w:w="90"/>
+              <w:left w:type="dxa" w:w="120"/>
+              <w:bottom w:type="dxa" w:w="90"/>
+              <w:right w:type="dxa" w:w="120"/>
+            </w:tcMar>
+            <w:vAlign w:val="center"/>
+          </w:tcPr>
+          <w:p>
+            <w:pPr>
+              <w:spacing w:after="0" w:before="0"/>
+            </w:pPr>
             <w:r>
               <w:rPr>
                 <w:b/>
                 <w:bCs/>
-                <w:sz w:val="18"/>
-                <w:szCs w:val="18"/>
+                <w:color w:val="374151"/>
+                <w:sz w:val="16"/>
+                <w:szCs w:val="16"/>
               </w:rPr>
               <w:t xml:space="preserve">Meta</w:t>
             </w:r>
@@ -2440,15 +3776,27 @@
         </w:tc>
         <w:tc>
           <w:tcPr>
-            <w:tcW w:type="pct" w:w="16%"/>
-          </w:tcPr>
-          <w:p>
+            <w:tcW w:type="dxa" w:w="950"/>
+            <w:shd w:fill="F3F4F6"/>
+            <w:tcMar>
+              <w:top w:type="dxa" w:w="90"/>
+              <w:left w:type="dxa" w:w="120"/>
+              <w:bottom w:type="dxa" w:w="90"/>
+              <w:right w:type="dxa" w:w="120"/>
+            </w:tcMar>
+            <w:vAlign w:val="center"/>
+          </w:tcPr>
+          <w:p>
+            <w:pPr>
+              <w:spacing w:after="0" w:before="0"/>
+            </w:pPr>
             <w:r>
               <w:rPr>
                 <w:b/>
                 <w:bCs/>
-                <w:sz w:val="18"/>
-                <w:szCs w:val="18"/>
+                <w:color w:val="374151"/>
+                <w:sz w:val="16"/>
+                <w:szCs w:val="16"/>
               </w:rPr>
               <w:t xml:space="preserve">Avance</w:t>
             </w:r>
@@ -2456,15 +3804,27 @@
         </w:tc>
         <w:tc>
           <w:tcPr>
-            <w:tcW w:type="pct" w:w="16%"/>
-          </w:tcPr>
-          <w:p>
+            <w:tcW w:type="dxa" w:w="1350"/>
+            <w:shd w:fill="F3F4F6"/>
+            <w:tcMar>
+              <w:top w:type="dxa" w:w="90"/>
+              <w:left w:type="dxa" w:w="120"/>
+              <w:bottom w:type="dxa" w:w="90"/>
+              <w:right w:type="dxa" w:w="120"/>
+            </w:tcMar>
+            <w:vAlign w:val="center"/>
+          </w:tcPr>
+          <w:p>
+            <w:pPr>
+              <w:spacing w:after="0" w:before="0"/>
+            </w:pPr>
             <w:r>
               <w:rPr>
                 <w:b/>
                 <w:bCs/>
-                <w:sz w:val="18"/>
-                <w:szCs w:val="18"/>
+                <w:color w:val="374151"/>
+                <w:sz w:val="16"/>
+                <w:szCs w:val="16"/>
               </w:rPr>
               <w:t xml:space="preserve">Estado</w:t>
             </w:r>
@@ -2472,15 +3832,27 @@
         </w:tc>
         <w:tc>
           <w:tcPr>
-            <w:tcW w:type="pct" w:w="16%"/>
-          </w:tcPr>
-          <w:p>
+            <w:tcW w:type="dxa" w:w="3200"/>
+            <w:shd w:fill="F3F4F6"/>
+            <w:tcMar>
+              <w:top w:type="dxa" w:w="90"/>
+              <w:left w:type="dxa" w:w="120"/>
+              <w:bottom w:type="dxa" w:w="90"/>
+              <w:right w:type="dxa" w:w="120"/>
+            </w:tcMar>
+            <w:vAlign w:val="center"/>
+          </w:tcPr>
+          <w:p>
+            <w:pPr>
+              <w:spacing w:after="0" w:before="0"/>
+            </w:pPr>
             <w:r>
               <w:rPr>
                 <w:b/>
                 <w:bCs/>
-                <w:sz w:val="18"/>
-                <w:szCs w:val="18"/>
+                <w:color w:val="374151"/>
+                <w:sz w:val="16"/>
+                <w:szCs w:val="16"/>
               </w:rPr>
               <w:t xml:space="preserve">Reportado por</w:t>
             </w:r>
@@ -2488,15 +3860,27 @@
         </w:tc>
         <w:tc>
           <w:tcPr>
-            <w:tcW w:type="pct" w:w="16%"/>
-          </w:tcPr>
-          <w:p>
+            <w:tcW w:type="dxa" w:w="1570"/>
+            <w:shd w:fill="F3F4F6"/>
+            <w:tcMar>
+              <w:top w:type="dxa" w:w="90"/>
+              <w:left w:type="dxa" w:w="120"/>
+              <w:bottom w:type="dxa" w:w="90"/>
+              <w:right w:type="dxa" w:w="120"/>
+            </w:tcMar>
+            <w:vAlign w:val="center"/>
+          </w:tcPr>
+          <w:p>
+            <w:pPr>
+              <w:spacing w:after="0" w:before="0"/>
+            </w:pPr>
             <w:r>
               <w:rPr>
                 <w:b/>
                 <w:bCs/>
-                <w:sz w:val="18"/>
-                <w:szCs w:val="18"/>
+                <w:color w:val="374151"/>
+                <w:sz w:val="16"/>
+                <w:szCs w:val="16"/>
               </w:rPr>
               <w:t xml:space="preserve">Fecha envío</w:t>
             </w:r>
@@ -2506,13 +3890,26 @@
       <w:tr>
         <w:tc>
           <w:tcPr>
-            <w:tcW w:type="pct" w:w="16%"/>
-          </w:tcPr>
-          <w:p>
-            <w:r>
-              <w:rPr>
-                <w:sz w:val="18"/>
-                <w:szCs w:val="18"/>
+            <w:tcW w:type="dxa" w:w="1000"/>
+            <w:tcMar>
+              <w:top w:type="dxa" w:w="90"/>
+              <w:left w:type="dxa" w:w="120"/>
+              <w:bottom w:type="dxa" w:w="90"/>
+              <w:right w:type="dxa" w:w="120"/>
+            </w:tcMar>
+            <w:vAlign w:val="top"/>
+          </w:tcPr>
+          <w:p>
+            <w:pPr>
+              <w:spacing w:after="0" w:before="0"/>
+            </w:pPr>
+            <w:r>
+              <w:rPr>
+                <w:b w:val="false"/>
+                <w:bCs w:val="false"/>
+                <w:color w:val="111827"/>
+                <w:sz w:val="17"/>
+                <w:szCs w:val="17"/>
               </w:rPr>
               <w:t xml:space="preserve">2026A</w:t>
             </w:r>
@@ -2520,13 +3917,26 @@
         </w:tc>
         <w:tc>
           <w:tcPr>
-            <w:tcW w:type="pct" w:w="16%"/>
-          </w:tcPr>
-          <w:p>
-            <w:r>
-              <w:rPr>
-                <w:sz w:val="18"/>
-                <w:szCs w:val="18"/>
+            <w:tcW w:type="dxa" w:w="950"/>
+            <w:tcMar>
+              <w:top w:type="dxa" w:w="90"/>
+              <w:left w:type="dxa" w:w="120"/>
+              <w:bottom w:type="dxa" w:w="90"/>
+              <w:right w:type="dxa" w:w="120"/>
+            </w:tcMar>
+            <w:vAlign w:val="top"/>
+          </w:tcPr>
+          <w:p>
+            <w:pPr>
+              <w:spacing w:after="0" w:before="0"/>
+            </w:pPr>
+            <w:r>
+              <w:rPr>
+                <w:b w:val="false"/>
+                <w:bCs w:val="false"/>
+                <w:color w:val="111827"/>
+                <w:sz w:val="17"/>
+                <w:szCs w:val="17"/>
               </w:rPr>
               <w:t xml:space="preserve">3.1</w:t>
             </w:r>
@@ -2534,13 +3944,26 @@
         </w:tc>
         <w:tc>
           <w:tcPr>
-            <w:tcW w:type="pct" w:w="16%"/>
-          </w:tcPr>
-          <w:p>
-            <w:r>
-              <w:rPr>
-                <w:sz w:val="18"/>
-                <w:szCs w:val="18"/>
+            <w:tcW w:type="dxa" w:w="950"/>
+            <w:tcMar>
+              <w:top w:type="dxa" w:w="90"/>
+              <w:left w:type="dxa" w:w="120"/>
+              <w:bottom w:type="dxa" w:w="90"/>
+              <w:right w:type="dxa" w:w="120"/>
+            </w:tcMar>
+            <w:vAlign w:val="top"/>
+          </w:tcPr>
+          <w:p>
+            <w:pPr>
+              <w:spacing w:after="0" w:before="0"/>
+            </w:pPr>
+            <w:r>
+              <w:rPr>
+                <w:b w:val="false"/>
+                <w:bCs w:val="false"/>
+                <w:color w:val="111827"/>
+                <w:sz w:val="17"/>
+                <w:szCs w:val="17"/>
               </w:rPr>
               <w:t xml:space="preserve">0</w:t>
             </w:r>
@@ -2548,13 +3971,26 @@
         </w:tc>
         <w:tc>
           <w:tcPr>
-            <w:tcW w:type="pct" w:w="16%"/>
-          </w:tcPr>
-          <w:p>
-            <w:r>
-              <w:rPr>
-                <w:sz w:val="18"/>
-                <w:szCs w:val="18"/>
+            <w:tcW w:type="dxa" w:w="1350"/>
+            <w:tcMar>
+              <w:top w:type="dxa" w:w="90"/>
+              <w:left w:type="dxa" w:w="120"/>
+              <w:bottom w:type="dxa" w:w="90"/>
+              <w:right w:type="dxa" w:w="120"/>
+            </w:tcMar>
+            <w:vAlign w:val="top"/>
+          </w:tcPr>
+          <w:p>
+            <w:pPr>
+              <w:spacing w:after="0" w:before="0"/>
+            </w:pPr>
+            <w:r>
+              <w:rPr>
+                <w:b w:val="false"/>
+                <w:bCs w:val="false"/>
+                <w:color w:val="111827"/>
+                <w:sz w:val="17"/>
+                <w:szCs w:val="17"/>
               </w:rPr>
               <w:t xml:space="preserve">Borrador</w:t>
             </w:r>
@@ -2562,27 +3998,53 @@
         </w:tc>
         <w:tc>
           <w:tcPr>
-            <w:tcW w:type="pct" w:w="16%"/>
-          </w:tcPr>
-          <w:p>
-            <w:r>
-              <w:rPr>
-                <w:sz w:val="18"/>
-                <w:szCs w:val="18"/>
-              </w:rPr>
-              <w:t xml:space="preserve"/>
-            </w:r>
-          </w:p>
-        </w:tc>
-        <w:tc>
-          <w:tcPr>
-            <w:tcW w:type="pct" w:w="16%"/>
-          </w:tcPr>
-          <w:p>
-            <w:r>
-              <w:rPr>
-                <w:sz w:val="18"/>
-                <w:szCs w:val="18"/>
+            <w:tcW w:type="dxa" w:w="3200"/>
+            <w:tcMar>
+              <w:top w:type="dxa" w:w="90"/>
+              <w:left w:type="dxa" w:w="120"/>
+              <w:bottom w:type="dxa" w:w="90"/>
+              <w:right w:type="dxa" w:w="120"/>
+            </w:tcMar>
+            <w:vAlign w:val="top"/>
+          </w:tcPr>
+          <w:p>
+            <w:pPr>
+              <w:spacing w:after="0" w:before="0"/>
+            </w:pPr>
+            <w:r>
+              <w:rPr>
+                <w:b w:val="false"/>
+                <w:bCs w:val="false"/>
+                <w:color w:val="111827"/>
+                <w:sz w:val="17"/>
+                <w:szCs w:val="17"/>
+              </w:rPr>
+              <w:t xml:space="preserve">—</w:t>
+            </w:r>
+          </w:p>
+        </w:tc>
+        <w:tc>
+          <w:tcPr>
+            <w:tcW w:type="dxa" w:w="1570"/>
+            <w:tcMar>
+              <w:top w:type="dxa" w:w="90"/>
+              <w:left w:type="dxa" w:w="120"/>
+              <w:bottom w:type="dxa" w:w="90"/>
+              <w:right w:type="dxa" w:w="120"/>
+            </w:tcMar>
+            <w:vAlign w:val="top"/>
+          </w:tcPr>
+          <w:p>
+            <w:pPr>
+              <w:spacing w:after="0" w:before="0"/>
+            </w:pPr>
+            <w:r>
+              <w:rPr>
+                <w:b w:val="false"/>
+                <w:bCs w:val="false"/>
+                <w:color w:val="111827"/>
+                <w:sz w:val="17"/>
+                <w:szCs w:val="17"/>
               </w:rPr>
               <w:t xml:space="preserve">—</w:t>
             </w:r>
@@ -2592,13 +4054,26 @@
       <w:tr>
         <w:tc>
           <w:tcPr>
-            <w:tcW w:type="pct" w:w="16%"/>
-          </w:tcPr>
-          <w:p>
-            <w:r>
-              <w:rPr>
-                <w:sz w:val="18"/>
-                <w:szCs w:val="18"/>
+            <w:tcW w:type="dxa" w:w="1000"/>
+            <w:tcMar>
+              <w:top w:type="dxa" w:w="90"/>
+              <w:left w:type="dxa" w:w="120"/>
+              <w:bottom w:type="dxa" w:w="90"/>
+              <w:right w:type="dxa" w:w="120"/>
+            </w:tcMar>
+            <w:vAlign w:val="top"/>
+          </w:tcPr>
+          <w:p>
+            <w:pPr>
+              <w:spacing w:after="0" w:before="0"/>
+            </w:pPr>
+            <w:r>
+              <w:rPr>
+                <w:b w:val="false"/>
+                <w:bCs w:val="false"/>
+                <w:color w:val="111827"/>
+                <w:sz w:val="17"/>
+                <w:szCs w:val="17"/>
               </w:rPr>
               <w:t xml:space="preserve">2027A</w:t>
             </w:r>
@@ -2606,13 +4081,26 @@
         </w:tc>
         <w:tc>
           <w:tcPr>
-            <w:tcW w:type="pct" w:w="16%"/>
-          </w:tcPr>
-          <w:p>
-            <w:r>
-              <w:rPr>
-                <w:sz w:val="18"/>
-                <w:szCs w:val="18"/>
+            <w:tcW w:type="dxa" w:w="950"/>
+            <w:tcMar>
+              <w:top w:type="dxa" w:w="90"/>
+              <w:left w:type="dxa" w:w="120"/>
+              <w:bottom w:type="dxa" w:w="90"/>
+              <w:right w:type="dxa" w:w="120"/>
+            </w:tcMar>
+            <w:vAlign w:val="top"/>
+          </w:tcPr>
+          <w:p>
+            <w:pPr>
+              <w:spacing w:after="0" w:before="0"/>
+            </w:pPr>
+            <w:r>
+              <w:rPr>
+                <w:b w:val="false"/>
+                <w:bCs w:val="false"/>
+                <w:color w:val="111827"/>
+                <w:sz w:val="17"/>
+                <w:szCs w:val="17"/>
               </w:rPr>
               <w:t xml:space="preserve">0</w:t>
             </w:r>
@@ -2620,13 +4108,26 @@
         </w:tc>
         <w:tc>
           <w:tcPr>
-            <w:tcW w:type="pct" w:w="16%"/>
-          </w:tcPr>
-          <w:p>
-            <w:r>
-              <w:rPr>
-                <w:sz w:val="18"/>
-                <w:szCs w:val="18"/>
+            <w:tcW w:type="dxa" w:w="950"/>
+            <w:tcMar>
+              <w:top w:type="dxa" w:w="90"/>
+              <w:left w:type="dxa" w:w="120"/>
+              <w:bottom w:type="dxa" w:w="90"/>
+              <w:right w:type="dxa" w:w="120"/>
+            </w:tcMar>
+            <w:vAlign w:val="top"/>
+          </w:tcPr>
+          <w:p>
+            <w:pPr>
+              <w:spacing w:after="0" w:before="0"/>
+            </w:pPr>
+            <w:r>
+              <w:rPr>
+                <w:b w:val="false"/>
+                <w:bCs w:val="false"/>
+                <w:color w:val="111827"/>
+                <w:sz w:val="17"/>
+                <w:szCs w:val="17"/>
               </w:rPr>
               <w:t xml:space="preserve">0</w:t>
             </w:r>
@@ -2634,13 +4135,26 @@
         </w:tc>
         <w:tc>
           <w:tcPr>
-            <w:tcW w:type="pct" w:w="16%"/>
-          </w:tcPr>
-          <w:p>
-            <w:r>
-              <w:rPr>
-                <w:sz w:val="18"/>
-                <w:szCs w:val="18"/>
+            <w:tcW w:type="dxa" w:w="1350"/>
+            <w:tcMar>
+              <w:top w:type="dxa" w:w="90"/>
+              <w:left w:type="dxa" w:w="120"/>
+              <w:bottom w:type="dxa" w:w="90"/>
+              <w:right w:type="dxa" w:w="120"/>
+            </w:tcMar>
+            <w:vAlign w:val="top"/>
+          </w:tcPr>
+          <w:p>
+            <w:pPr>
+              <w:spacing w:after="0" w:before="0"/>
+            </w:pPr>
+            <w:r>
+              <w:rPr>
+                <w:b w:val="false"/>
+                <w:bCs w:val="false"/>
+                <w:color w:val="111827"/>
+                <w:sz w:val="17"/>
+                <w:szCs w:val="17"/>
               </w:rPr>
               <w:t xml:space="preserve">Borrador</w:t>
             </w:r>
@@ -2648,27 +4162,53 @@
         </w:tc>
         <w:tc>
           <w:tcPr>
-            <w:tcW w:type="pct" w:w="16%"/>
-          </w:tcPr>
-          <w:p>
-            <w:r>
-              <w:rPr>
-                <w:sz w:val="18"/>
-                <w:szCs w:val="18"/>
-              </w:rPr>
-              <w:t xml:space="preserve"/>
-            </w:r>
-          </w:p>
-        </w:tc>
-        <w:tc>
-          <w:tcPr>
-            <w:tcW w:type="pct" w:w="16%"/>
-          </w:tcPr>
-          <w:p>
-            <w:r>
-              <w:rPr>
-                <w:sz w:val="18"/>
-                <w:szCs w:val="18"/>
+            <w:tcW w:type="dxa" w:w="3200"/>
+            <w:tcMar>
+              <w:top w:type="dxa" w:w="90"/>
+              <w:left w:type="dxa" w:w="120"/>
+              <w:bottom w:type="dxa" w:w="90"/>
+              <w:right w:type="dxa" w:w="120"/>
+            </w:tcMar>
+            <w:vAlign w:val="top"/>
+          </w:tcPr>
+          <w:p>
+            <w:pPr>
+              <w:spacing w:after="0" w:before="0"/>
+            </w:pPr>
+            <w:r>
+              <w:rPr>
+                <w:b w:val="false"/>
+                <w:bCs w:val="false"/>
+                <w:color w:val="111827"/>
+                <w:sz w:val="17"/>
+                <w:szCs w:val="17"/>
+              </w:rPr>
+              <w:t xml:space="preserve">—</w:t>
+            </w:r>
+          </w:p>
+        </w:tc>
+        <w:tc>
+          <w:tcPr>
+            <w:tcW w:type="dxa" w:w="1570"/>
+            <w:tcMar>
+              <w:top w:type="dxa" w:w="90"/>
+              <w:left w:type="dxa" w:w="120"/>
+              <w:bottom w:type="dxa" w:w="90"/>
+              <w:right w:type="dxa" w:w="120"/>
+            </w:tcMar>
+            <w:vAlign w:val="top"/>
+          </w:tcPr>
+          <w:p>
+            <w:pPr>
+              <w:spacing w:after="0" w:before="0"/>
+            </w:pPr>
+            <w:r>
+              <w:rPr>
+                <w:b w:val="false"/>
+                <w:bCs w:val="false"/>
+                <w:color w:val="111827"/>
+                <w:sz w:val="17"/>
+                <w:szCs w:val="17"/>
               </w:rPr>
               <w:t xml:space="preserve">—</w:t>
             </w:r>
@@ -2678,13 +4218,26 @@
       <w:tr>
         <w:tc>
           <w:tcPr>
-            <w:tcW w:type="pct" w:w="16%"/>
-          </w:tcPr>
-          <w:p>
-            <w:r>
-              <w:rPr>
-                <w:sz w:val="18"/>
-                <w:szCs w:val="18"/>
+            <w:tcW w:type="dxa" w:w="1000"/>
+            <w:tcMar>
+              <w:top w:type="dxa" w:w="90"/>
+              <w:left w:type="dxa" w:w="120"/>
+              <w:bottom w:type="dxa" w:w="90"/>
+              <w:right w:type="dxa" w:w="120"/>
+            </w:tcMar>
+            <w:vAlign w:val="top"/>
+          </w:tcPr>
+          <w:p>
+            <w:pPr>
+              <w:spacing w:after="0" w:before="0"/>
+            </w:pPr>
+            <w:r>
+              <w:rPr>
+                <w:b w:val="false"/>
+                <w:bCs w:val="false"/>
+                <w:color w:val="111827"/>
+                <w:sz w:val="17"/>
+                <w:szCs w:val="17"/>
               </w:rPr>
               <w:t xml:space="preserve">2027B</w:t>
             </w:r>
@@ -2692,13 +4245,26 @@
         </w:tc>
         <w:tc>
           <w:tcPr>
-            <w:tcW w:type="pct" w:w="16%"/>
-          </w:tcPr>
-          <w:p>
-            <w:r>
-              <w:rPr>
-                <w:sz w:val="18"/>
-                <w:szCs w:val="18"/>
+            <w:tcW w:type="dxa" w:w="950"/>
+            <w:tcMar>
+              <w:top w:type="dxa" w:w="90"/>
+              <w:left w:type="dxa" w:w="120"/>
+              <w:bottom w:type="dxa" w:w="90"/>
+              <w:right w:type="dxa" w:w="120"/>
+            </w:tcMar>
+            <w:vAlign w:val="top"/>
+          </w:tcPr>
+          <w:p>
+            <w:pPr>
+              <w:spacing w:after="0" w:before="0"/>
+            </w:pPr>
+            <w:r>
+              <w:rPr>
+                <w:b w:val="false"/>
+                <w:bCs w:val="false"/>
+                <w:color w:val="111827"/>
+                <w:sz w:val="17"/>
+                <w:szCs w:val="17"/>
               </w:rPr>
               <w:t xml:space="preserve">3.6</w:t>
             </w:r>
@@ -2706,13 +4272,26 @@
         </w:tc>
         <w:tc>
           <w:tcPr>
-            <w:tcW w:type="pct" w:w="16%"/>
-          </w:tcPr>
-          <w:p>
-            <w:r>
-              <w:rPr>
-                <w:sz w:val="18"/>
-                <w:szCs w:val="18"/>
+            <w:tcW w:type="dxa" w:w="950"/>
+            <w:tcMar>
+              <w:top w:type="dxa" w:w="90"/>
+              <w:left w:type="dxa" w:w="120"/>
+              <w:bottom w:type="dxa" w:w="90"/>
+              <w:right w:type="dxa" w:w="120"/>
+            </w:tcMar>
+            <w:vAlign w:val="top"/>
+          </w:tcPr>
+          <w:p>
+            <w:pPr>
+              <w:spacing w:after="0" w:before="0"/>
+            </w:pPr>
+            <w:r>
+              <w:rPr>
+                <w:b w:val="false"/>
+                <w:bCs w:val="false"/>
+                <w:color w:val="111827"/>
+                <w:sz w:val="17"/>
+                <w:szCs w:val="17"/>
               </w:rPr>
               <w:t xml:space="preserve">0</w:t>
             </w:r>
@@ -2720,13 +4299,26 @@
         </w:tc>
         <w:tc>
           <w:tcPr>
-            <w:tcW w:type="pct" w:w="16%"/>
-          </w:tcPr>
-          <w:p>
-            <w:r>
-              <w:rPr>
-                <w:sz w:val="18"/>
-                <w:szCs w:val="18"/>
+            <w:tcW w:type="dxa" w:w="1350"/>
+            <w:tcMar>
+              <w:top w:type="dxa" w:w="90"/>
+              <w:left w:type="dxa" w:w="120"/>
+              <w:bottom w:type="dxa" w:w="90"/>
+              <w:right w:type="dxa" w:w="120"/>
+            </w:tcMar>
+            <w:vAlign w:val="top"/>
+          </w:tcPr>
+          <w:p>
+            <w:pPr>
+              <w:spacing w:after="0" w:before="0"/>
+            </w:pPr>
+            <w:r>
+              <w:rPr>
+                <w:b w:val="false"/>
+                <w:bCs w:val="false"/>
+                <w:color w:val="111827"/>
+                <w:sz w:val="17"/>
+                <w:szCs w:val="17"/>
               </w:rPr>
               <w:t xml:space="preserve">Borrador</w:t>
             </w:r>
@@ -2734,27 +4326,53 @@
         </w:tc>
         <w:tc>
           <w:tcPr>
-            <w:tcW w:type="pct" w:w="16%"/>
-          </w:tcPr>
-          <w:p>
-            <w:r>
-              <w:rPr>
-                <w:sz w:val="18"/>
-                <w:szCs w:val="18"/>
-              </w:rPr>
-              <w:t xml:space="preserve"/>
-            </w:r>
-          </w:p>
-        </w:tc>
-        <w:tc>
-          <w:tcPr>
-            <w:tcW w:type="pct" w:w="16%"/>
-          </w:tcPr>
-          <w:p>
-            <w:r>
-              <w:rPr>
-                <w:sz w:val="18"/>
-                <w:szCs w:val="18"/>
+            <w:tcW w:type="dxa" w:w="3200"/>
+            <w:tcMar>
+              <w:top w:type="dxa" w:w="90"/>
+              <w:left w:type="dxa" w:w="120"/>
+              <w:bottom w:type="dxa" w:w="90"/>
+              <w:right w:type="dxa" w:w="120"/>
+            </w:tcMar>
+            <w:vAlign w:val="top"/>
+          </w:tcPr>
+          <w:p>
+            <w:pPr>
+              <w:spacing w:after="0" w:before="0"/>
+            </w:pPr>
+            <w:r>
+              <w:rPr>
+                <w:b w:val="false"/>
+                <w:bCs w:val="false"/>
+                <w:color w:val="111827"/>
+                <w:sz w:val="17"/>
+                <w:szCs w:val="17"/>
+              </w:rPr>
+              <w:t xml:space="preserve">—</w:t>
+            </w:r>
+          </w:p>
+        </w:tc>
+        <w:tc>
+          <w:tcPr>
+            <w:tcW w:type="dxa" w:w="1570"/>
+            <w:tcMar>
+              <w:top w:type="dxa" w:w="90"/>
+              <w:left w:type="dxa" w:w="120"/>
+              <w:bottom w:type="dxa" w:w="90"/>
+              <w:right w:type="dxa" w:w="120"/>
+            </w:tcMar>
+            <w:vAlign w:val="top"/>
+          </w:tcPr>
+          <w:p>
+            <w:pPr>
+              <w:spacing w:after="0" w:before="0"/>
+            </w:pPr>
+            <w:r>
+              <w:rPr>
+                <w:b w:val="false"/>
+                <w:bCs w:val="false"/>
+                <w:color w:val="111827"/>
+                <w:sz w:val="17"/>
+                <w:szCs w:val="17"/>
               </w:rPr>
               <w:t xml:space="preserve">—</w:t>
             </w:r>
@@ -2764,13 +4382,26 @@
       <w:tr>
         <w:tc>
           <w:tcPr>
-            <w:tcW w:type="pct" w:w="16%"/>
-          </w:tcPr>
-          <w:p>
-            <w:r>
-              <w:rPr>
-                <w:sz w:val="18"/>
-                <w:szCs w:val="18"/>
+            <w:tcW w:type="dxa" w:w="1000"/>
+            <w:tcMar>
+              <w:top w:type="dxa" w:w="90"/>
+              <w:left w:type="dxa" w:w="120"/>
+              <w:bottom w:type="dxa" w:w="90"/>
+              <w:right w:type="dxa" w:w="120"/>
+            </w:tcMar>
+            <w:vAlign w:val="top"/>
+          </w:tcPr>
+          <w:p>
+            <w:pPr>
+              <w:spacing w:after="0" w:before="0"/>
+            </w:pPr>
+            <w:r>
+              <w:rPr>
+                <w:b w:val="false"/>
+                <w:bCs w:val="false"/>
+                <w:color w:val="111827"/>
+                <w:sz w:val="17"/>
+                <w:szCs w:val="17"/>
               </w:rPr>
               <w:t xml:space="preserve">2028A</w:t>
             </w:r>
@@ -2778,13 +4409,26 @@
         </w:tc>
         <w:tc>
           <w:tcPr>
-            <w:tcW w:type="pct" w:w="16%"/>
-          </w:tcPr>
-          <w:p>
-            <w:r>
-              <w:rPr>
-                <w:sz w:val="18"/>
-                <w:szCs w:val="18"/>
+            <w:tcW w:type="dxa" w:w="950"/>
+            <w:tcMar>
+              <w:top w:type="dxa" w:w="90"/>
+              <w:left w:type="dxa" w:w="120"/>
+              <w:bottom w:type="dxa" w:w="90"/>
+              <w:right w:type="dxa" w:w="120"/>
+            </w:tcMar>
+            <w:vAlign w:val="top"/>
+          </w:tcPr>
+          <w:p>
+            <w:pPr>
+              <w:spacing w:after="0" w:before="0"/>
+            </w:pPr>
+            <w:r>
+              <w:rPr>
+                <w:b w:val="false"/>
+                <w:bCs w:val="false"/>
+                <w:color w:val="111827"/>
+                <w:sz w:val="17"/>
+                <w:szCs w:val="17"/>
               </w:rPr>
               <w:t xml:space="preserve">0</w:t>
             </w:r>
@@ -2792,13 +4436,26 @@
         </w:tc>
         <w:tc>
           <w:tcPr>
-            <w:tcW w:type="pct" w:w="16%"/>
-          </w:tcPr>
-          <w:p>
-            <w:r>
-              <w:rPr>
-                <w:sz w:val="18"/>
-                <w:szCs w:val="18"/>
+            <w:tcW w:type="dxa" w:w="950"/>
+            <w:tcMar>
+              <w:top w:type="dxa" w:w="90"/>
+              <w:left w:type="dxa" w:w="120"/>
+              <w:bottom w:type="dxa" w:w="90"/>
+              <w:right w:type="dxa" w:w="120"/>
+            </w:tcMar>
+            <w:vAlign w:val="top"/>
+          </w:tcPr>
+          <w:p>
+            <w:pPr>
+              <w:spacing w:after="0" w:before="0"/>
+            </w:pPr>
+            <w:r>
+              <w:rPr>
+                <w:b w:val="false"/>
+                <w:bCs w:val="false"/>
+                <w:color w:val="111827"/>
+                <w:sz w:val="17"/>
+                <w:szCs w:val="17"/>
               </w:rPr>
               <w:t xml:space="preserve">0</w:t>
             </w:r>
@@ -2806,13 +4463,26 @@
         </w:tc>
         <w:tc>
           <w:tcPr>
-            <w:tcW w:type="pct" w:w="16%"/>
-          </w:tcPr>
-          <w:p>
-            <w:r>
-              <w:rPr>
-                <w:sz w:val="18"/>
-                <w:szCs w:val="18"/>
+            <w:tcW w:type="dxa" w:w="1350"/>
+            <w:tcMar>
+              <w:top w:type="dxa" w:w="90"/>
+              <w:left w:type="dxa" w:w="120"/>
+              <w:bottom w:type="dxa" w:w="90"/>
+              <w:right w:type="dxa" w:w="120"/>
+            </w:tcMar>
+            <w:vAlign w:val="top"/>
+          </w:tcPr>
+          <w:p>
+            <w:pPr>
+              <w:spacing w:after="0" w:before="0"/>
+            </w:pPr>
+            <w:r>
+              <w:rPr>
+                <w:b w:val="false"/>
+                <w:bCs w:val="false"/>
+                <w:color w:val="111827"/>
+                <w:sz w:val="17"/>
+                <w:szCs w:val="17"/>
               </w:rPr>
               <w:t xml:space="preserve">Borrador</w:t>
             </w:r>
@@ -2820,27 +4490,53 @@
         </w:tc>
         <w:tc>
           <w:tcPr>
-            <w:tcW w:type="pct" w:w="16%"/>
-          </w:tcPr>
-          <w:p>
-            <w:r>
-              <w:rPr>
-                <w:sz w:val="18"/>
-                <w:szCs w:val="18"/>
-              </w:rPr>
-              <w:t xml:space="preserve"/>
-            </w:r>
-          </w:p>
-        </w:tc>
-        <w:tc>
-          <w:tcPr>
-            <w:tcW w:type="pct" w:w="16%"/>
-          </w:tcPr>
-          <w:p>
-            <w:r>
-              <w:rPr>
-                <w:sz w:val="18"/>
-                <w:szCs w:val="18"/>
+            <w:tcW w:type="dxa" w:w="3200"/>
+            <w:tcMar>
+              <w:top w:type="dxa" w:w="90"/>
+              <w:left w:type="dxa" w:w="120"/>
+              <w:bottom w:type="dxa" w:w="90"/>
+              <w:right w:type="dxa" w:w="120"/>
+            </w:tcMar>
+            <w:vAlign w:val="top"/>
+          </w:tcPr>
+          <w:p>
+            <w:pPr>
+              <w:spacing w:after="0" w:before="0"/>
+            </w:pPr>
+            <w:r>
+              <w:rPr>
+                <w:b w:val="false"/>
+                <w:bCs w:val="false"/>
+                <w:color w:val="111827"/>
+                <w:sz w:val="17"/>
+                <w:szCs w:val="17"/>
+              </w:rPr>
+              <w:t xml:space="preserve">—</w:t>
+            </w:r>
+          </w:p>
+        </w:tc>
+        <w:tc>
+          <w:tcPr>
+            <w:tcW w:type="dxa" w:w="1570"/>
+            <w:tcMar>
+              <w:top w:type="dxa" w:w="90"/>
+              <w:left w:type="dxa" w:w="120"/>
+              <w:bottom w:type="dxa" w:w="90"/>
+              <w:right w:type="dxa" w:w="120"/>
+            </w:tcMar>
+            <w:vAlign w:val="top"/>
+          </w:tcPr>
+          <w:p>
+            <w:pPr>
+              <w:spacing w:after="0" w:before="0"/>
+            </w:pPr>
+            <w:r>
+              <w:rPr>
+                <w:b w:val="false"/>
+                <w:bCs w:val="false"/>
+                <w:color w:val="111827"/>
+                <w:sz w:val="17"/>
+                <w:szCs w:val="17"/>
               </w:rPr>
               <w:t xml:space="preserve">—</w:t>
             </w:r>
@@ -2850,13 +4546,26 @@
       <w:tr>
         <w:tc>
           <w:tcPr>
-            <w:tcW w:type="pct" w:w="16%"/>
-          </w:tcPr>
-          <w:p>
-            <w:r>
-              <w:rPr>
-                <w:sz w:val="18"/>
-                <w:szCs w:val="18"/>
+            <w:tcW w:type="dxa" w:w="1000"/>
+            <w:tcMar>
+              <w:top w:type="dxa" w:w="90"/>
+              <w:left w:type="dxa" w:w="120"/>
+              <w:bottom w:type="dxa" w:w="90"/>
+              <w:right w:type="dxa" w:w="120"/>
+            </w:tcMar>
+            <w:vAlign w:val="top"/>
+          </w:tcPr>
+          <w:p>
+            <w:pPr>
+              <w:spacing w:after="0" w:before="0"/>
+            </w:pPr>
+            <w:r>
+              <w:rPr>
+                <w:b w:val="false"/>
+                <w:bCs w:val="false"/>
+                <w:color w:val="111827"/>
+                <w:sz w:val="17"/>
+                <w:szCs w:val="17"/>
               </w:rPr>
               <w:t xml:space="preserve">2028B</w:t>
             </w:r>
@@ -2864,13 +4573,26 @@
         </w:tc>
         <w:tc>
           <w:tcPr>
-            <w:tcW w:type="pct" w:w="16%"/>
-          </w:tcPr>
-          <w:p>
-            <w:r>
-              <w:rPr>
-                <w:sz w:val="18"/>
-                <w:szCs w:val="18"/>
+            <w:tcW w:type="dxa" w:w="950"/>
+            <w:tcMar>
+              <w:top w:type="dxa" w:w="90"/>
+              <w:left w:type="dxa" w:w="120"/>
+              <w:bottom w:type="dxa" w:w="90"/>
+              <w:right w:type="dxa" w:w="120"/>
+            </w:tcMar>
+            <w:vAlign w:val="top"/>
+          </w:tcPr>
+          <w:p>
+            <w:pPr>
+              <w:spacing w:after="0" w:before="0"/>
+            </w:pPr>
+            <w:r>
+              <w:rPr>
+                <w:b w:val="false"/>
+                <w:bCs w:val="false"/>
+                <w:color w:val="111827"/>
+                <w:sz w:val="17"/>
+                <w:szCs w:val="17"/>
               </w:rPr>
               <w:t xml:space="preserve">4.1</w:t>
             </w:r>
@@ -2878,13 +4600,26 @@
         </w:tc>
         <w:tc>
           <w:tcPr>
-            <w:tcW w:type="pct" w:w="16%"/>
-          </w:tcPr>
-          <w:p>
-            <w:r>
-              <w:rPr>
-                <w:sz w:val="18"/>
-                <w:szCs w:val="18"/>
+            <w:tcW w:type="dxa" w:w="950"/>
+            <w:tcMar>
+              <w:top w:type="dxa" w:w="90"/>
+              <w:left w:type="dxa" w:w="120"/>
+              <w:bottom w:type="dxa" w:w="90"/>
+              <w:right w:type="dxa" w:w="120"/>
+            </w:tcMar>
+            <w:vAlign w:val="top"/>
+          </w:tcPr>
+          <w:p>
+            <w:pPr>
+              <w:spacing w:after="0" w:before="0"/>
+            </w:pPr>
+            <w:r>
+              <w:rPr>
+                <w:b w:val="false"/>
+                <w:bCs w:val="false"/>
+                <w:color w:val="111827"/>
+                <w:sz w:val="17"/>
+                <w:szCs w:val="17"/>
               </w:rPr>
               <w:t xml:space="preserve">0</w:t>
             </w:r>
@@ -2892,13 +4627,26 @@
         </w:tc>
         <w:tc>
           <w:tcPr>
-            <w:tcW w:type="pct" w:w="16%"/>
-          </w:tcPr>
-          <w:p>
-            <w:r>
-              <w:rPr>
-                <w:sz w:val="18"/>
-                <w:szCs w:val="18"/>
+            <w:tcW w:type="dxa" w:w="1350"/>
+            <w:tcMar>
+              <w:top w:type="dxa" w:w="90"/>
+              <w:left w:type="dxa" w:w="120"/>
+              <w:bottom w:type="dxa" w:w="90"/>
+              <w:right w:type="dxa" w:w="120"/>
+            </w:tcMar>
+            <w:vAlign w:val="top"/>
+          </w:tcPr>
+          <w:p>
+            <w:pPr>
+              <w:spacing w:after="0" w:before="0"/>
+            </w:pPr>
+            <w:r>
+              <w:rPr>
+                <w:b w:val="false"/>
+                <w:bCs w:val="false"/>
+                <w:color w:val="111827"/>
+                <w:sz w:val="17"/>
+                <w:szCs w:val="17"/>
               </w:rPr>
               <w:t xml:space="preserve">Borrador</w:t>
             </w:r>
@@ -2906,27 +4654,53 @@
         </w:tc>
         <w:tc>
           <w:tcPr>
-            <w:tcW w:type="pct" w:w="16%"/>
-          </w:tcPr>
-          <w:p>
-            <w:r>
-              <w:rPr>
-                <w:sz w:val="18"/>
-                <w:szCs w:val="18"/>
-              </w:rPr>
-              <w:t xml:space="preserve"/>
-            </w:r>
-          </w:p>
-        </w:tc>
-        <w:tc>
-          <w:tcPr>
-            <w:tcW w:type="pct" w:w="16%"/>
-          </w:tcPr>
-          <w:p>
-            <w:r>
-              <w:rPr>
-                <w:sz w:val="18"/>
-                <w:szCs w:val="18"/>
+            <w:tcW w:type="dxa" w:w="3200"/>
+            <w:tcMar>
+              <w:top w:type="dxa" w:w="90"/>
+              <w:left w:type="dxa" w:w="120"/>
+              <w:bottom w:type="dxa" w:w="90"/>
+              <w:right w:type="dxa" w:w="120"/>
+            </w:tcMar>
+            <w:vAlign w:val="top"/>
+          </w:tcPr>
+          <w:p>
+            <w:pPr>
+              <w:spacing w:after="0" w:before="0"/>
+            </w:pPr>
+            <w:r>
+              <w:rPr>
+                <w:b w:val="false"/>
+                <w:bCs w:val="false"/>
+                <w:color w:val="111827"/>
+                <w:sz w:val="17"/>
+                <w:szCs w:val="17"/>
+              </w:rPr>
+              <w:t xml:space="preserve">—</w:t>
+            </w:r>
+          </w:p>
+        </w:tc>
+        <w:tc>
+          <w:tcPr>
+            <w:tcW w:type="dxa" w:w="1570"/>
+            <w:tcMar>
+              <w:top w:type="dxa" w:w="90"/>
+              <w:left w:type="dxa" w:w="120"/>
+              <w:bottom w:type="dxa" w:w="90"/>
+              <w:right w:type="dxa" w:w="120"/>
+            </w:tcMar>
+            <w:vAlign w:val="top"/>
+          </w:tcPr>
+          <w:p>
+            <w:pPr>
+              <w:spacing w:after="0" w:before="0"/>
+            </w:pPr>
+            <w:r>
+              <w:rPr>
+                <w:b w:val="false"/>
+                <w:bCs w:val="false"/>
+                <w:color w:val="111827"/>
+                <w:sz w:val="17"/>
+                <w:szCs w:val="17"/>
               </w:rPr>
               <w:t xml:space="preserve">—</w:t>
             </w:r>
@@ -2936,13 +4710,26 @@
       <w:tr>
         <w:tc>
           <w:tcPr>
-            <w:tcW w:type="pct" w:w="16%"/>
-          </w:tcPr>
-          <w:p>
-            <w:r>
-              <w:rPr>
-                <w:sz w:val="18"/>
-                <w:szCs w:val="18"/>
+            <w:tcW w:type="dxa" w:w="1000"/>
+            <w:tcMar>
+              <w:top w:type="dxa" w:w="90"/>
+              <w:left w:type="dxa" w:w="120"/>
+              <w:bottom w:type="dxa" w:w="90"/>
+              <w:right w:type="dxa" w:w="120"/>
+            </w:tcMar>
+            <w:vAlign w:val="top"/>
+          </w:tcPr>
+          <w:p>
+            <w:pPr>
+              <w:spacing w:after="0" w:before="0"/>
+            </w:pPr>
+            <w:r>
+              <w:rPr>
+                <w:b w:val="false"/>
+                <w:bCs w:val="false"/>
+                <w:color w:val="111827"/>
+                <w:sz w:val="17"/>
+                <w:szCs w:val="17"/>
               </w:rPr>
               <w:t xml:space="preserve">2029A</w:t>
             </w:r>
@@ -2950,13 +4737,26 @@
         </w:tc>
         <w:tc>
           <w:tcPr>
-            <w:tcW w:type="pct" w:w="16%"/>
-          </w:tcPr>
-          <w:p>
-            <w:r>
-              <w:rPr>
-                <w:sz w:val="18"/>
-                <w:szCs w:val="18"/>
+            <w:tcW w:type="dxa" w:w="950"/>
+            <w:tcMar>
+              <w:top w:type="dxa" w:w="90"/>
+              <w:left w:type="dxa" w:w="120"/>
+              <w:bottom w:type="dxa" w:w="90"/>
+              <w:right w:type="dxa" w:w="120"/>
+            </w:tcMar>
+            <w:vAlign w:val="top"/>
+          </w:tcPr>
+          <w:p>
+            <w:pPr>
+              <w:spacing w:after="0" w:before="0"/>
+            </w:pPr>
+            <w:r>
+              <w:rPr>
+                <w:b w:val="false"/>
+                <w:bCs w:val="false"/>
+                <w:color w:val="111827"/>
+                <w:sz w:val="17"/>
+                <w:szCs w:val="17"/>
               </w:rPr>
               <w:t xml:space="preserve">0</w:t>
             </w:r>
@@ -2964,13 +4764,26 @@
         </w:tc>
         <w:tc>
           <w:tcPr>
-            <w:tcW w:type="pct" w:w="16%"/>
-          </w:tcPr>
-          <w:p>
-            <w:r>
-              <w:rPr>
-                <w:sz w:val="18"/>
-                <w:szCs w:val="18"/>
+            <w:tcW w:type="dxa" w:w="950"/>
+            <w:tcMar>
+              <w:top w:type="dxa" w:w="90"/>
+              <w:left w:type="dxa" w:w="120"/>
+              <w:bottom w:type="dxa" w:w="90"/>
+              <w:right w:type="dxa" w:w="120"/>
+            </w:tcMar>
+            <w:vAlign w:val="top"/>
+          </w:tcPr>
+          <w:p>
+            <w:pPr>
+              <w:spacing w:after="0" w:before="0"/>
+            </w:pPr>
+            <w:r>
+              <w:rPr>
+                <w:b w:val="false"/>
+                <w:bCs w:val="false"/>
+                <w:color w:val="111827"/>
+                <w:sz w:val="17"/>
+                <w:szCs w:val="17"/>
               </w:rPr>
               <w:t xml:space="preserve">0</w:t>
             </w:r>
@@ -2978,13 +4791,26 @@
         </w:tc>
         <w:tc>
           <w:tcPr>
-            <w:tcW w:type="pct" w:w="16%"/>
-          </w:tcPr>
-          <w:p>
-            <w:r>
-              <w:rPr>
-                <w:sz w:val="18"/>
-                <w:szCs w:val="18"/>
+            <w:tcW w:type="dxa" w:w="1350"/>
+            <w:tcMar>
+              <w:top w:type="dxa" w:w="90"/>
+              <w:left w:type="dxa" w:w="120"/>
+              <w:bottom w:type="dxa" w:w="90"/>
+              <w:right w:type="dxa" w:w="120"/>
+            </w:tcMar>
+            <w:vAlign w:val="top"/>
+          </w:tcPr>
+          <w:p>
+            <w:pPr>
+              <w:spacing w:after="0" w:before="0"/>
+            </w:pPr>
+            <w:r>
+              <w:rPr>
+                <w:b w:val="false"/>
+                <w:bCs w:val="false"/>
+                <w:color w:val="111827"/>
+                <w:sz w:val="17"/>
+                <w:szCs w:val="17"/>
               </w:rPr>
               <w:t xml:space="preserve">Borrador</w:t>
             </w:r>
@@ -2992,27 +4818,53 @@
         </w:tc>
         <w:tc>
           <w:tcPr>
-            <w:tcW w:type="pct" w:w="16%"/>
-          </w:tcPr>
-          <w:p>
-            <w:r>
-              <w:rPr>
-                <w:sz w:val="18"/>
-                <w:szCs w:val="18"/>
-              </w:rPr>
-              <w:t xml:space="preserve"/>
-            </w:r>
-          </w:p>
-        </w:tc>
-        <w:tc>
-          <w:tcPr>
-            <w:tcW w:type="pct" w:w="16%"/>
-          </w:tcPr>
-          <w:p>
-            <w:r>
-              <w:rPr>
-                <w:sz w:val="18"/>
-                <w:szCs w:val="18"/>
+            <w:tcW w:type="dxa" w:w="3200"/>
+            <w:tcMar>
+              <w:top w:type="dxa" w:w="90"/>
+              <w:left w:type="dxa" w:w="120"/>
+              <w:bottom w:type="dxa" w:w="90"/>
+              <w:right w:type="dxa" w:w="120"/>
+            </w:tcMar>
+            <w:vAlign w:val="top"/>
+          </w:tcPr>
+          <w:p>
+            <w:pPr>
+              <w:spacing w:after="0" w:before="0"/>
+            </w:pPr>
+            <w:r>
+              <w:rPr>
+                <w:b w:val="false"/>
+                <w:bCs w:val="false"/>
+                <w:color w:val="111827"/>
+                <w:sz w:val="17"/>
+                <w:szCs w:val="17"/>
+              </w:rPr>
+              <w:t xml:space="preserve">—</w:t>
+            </w:r>
+          </w:p>
+        </w:tc>
+        <w:tc>
+          <w:tcPr>
+            <w:tcW w:type="dxa" w:w="1570"/>
+            <w:tcMar>
+              <w:top w:type="dxa" w:w="90"/>
+              <w:left w:type="dxa" w:w="120"/>
+              <w:bottom w:type="dxa" w:w="90"/>
+              <w:right w:type="dxa" w:w="120"/>
+            </w:tcMar>
+            <w:vAlign w:val="top"/>
+          </w:tcPr>
+          <w:p>
+            <w:pPr>
+              <w:spacing w:after="0" w:before="0"/>
+            </w:pPr>
+            <w:r>
+              <w:rPr>
+                <w:b w:val="false"/>
+                <w:bCs w:val="false"/>
+                <w:color w:val="111827"/>
+                <w:sz w:val="17"/>
+                <w:szCs w:val="17"/>
               </w:rPr>
               <w:t xml:space="preserve">—</w:t>
             </w:r>
@@ -3022,13 +4874,26 @@
       <w:tr>
         <w:tc>
           <w:tcPr>
-            <w:tcW w:type="pct" w:w="16%"/>
-          </w:tcPr>
-          <w:p>
-            <w:r>
-              <w:rPr>
-                <w:sz w:val="18"/>
-                <w:szCs w:val="18"/>
+            <w:tcW w:type="dxa" w:w="1000"/>
+            <w:tcMar>
+              <w:top w:type="dxa" w:w="90"/>
+              <w:left w:type="dxa" w:w="120"/>
+              <w:bottom w:type="dxa" w:w="90"/>
+              <w:right w:type="dxa" w:w="120"/>
+            </w:tcMar>
+            <w:vAlign w:val="top"/>
+          </w:tcPr>
+          <w:p>
+            <w:pPr>
+              <w:spacing w:after="0" w:before="0"/>
+            </w:pPr>
+            <w:r>
+              <w:rPr>
+                <w:b w:val="false"/>
+                <w:bCs w:val="false"/>
+                <w:color w:val="111827"/>
+                <w:sz w:val="17"/>
+                <w:szCs w:val="17"/>
               </w:rPr>
               <w:t xml:space="preserve">2029B</w:t>
             </w:r>
@@ -3036,13 +4901,26 @@
         </w:tc>
         <w:tc>
           <w:tcPr>
-            <w:tcW w:type="pct" w:w="16%"/>
-          </w:tcPr>
-          <w:p>
-            <w:r>
-              <w:rPr>
-                <w:sz w:val="18"/>
-                <w:szCs w:val="18"/>
+            <w:tcW w:type="dxa" w:w="950"/>
+            <w:tcMar>
+              <w:top w:type="dxa" w:w="90"/>
+              <w:left w:type="dxa" w:w="120"/>
+              <w:bottom w:type="dxa" w:w="90"/>
+              <w:right w:type="dxa" w:w="120"/>
+            </w:tcMar>
+            <w:vAlign w:val="top"/>
+          </w:tcPr>
+          <w:p>
+            <w:pPr>
+              <w:spacing w:after="0" w:before="0"/>
+            </w:pPr>
+            <w:r>
+              <w:rPr>
+                <w:b w:val="false"/>
+                <w:bCs w:val="false"/>
+                <w:color w:val="111827"/>
+                <w:sz w:val="17"/>
+                <w:szCs w:val="17"/>
               </w:rPr>
               <w:t xml:space="preserve">5</w:t>
             </w:r>
@@ -3050,13 +4928,26 @@
         </w:tc>
         <w:tc>
           <w:tcPr>
-            <w:tcW w:type="pct" w:w="16%"/>
-          </w:tcPr>
-          <w:p>
-            <w:r>
-              <w:rPr>
-                <w:sz w:val="18"/>
-                <w:szCs w:val="18"/>
+            <w:tcW w:type="dxa" w:w="950"/>
+            <w:tcMar>
+              <w:top w:type="dxa" w:w="90"/>
+              <w:left w:type="dxa" w:w="120"/>
+              <w:bottom w:type="dxa" w:w="90"/>
+              <w:right w:type="dxa" w:w="120"/>
+            </w:tcMar>
+            <w:vAlign w:val="top"/>
+          </w:tcPr>
+          <w:p>
+            <w:pPr>
+              <w:spacing w:after="0" w:before="0"/>
+            </w:pPr>
+            <w:r>
+              <w:rPr>
+                <w:b w:val="false"/>
+                <w:bCs w:val="false"/>
+                <w:color w:val="111827"/>
+                <w:sz w:val="17"/>
+                <w:szCs w:val="17"/>
               </w:rPr>
               <w:t xml:space="preserve">0</w:t>
             </w:r>
@@ -3064,13 +4955,26 @@
         </w:tc>
         <w:tc>
           <w:tcPr>
-            <w:tcW w:type="pct" w:w="16%"/>
-          </w:tcPr>
-          <w:p>
-            <w:r>
-              <w:rPr>
-                <w:sz w:val="18"/>
-                <w:szCs w:val="18"/>
+            <w:tcW w:type="dxa" w:w="1350"/>
+            <w:tcMar>
+              <w:top w:type="dxa" w:w="90"/>
+              <w:left w:type="dxa" w:w="120"/>
+              <w:bottom w:type="dxa" w:w="90"/>
+              <w:right w:type="dxa" w:w="120"/>
+            </w:tcMar>
+            <w:vAlign w:val="top"/>
+          </w:tcPr>
+          <w:p>
+            <w:pPr>
+              <w:spacing w:after="0" w:before="0"/>
+            </w:pPr>
+            <w:r>
+              <w:rPr>
+                <w:b w:val="false"/>
+                <w:bCs w:val="false"/>
+                <w:color w:val="111827"/>
+                <w:sz w:val="17"/>
+                <w:szCs w:val="17"/>
               </w:rPr>
               <w:t xml:space="preserve">Borrador</w:t>
             </w:r>
@@ -3078,27 +4982,53 @@
         </w:tc>
         <w:tc>
           <w:tcPr>
-            <w:tcW w:type="pct" w:w="16%"/>
-          </w:tcPr>
-          <w:p>
-            <w:r>
-              <w:rPr>
-                <w:sz w:val="18"/>
-                <w:szCs w:val="18"/>
-              </w:rPr>
-              <w:t xml:space="preserve"/>
-            </w:r>
-          </w:p>
-        </w:tc>
-        <w:tc>
-          <w:tcPr>
-            <w:tcW w:type="pct" w:w="16%"/>
-          </w:tcPr>
-          <w:p>
-            <w:r>
-              <w:rPr>
-                <w:sz w:val="18"/>
-                <w:szCs w:val="18"/>
+            <w:tcW w:type="dxa" w:w="3200"/>
+            <w:tcMar>
+              <w:top w:type="dxa" w:w="90"/>
+              <w:left w:type="dxa" w:w="120"/>
+              <w:bottom w:type="dxa" w:w="90"/>
+              <w:right w:type="dxa" w:w="120"/>
+            </w:tcMar>
+            <w:vAlign w:val="top"/>
+          </w:tcPr>
+          <w:p>
+            <w:pPr>
+              <w:spacing w:after="0" w:before="0"/>
+            </w:pPr>
+            <w:r>
+              <w:rPr>
+                <w:b w:val="false"/>
+                <w:bCs w:val="false"/>
+                <w:color w:val="111827"/>
+                <w:sz w:val="17"/>
+                <w:szCs w:val="17"/>
+              </w:rPr>
+              <w:t xml:space="preserve">—</w:t>
+            </w:r>
+          </w:p>
+        </w:tc>
+        <w:tc>
+          <w:tcPr>
+            <w:tcW w:type="dxa" w:w="1570"/>
+            <w:tcMar>
+              <w:top w:type="dxa" w:w="90"/>
+              <w:left w:type="dxa" w:w="120"/>
+              <w:bottom w:type="dxa" w:w="90"/>
+              <w:right w:type="dxa" w:w="120"/>
+            </w:tcMar>
+            <w:vAlign w:val="top"/>
+          </w:tcPr>
+          <w:p>
+            <w:pPr>
+              <w:spacing w:after="0" w:before="0"/>
+            </w:pPr>
+            <w:r>
+              <w:rPr>
+                <w:b w:val="false"/>
+                <w:bCs w:val="false"/>
+                <w:color w:val="111827"/>
+                <w:sz w:val="17"/>
+                <w:szCs w:val="17"/>
               </w:rPr>
               <w:t xml:space="preserve">—</w:t>
             </w:r>
@@ -3280,36 +5210,49 @@
     </w:p>
     <w:tbl>
       <w:tblPr>
-        <w:tblW w:type="pct" w:w="100%"/>
+        <w:tblW w:type="dxa" w:w="9020"/>
         <w:tblBorders>
-          <w:top w:val="single" w:color="auto" w:sz="4"/>
-          <w:left w:val="single" w:color="auto" w:sz="4"/>
-          <w:bottom w:val="single" w:color="auto" w:sz="4"/>
-          <w:right w:val="single" w:color="auto" w:sz="4"/>
-          <w:insideH w:val="single" w:color="auto" w:sz="4"/>
-          <w:insideV w:val="single" w:color="auto" w:sz="4"/>
+          <w:top w:val="single" w:color="D1D5DB" w:sz="1"/>
+          <w:left w:val="single" w:color="D1D5DB" w:sz="1"/>
+          <w:bottom w:val="single" w:color="D1D5DB" w:sz="1"/>
+          <w:right w:val="single" w:color="D1D5DB" w:sz="1"/>
+          <w:insideH w:val="single" w:color="D1D5DB" w:sz="1"/>
+          <w:insideV w:val="single" w:color="D1D5DB" w:sz="1"/>
         </w:tblBorders>
+        <w:tblLayout w:type="fixed"/>
       </w:tblPr>
       <w:tblGrid>
-        <w:gridCol w:w="100"/>
-        <w:gridCol w:w="100"/>
-        <w:gridCol w:w="100"/>
-        <w:gridCol w:w="100"/>
-        <w:gridCol w:w="100"/>
-        <w:gridCol w:w="100"/>
+        <w:gridCol w:w="1000"/>
+        <w:gridCol w:w="950"/>
+        <w:gridCol w:w="950"/>
+        <w:gridCol w:w="1350"/>
+        <w:gridCol w:w="3200"/>
+        <w:gridCol w:w="1570"/>
       </w:tblGrid>
       <w:tr>
         <w:tc>
           <w:tcPr>
-            <w:tcW w:type="pct" w:w="16%"/>
-          </w:tcPr>
-          <w:p>
+            <w:tcW w:type="dxa" w:w="1000"/>
+            <w:shd w:fill="F3F4F6"/>
+            <w:tcMar>
+              <w:top w:type="dxa" w:w="90"/>
+              <w:left w:type="dxa" w:w="120"/>
+              <w:bottom w:type="dxa" w:w="90"/>
+              <w:right w:type="dxa" w:w="120"/>
+            </w:tcMar>
+            <w:vAlign w:val="center"/>
+          </w:tcPr>
+          <w:p>
+            <w:pPr>
+              <w:spacing w:after="0" w:before="0"/>
+            </w:pPr>
             <w:r>
               <w:rPr>
                 <w:b/>
                 <w:bCs/>
-                <w:sz w:val="18"/>
-                <w:szCs w:val="18"/>
+                <w:color w:val="374151"/>
+                <w:sz w:val="16"/>
+                <w:szCs w:val="16"/>
               </w:rPr>
               <w:t xml:space="preserve">Periodo</w:t>
             </w:r>
@@ -3317,15 +5260,27 @@
         </w:tc>
         <w:tc>
           <w:tcPr>
-            <w:tcW w:type="pct" w:w="16%"/>
-          </w:tcPr>
-          <w:p>
+            <w:tcW w:type="dxa" w:w="950"/>
+            <w:shd w:fill="F3F4F6"/>
+            <w:tcMar>
+              <w:top w:type="dxa" w:w="90"/>
+              <w:left w:type="dxa" w:w="120"/>
+              <w:bottom w:type="dxa" w:w="90"/>
+              <w:right w:type="dxa" w:w="120"/>
+            </w:tcMar>
+            <w:vAlign w:val="center"/>
+          </w:tcPr>
+          <w:p>
+            <w:pPr>
+              <w:spacing w:after="0" w:before="0"/>
+            </w:pPr>
             <w:r>
               <w:rPr>
                 <w:b/>
                 <w:bCs/>
-                <w:sz w:val="18"/>
-                <w:szCs w:val="18"/>
+                <w:color w:val="374151"/>
+                <w:sz w:val="16"/>
+                <w:szCs w:val="16"/>
               </w:rPr>
               <w:t xml:space="preserve">Meta</w:t>
             </w:r>
@@ -3333,15 +5288,27 @@
         </w:tc>
         <w:tc>
           <w:tcPr>
-            <w:tcW w:type="pct" w:w="16%"/>
-          </w:tcPr>
-          <w:p>
+            <w:tcW w:type="dxa" w:w="950"/>
+            <w:shd w:fill="F3F4F6"/>
+            <w:tcMar>
+              <w:top w:type="dxa" w:w="90"/>
+              <w:left w:type="dxa" w:w="120"/>
+              <w:bottom w:type="dxa" w:w="90"/>
+              <w:right w:type="dxa" w:w="120"/>
+            </w:tcMar>
+            <w:vAlign w:val="center"/>
+          </w:tcPr>
+          <w:p>
+            <w:pPr>
+              <w:spacing w:after="0" w:before="0"/>
+            </w:pPr>
             <w:r>
               <w:rPr>
                 <w:b/>
                 <w:bCs/>
-                <w:sz w:val="18"/>
-                <w:szCs w:val="18"/>
+                <w:color w:val="374151"/>
+                <w:sz w:val="16"/>
+                <w:szCs w:val="16"/>
               </w:rPr>
               <w:t xml:space="preserve">Avance</w:t>
             </w:r>
@@ -3349,15 +5316,27 @@
         </w:tc>
         <w:tc>
           <w:tcPr>
-            <w:tcW w:type="pct" w:w="16%"/>
-          </w:tcPr>
-          <w:p>
+            <w:tcW w:type="dxa" w:w="1350"/>
+            <w:shd w:fill="F3F4F6"/>
+            <w:tcMar>
+              <w:top w:type="dxa" w:w="90"/>
+              <w:left w:type="dxa" w:w="120"/>
+              <w:bottom w:type="dxa" w:w="90"/>
+              <w:right w:type="dxa" w:w="120"/>
+            </w:tcMar>
+            <w:vAlign w:val="center"/>
+          </w:tcPr>
+          <w:p>
+            <w:pPr>
+              <w:spacing w:after="0" w:before="0"/>
+            </w:pPr>
             <w:r>
               <w:rPr>
                 <w:b/>
                 <w:bCs/>
-                <w:sz w:val="18"/>
-                <w:szCs w:val="18"/>
+                <w:color w:val="374151"/>
+                <w:sz w:val="16"/>
+                <w:szCs w:val="16"/>
               </w:rPr>
               <w:t xml:space="preserve">Estado</w:t>
             </w:r>
@@ -3365,15 +5344,27 @@
         </w:tc>
         <w:tc>
           <w:tcPr>
-            <w:tcW w:type="pct" w:w="16%"/>
-          </w:tcPr>
-          <w:p>
+            <w:tcW w:type="dxa" w:w="3200"/>
+            <w:shd w:fill="F3F4F6"/>
+            <w:tcMar>
+              <w:top w:type="dxa" w:w="90"/>
+              <w:left w:type="dxa" w:w="120"/>
+              <w:bottom w:type="dxa" w:w="90"/>
+              <w:right w:type="dxa" w:w="120"/>
+            </w:tcMar>
+            <w:vAlign w:val="center"/>
+          </w:tcPr>
+          <w:p>
+            <w:pPr>
+              <w:spacing w:after="0" w:before="0"/>
+            </w:pPr>
             <w:r>
               <w:rPr>
                 <w:b/>
                 <w:bCs/>
-                <w:sz w:val="18"/>
-                <w:szCs w:val="18"/>
+                <w:color w:val="374151"/>
+                <w:sz w:val="16"/>
+                <w:szCs w:val="16"/>
               </w:rPr>
               <w:t xml:space="preserve">Reportado por</w:t>
             </w:r>
@@ -3381,15 +5372,27 @@
         </w:tc>
         <w:tc>
           <w:tcPr>
-            <w:tcW w:type="pct" w:w="16%"/>
-          </w:tcPr>
-          <w:p>
+            <w:tcW w:type="dxa" w:w="1570"/>
+            <w:shd w:fill="F3F4F6"/>
+            <w:tcMar>
+              <w:top w:type="dxa" w:w="90"/>
+              <w:left w:type="dxa" w:w="120"/>
+              <w:bottom w:type="dxa" w:w="90"/>
+              <w:right w:type="dxa" w:w="120"/>
+            </w:tcMar>
+            <w:vAlign w:val="center"/>
+          </w:tcPr>
+          <w:p>
+            <w:pPr>
+              <w:spacing w:after="0" w:before="0"/>
+            </w:pPr>
             <w:r>
               <w:rPr>
                 <w:b/>
                 <w:bCs/>
-                <w:sz w:val="18"/>
-                <w:szCs w:val="18"/>
+                <w:color w:val="374151"/>
+                <w:sz w:val="16"/>
+                <w:szCs w:val="16"/>
               </w:rPr>
               <w:t xml:space="preserve">Fecha envío</w:t>
             </w:r>
@@ -3399,13 +5402,26 @@
       <w:tr>
         <w:tc>
           <w:tcPr>
-            <w:tcW w:type="pct" w:w="16%"/>
-          </w:tcPr>
-          <w:p>
-            <w:r>
-              <w:rPr>
-                <w:sz w:val="18"/>
-                <w:szCs w:val="18"/>
+            <w:tcW w:type="dxa" w:w="1000"/>
+            <w:tcMar>
+              <w:top w:type="dxa" w:w="90"/>
+              <w:left w:type="dxa" w:w="120"/>
+              <w:bottom w:type="dxa" w:w="90"/>
+              <w:right w:type="dxa" w:w="120"/>
+            </w:tcMar>
+            <w:vAlign w:val="top"/>
+          </w:tcPr>
+          <w:p>
+            <w:pPr>
+              <w:spacing w:after="0" w:before="0"/>
+            </w:pPr>
+            <w:r>
+              <w:rPr>
+                <w:b w:val="false"/>
+                <w:bCs w:val="false"/>
+                <w:color w:val="111827"/>
+                <w:sz w:val="17"/>
+                <w:szCs w:val="17"/>
               </w:rPr>
               <w:t xml:space="preserve">2026B</w:t>
             </w:r>
@@ -3413,13 +5429,26 @@
         </w:tc>
         <w:tc>
           <w:tcPr>
-            <w:tcW w:type="pct" w:w="16%"/>
-          </w:tcPr>
-          <w:p>
-            <w:r>
-              <w:rPr>
-                <w:sz w:val="18"/>
-                <w:szCs w:val="18"/>
+            <w:tcW w:type="dxa" w:w="950"/>
+            <w:tcMar>
+              <w:top w:type="dxa" w:w="90"/>
+              <w:left w:type="dxa" w:w="120"/>
+              <w:bottom w:type="dxa" w:w="90"/>
+              <w:right w:type="dxa" w:w="120"/>
+            </w:tcMar>
+            <w:vAlign w:val="top"/>
+          </w:tcPr>
+          <w:p>
+            <w:pPr>
+              <w:spacing w:after="0" w:before="0"/>
+            </w:pPr>
+            <w:r>
+              <w:rPr>
+                <w:b w:val="false"/>
+                <w:bCs w:val="false"/>
+                <w:color w:val="111827"/>
+                <w:sz w:val="17"/>
+                <w:szCs w:val="17"/>
               </w:rPr>
               <w:t xml:space="preserve">32</w:t>
             </w:r>
@@ -3427,13 +5456,26 @@
         </w:tc>
         <w:tc>
           <w:tcPr>
-            <w:tcW w:type="pct" w:w="16%"/>
-          </w:tcPr>
-          <w:p>
-            <w:r>
-              <w:rPr>
-                <w:sz w:val="18"/>
-                <w:szCs w:val="18"/>
+            <w:tcW w:type="dxa" w:w="950"/>
+            <w:tcMar>
+              <w:top w:type="dxa" w:w="90"/>
+              <w:left w:type="dxa" w:w="120"/>
+              <w:bottom w:type="dxa" w:w="90"/>
+              <w:right w:type="dxa" w:w="120"/>
+            </w:tcMar>
+            <w:vAlign w:val="top"/>
+          </w:tcPr>
+          <w:p>
+            <w:pPr>
+              <w:spacing w:after="0" w:before="0"/>
+            </w:pPr>
+            <w:r>
+              <w:rPr>
+                <w:b w:val="false"/>
+                <w:bCs w:val="false"/>
+                <w:color w:val="111827"/>
+                <w:sz w:val="17"/>
+                <w:szCs w:val="17"/>
               </w:rPr>
               <w:t xml:space="preserve">0</w:t>
             </w:r>
@@ -3441,13 +5483,26 @@
         </w:tc>
         <w:tc>
           <w:tcPr>
-            <w:tcW w:type="pct" w:w="16%"/>
-          </w:tcPr>
-          <w:p>
-            <w:r>
-              <w:rPr>
-                <w:sz w:val="18"/>
-                <w:szCs w:val="18"/>
+            <w:tcW w:type="dxa" w:w="1350"/>
+            <w:tcMar>
+              <w:top w:type="dxa" w:w="90"/>
+              <w:left w:type="dxa" w:w="120"/>
+              <w:bottom w:type="dxa" w:w="90"/>
+              <w:right w:type="dxa" w:w="120"/>
+            </w:tcMar>
+            <w:vAlign w:val="top"/>
+          </w:tcPr>
+          <w:p>
+            <w:pPr>
+              <w:spacing w:after="0" w:before="0"/>
+            </w:pPr>
+            <w:r>
+              <w:rPr>
+                <w:b w:val="false"/>
+                <w:bCs w:val="false"/>
+                <w:color w:val="111827"/>
+                <w:sz w:val="17"/>
+                <w:szCs w:val="17"/>
               </w:rPr>
               <w:t xml:space="preserve">Borrador</w:t>
             </w:r>
@@ -3455,27 +5510,53 @@
         </w:tc>
         <w:tc>
           <w:tcPr>
-            <w:tcW w:type="pct" w:w="16%"/>
-          </w:tcPr>
-          <w:p>
-            <w:r>
-              <w:rPr>
-                <w:sz w:val="18"/>
-                <w:szCs w:val="18"/>
-              </w:rPr>
-              <w:t xml:space="preserve"/>
-            </w:r>
-          </w:p>
-        </w:tc>
-        <w:tc>
-          <w:tcPr>
-            <w:tcW w:type="pct" w:w="16%"/>
-          </w:tcPr>
-          <w:p>
-            <w:r>
-              <w:rPr>
-                <w:sz w:val="18"/>
-                <w:szCs w:val="18"/>
+            <w:tcW w:type="dxa" w:w="3200"/>
+            <w:tcMar>
+              <w:top w:type="dxa" w:w="90"/>
+              <w:left w:type="dxa" w:w="120"/>
+              <w:bottom w:type="dxa" w:w="90"/>
+              <w:right w:type="dxa" w:w="120"/>
+            </w:tcMar>
+            <w:vAlign w:val="top"/>
+          </w:tcPr>
+          <w:p>
+            <w:pPr>
+              <w:spacing w:after="0" w:before="0"/>
+            </w:pPr>
+            <w:r>
+              <w:rPr>
+                <w:b w:val="false"/>
+                <w:bCs w:val="false"/>
+                <w:color w:val="111827"/>
+                <w:sz w:val="17"/>
+                <w:szCs w:val="17"/>
+              </w:rPr>
+              <w:t xml:space="preserve">—</w:t>
+            </w:r>
+          </w:p>
+        </w:tc>
+        <w:tc>
+          <w:tcPr>
+            <w:tcW w:type="dxa" w:w="1570"/>
+            <w:tcMar>
+              <w:top w:type="dxa" w:w="90"/>
+              <w:left w:type="dxa" w:w="120"/>
+              <w:bottom w:type="dxa" w:w="90"/>
+              <w:right w:type="dxa" w:w="120"/>
+            </w:tcMar>
+            <w:vAlign w:val="top"/>
+          </w:tcPr>
+          <w:p>
+            <w:pPr>
+              <w:spacing w:after="0" w:before="0"/>
+            </w:pPr>
+            <w:r>
+              <w:rPr>
+                <w:b w:val="false"/>
+                <w:bCs w:val="false"/>
+                <w:color w:val="111827"/>
+                <w:sz w:val="17"/>
+                <w:szCs w:val="17"/>
               </w:rPr>
               <w:t xml:space="preserve">—</w:t>
             </w:r>
@@ -3485,13 +5566,26 @@
       <w:tr>
         <w:tc>
           <w:tcPr>
-            <w:tcW w:type="pct" w:w="16%"/>
-          </w:tcPr>
-          <w:p>
-            <w:r>
-              <w:rPr>
-                <w:sz w:val="18"/>
-                <w:szCs w:val="18"/>
+            <w:tcW w:type="dxa" w:w="1000"/>
+            <w:tcMar>
+              <w:top w:type="dxa" w:w="90"/>
+              <w:left w:type="dxa" w:w="120"/>
+              <w:bottom w:type="dxa" w:w="90"/>
+              <w:right w:type="dxa" w:w="120"/>
+            </w:tcMar>
+            <w:vAlign w:val="top"/>
+          </w:tcPr>
+          <w:p>
+            <w:pPr>
+              <w:spacing w:after="0" w:before="0"/>
+            </w:pPr>
+            <w:r>
+              <w:rPr>
+                <w:b w:val="false"/>
+                <w:bCs w:val="false"/>
+                <w:color w:val="111827"/>
+                <w:sz w:val="17"/>
+                <w:szCs w:val="17"/>
               </w:rPr>
               <w:t xml:space="preserve">2027B</w:t>
             </w:r>
@@ -3499,13 +5593,26 @@
         </w:tc>
         <w:tc>
           <w:tcPr>
-            <w:tcW w:type="pct" w:w="16%"/>
-          </w:tcPr>
-          <w:p>
-            <w:r>
-              <w:rPr>
-                <w:sz w:val="18"/>
-                <w:szCs w:val="18"/>
+            <w:tcW w:type="dxa" w:w="950"/>
+            <w:tcMar>
+              <w:top w:type="dxa" w:w="90"/>
+              <w:left w:type="dxa" w:w="120"/>
+              <w:bottom w:type="dxa" w:w="90"/>
+              <w:right w:type="dxa" w:w="120"/>
+            </w:tcMar>
+            <w:vAlign w:val="top"/>
+          </w:tcPr>
+          <w:p>
+            <w:pPr>
+              <w:spacing w:after="0" w:before="0"/>
+            </w:pPr>
+            <w:r>
+              <w:rPr>
+                <w:b w:val="false"/>
+                <w:bCs w:val="false"/>
+                <w:color w:val="111827"/>
+                <w:sz w:val="17"/>
+                <w:szCs w:val="17"/>
               </w:rPr>
               <w:t xml:space="preserve">30</w:t>
             </w:r>
@@ -3513,13 +5620,26 @@
         </w:tc>
         <w:tc>
           <w:tcPr>
-            <w:tcW w:type="pct" w:w="16%"/>
-          </w:tcPr>
-          <w:p>
-            <w:r>
-              <w:rPr>
-                <w:sz w:val="18"/>
-                <w:szCs w:val="18"/>
+            <w:tcW w:type="dxa" w:w="950"/>
+            <w:tcMar>
+              <w:top w:type="dxa" w:w="90"/>
+              <w:left w:type="dxa" w:w="120"/>
+              <w:bottom w:type="dxa" w:w="90"/>
+              <w:right w:type="dxa" w:w="120"/>
+            </w:tcMar>
+            <w:vAlign w:val="top"/>
+          </w:tcPr>
+          <w:p>
+            <w:pPr>
+              <w:spacing w:after="0" w:before="0"/>
+            </w:pPr>
+            <w:r>
+              <w:rPr>
+                <w:b w:val="false"/>
+                <w:bCs w:val="false"/>
+                <w:color w:val="111827"/>
+                <w:sz w:val="17"/>
+                <w:szCs w:val="17"/>
               </w:rPr>
               <w:t xml:space="preserve">0</w:t>
             </w:r>
@@ -3527,13 +5647,26 @@
         </w:tc>
         <w:tc>
           <w:tcPr>
-            <w:tcW w:type="pct" w:w="16%"/>
-          </w:tcPr>
-          <w:p>
-            <w:r>
-              <w:rPr>
-                <w:sz w:val="18"/>
-                <w:szCs w:val="18"/>
+            <w:tcW w:type="dxa" w:w="1350"/>
+            <w:tcMar>
+              <w:top w:type="dxa" w:w="90"/>
+              <w:left w:type="dxa" w:w="120"/>
+              <w:bottom w:type="dxa" w:w="90"/>
+              <w:right w:type="dxa" w:w="120"/>
+            </w:tcMar>
+            <w:vAlign w:val="top"/>
+          </w:tcPr>
+          <w:p>
+            <w:pPr>
+              <w:spacing w:after="0" w:before="0"/>
+            </w:pPr>
+            <w:r>
+              <w:rPr>
+                <w:b w:val="false"/>
+                <w:bCs w:val="false"/>
+                <w:color w:val="111827"/>
+                <w:sz w:val="17"/>
+                <w:szCs w:val="17"/>
               </w:rPr>
               <w:t xml:space="preserve">Borrador</w:t>
             </w:r>
@@ -3541,27 +5674,53 @@
         </w:tc>
         <w:tc>
           <w:tcPr>
-            <w:tcW w:type="pct" w:w="16%"/>
-          </w:tcPr>
-          <w:p>
-            <w:r>
-              <w:rPr>
-                <w:sz w:val="18"/>
-                <w:szCs w:val="18"/>
-              </w:rPr>
-              <w:t xml:space="preserve"/>
-            </w:r>
-          </w:p>
-        </w:tc>
-        <w:tc>
-          <w:tcPr>
-            <w:tcW w:type="pct" w:w="16%"/>
-          </w:tcPr>
-          <w:p>
-            <w:r>
-              <w:rPr>
-                <w:sz w:val="18"/>
-                <w:szCs w:val="18"/>
+            <w:tcW w:type="dxa" w:w="3200"/>
+            <w:tcMar>
+              <w:top w:type="dxa" w:w="90"/>
+              <w:left w:type="dxa" w:w="120"/>
+              <w:bottom w:type="dxa" w:w="90"/>
+              <w:right w:type="dxa" w:w="120"/>
+            </w:tcMar>
+            <w:vAlign w:val="top"/>
+          </w:tcPr>
+          <w:p>
+            <w:pPr>
+              <w:spacing w:after="0" w:before="0"/>
+            </w:pPr>
+            <w:r>
+              <w:rPr>
+                <w:b w:val="false"/>
+                <w:bCs w:val="false"/>
+                <w:color w:val="111827"/>
+                <w:sz w:val="17"/>
+                <w:szCs w:val="17"/>
+              </w:rPr>
+              <w:t xml:space="preserve">—</w:t>
+            </w:r>
+          </w:p>
+        </w:tc>
+        <w:tc>
+          <w:tcPr>
+            <w:tcW w:type="dxa" w:w="1570"/>
+            <w:tcMar>
+              <w:top w:type="dxa" w:w="90"/>
+              <w:left w:type="dxa" w:w="120"/>
+              <w:bottom w:type="dxa" w:w="90"/>
+              <w:right w:type="dxa" w:w="120"/>
+            </w:tcMar>
+            <w:vAlign w:val="top"/>
+          </w:tcPr>
+          <w:p>
+            <w:pPr>
+              <w:spacing w:after="0" w:before="0"/>
+            </w:pPr>
+            <w:r>
+              <w:rPr>
+                <w:b w:val="false"/>
+                <w:bCs w:val="false"/>
+                <w:color w:val="111827"/>
+                <w:sz w:val="17"/>
+                <w:szCs w:val="17"/>
               </w:rPr>
               <w:t xml:space="preserve">—</w:t>
             </w:r>
@@ -3571,13 +5730,26 @@
       <w:tr>
         <w:tc>
           <w:tcPr>
-            <w:tcW w:type="pct" w:w="16%"/>
-          </w:tcPr>
-          <w:p>
-            <w:r>
-              <w:rPr>
-                <w:sz w:val="18"/>
-                <w:szCs w:val="18"/>
+            <w:tcW w:type="dxa" w:w="1000"/>
+            <w:tcMar>
+              <w:top w:type="dxa" w:w="90"/>
+              <w:left w:type="dxa" w:w="120"/>
+              <w:bottom w:type="dxa" w:w="90"/>
+              <w:right w:type="dxa" w:w="120"/>
+            </w:tcMar>
+            <w:vAlign w:val="top"/>
+          </w:tcPr>
+          <w:p>
+            <w:pPr>
+              <w:spacing w:after="0" w:before="0"/>
+            </w:pPr>
+            <w:r>
+              <w:rPr>
+                <w:b w:val="false"/>
+                <w:bCs w:val="false"/>
+                <w:color w:val="111827"/>
+                <w:sz w:val="17"/>
+                <w:szCs w:val="17"/>
               </w:rPr>
               <w:t xml:space="preserve">2028B</w:t>
             </w:r>
@@ -3585,13 +5757,26 @@
         </w:tc>
         <w:tc>
           <w:tcPr>
-            <w:tcW w:type="pct" w:w="16%"/>
-          </w:tcPr>
-          <w:p>
-            <w:r>
-              <w:rPr>
-                <w:sz w:val="18"/>
-                <w:szCs w:val="18"/>
+            <w:tcW w:type="dxa" w:w="950"/>
+            <w:tcMar>
+              <w:top w:type="dxa" w:w="90"/>
+              <w:left w:type="dxa" w:w="120"/>
+              <w:bottom w:type="dxa" w:w="90"/>
+              <w:right w:type="dxa" w:w="120"/>
+            </w:tcMar>
+            <w:vAlign w:val="top"/>
+          </w:tcPr>
+          <w:p>
+            <w:pPr>
+              <w:spacing w:after="0" w:before="0"/>
+            </w:pPr>
+            <w:r>
+              <w:rPr>
+                <w:b w:val="false"/>
+                <w:bCs w:val="false"/>
+                <w:color w:val="111827"/>
+                <w:sz w:val="17"/>
+                <w:szCs w:val="17"/>
               </w:rPr>
               <w:t xml:space="preserve">28</w:t>
             </w:r>
@@ -3599,13 +5784,26 @@
         </w:tc>
         <w:tc>
           <w:tcPr>
-            <w:tcW w:type="pct" w:w="16%"/>
-          </w:tcPr>
-          <w:p>
-            <w:r>
-              <w:rPr>
-                <w:sz w:val="18"/>
-                <w:szCs w:val="18"/>
+            <w:tcW w:type="dxa" w:w="950"/>
+            <w:tcMar>
+              <w:top w:type="dxa" w:w="90"/>
+              <w:left w:type="dxa" w:w="120"/>
+              <w:bottom w:type="dxa" w:w="90"/>
+              <w:right w:type="dxa" w:w="120"/>
+            </w:tcMar>
+            <w:vAlign w:val="top"/>
+          </w:tcPr>
+          <w:p>
+            <w:pPr>
+              <w:spacing w:after="0" w:before="0"/>
+            </w:pPr>
+            <w:r>
+              <w:rPr>
+                <w:b w:val="false"/>
+                <w:bCs w:val="false"/>
+                <w:color w:val="111827"/>
+                <w:sz w:val="17"/>
+                <w:szCs w:val="17"/>
               </w:rPr>
               <w:t xml:space="preserve">0</w:t>
             </w:r>
@@ -3613,13 +5811,26 @@
         </w:tc>
         <w:tc>
           <w:tcPr>
-            <w:tcW w:type="pct" w:w="16%"/>
-          </w:tcPr>
-          <w:p>
-            <w:r>
-              <w:rPr>
-                <w:sz w:val="18"/>
-                <w:szCs w:val="18"/>
+            <w:tcW w:type="dxa" w:w="1350"/>
+            <w:tcMar>
+              <w:top w:type="dxa" w:w="90"/>
+              <w:left w:type="dxa" w:w="120"/>
+              <w:bottom w:type="dxa" w:w="90"/>
+              <w:right w:type="dxa" w:w="120"/>
+            </w:tcMar>
+            <w:vAlign w:val="top"/>
+          </w:tcPr>
+          <w:p>
+            <w:pPr>
+              <w:spacing w:after="0" w:before="0"/>
+            </w:pPr>
+            <w:r>
+              <w:rPr>
+                <w:b w:val="false"/>
+                <w:bCs w:val="false"/>
+                <w:color w:val="111827"/>
+                <w:sz w:val="17"/>
+                <w:szCs w:val="17"/>
               </w:rPr>
               <w:t xml:space="preserve">Borrador</w:t>
             </w:r>
@@ -3627,27 +5838,53 @@
         </w:tc>
         <w:tc>
           <w:tcPr>
-            <w:tcW w:type="pct" w:w="16%"/>
-          </w:tcPr>
-          <w:p>
-            <w:r>
-              <w:rPr>
-                <w:sz w:val="18"/>
-                <w:szCs w:val="18"/>
-              </w:rPr>
-              <w:t xml:space="preserve"/>
-            </w:r>
-          </w:p>
-        </w:tc>
-        <w:tc>
-          <w:tcPr>
-            <w:tcW w:type="pct" w:w="16%"/>
-          </w:tcPr>
-          <w:p>
-            <w:r>
-              <w:rPr>
-                <w:sz w:val="18"/>
-                <w:szCs w:val="18"/>
+            <w:tcW w:type="dxa" w:w="3200"/>
+            <w:tcMar>
+              <w:top w:type="dxa" w:w="90"/>
+              <w:left w:type="dxa" w:w="120"/>
+              <w:bottom w:type="dxa" w:w="90"/>
+              <w:right w:type="dxa" w:w="120"/>
+            </w:tcMar>
+            <w:vAlign w:val="top"/>
+          </w:tcPr>
+          <w:p>
+            <w:pPr>
+              <w:spacing w:after="0" w:before="0"/>
+            </w:pPr>
+            <w:r>
+              <w:rPr>
+                <w:b w:val="false"/>
+                <w:bCs w:val="false"/>
+                <w:color w:val="111827"/>
+                <w:sz w:val="17"/>
+                <w:szCs w:val="17"/>
+              </w:rPr>
+              <w:t xml:space="preserve">—</w:t>
+            </w:r>
+          </w:p>
+        </w:tc>
+        <w:tc>
+          <w:tcPr>
+            <w:tcW w:type="dxa" w:w="1570"/>
+            <w:tcMar>
+              <w:top w:type="dxa" w:w="90"/>
+              <w:left w:type="dxa" w:w="120"/>
+              <w:bottom w:type="dxa" w:w="90"/>
+              <w:right w:type="dxa" w:w="120"/>
+            </w:tcMar>
+            <w:vAlign w:val="top"/>
+          </w:tcPr>
+          <w:p>
+            <w:pPr>
+              <w:spacing w:after="0" w:before="0"/>
+            </w:pPr>
+            <w:r>
+              <w:rPr>
+                <w:b w:val="false"/>
+                <w:bCs w:val="false"/>
+                <w:color w:val="111827"/>
+                <w:sz w:val="17"/>
+                <w:szCs w:val="17"/>
               </w:rPr>
               <w:t xml:space="preserve">—</w:t>
             </w:r>
@@ -3657,13 +5894,26 @@
       <w:tr>
         <w:tc>
           <w:tcPr>
-            <w:tcW w:type="pct" w:w="16%"/>
-          </w:tcPr>
-          <w:p>
-            <w:r>
-              <w:rPr>
-                <w:sz w:val="18"/>
-                <w:szCs w:val="18"/>
+            <w:tcW w:type="dxa" w:w="1000"/>
+            <w:tcMar>
+              <w:top w:type="dxa" w:w="90"/>
+              <w:left w:type="dxa" w:w="120"/>
+              <w:bottom w:type="dxa" w:w="90"/>
+              <w:right w:type="dxa" w:w="120"/>
+            </w:tcMar>
+            <w:vAlign w:val="top"/>
+          </w:tcPr>
+          <w:p>
+            <w:pPr>
+              <w:spacing w:after="0" w:before="0"/>
+            </w:pPr>
+            <w:r>
+              <w:rPr>
+                <w:b w:val="false"/>
+                <w:bCs w:val="false"/>
+                <w:color w:val="111827"/>
+                <w:sz w:val="17"/>
+                <w:szCs w:val="17"/>
               </w:rPr>
               <w:t xml:space="preserve">2029B</w:t>
             </w:r>
@@ -3671,13 +5921,26 @@
         </w:tc>
         <w:tc>
           <w:tcPr>
-            <w:tcW w:type="pct" w:w="16%"/>
-          </w:tcPr>
-          <w:p>
-            <w:r>
-              <w:rPr>
-                <w:sz w:val="18"/>
-                <w:szCs w:val="18"/>
+            <w:tcW w:type="dxa" w:w="950"/>
+            <w:tcMar>
+              <w:top w:type="dxa" w:w="90"/>
+              <w:left w:type="dxa" w:w="120"/>
+              <w:bottom w:type="dxa" w:w="90"/>
+              <w:right w:type="dxa" w:w="120"/>
+            </w:tcMar>
+            <w:vAlign w:val="top"/>
+          </w:tcPr>
+          <w:p>
+            <w:pPr>
+              <w:spacing w:after="0" w:before="0"/>
+            </w:pPr>
+            <w:r>
+              <w:rPr>
+                <w:b w:val="false"/>
+                <w:bCs w:val="false"/>
+                <w:color w:val="111827"/>
+                <w:sz w:val="17"/>
+                <w:szCs w:val="17"/>
               </w:rPr>
               <w:t xml:space="preserve">25</w:t>
             </w:r>
@@ -3685,13 +5948,26 @@
         </w:tc>
         <w:tc>
           <w:tcPr>
-            <w:tcW w:type="pct" w:w="16%"/>
-          </w:tcPr>
-          <w:p>
-            <w:r>
-              <w:rPr>
-                <w:sz w:val="18"/>
-                <w:szCs w:val="18"/>
+            <w:tcW w:type="dxa" w:w="950"/>
+            <w:tcMar>
+              <w:top w:type="dxa" w:w="90"/>
+              <w:left w:type="dxa" w:w="120"/>
+              <w:bottom w:type="dxa" w:w="90"/>
+              <w:right w:type="dxa" w:w="120"/>
+            </w:tcMar>
+            <w:vAlign w:val="top"/>
+          </w:tcPr>
+          <w:p>
+            <w:pPr>
+              <w:spacing w:after="0" w:before="0"/>
+            </w:pPr>
+            <w:r>
+              <w:rPr>
+                <w:b w:val="false"/>
+                <w:bCs w:val="false"/>
+                <w:color w:val="111827"/>
+                <w:sz w:val="17"/>
+                <w:szCs w:val="17"/>
               </w:rPr>
               <w:t xml:space="preserve">0</w:t>
             </w:r>
@@ -3699,13 +5975,26 @@
         </w:tc>
         <w:tc>
           <w:tcPr>
-            <w:tcW w:type="pct" w:w="16%"/>
-          </w:tcPr>
-          <w:p>
-            <w:r>
-              <w:rPr>
-                <w:sz w:val="18"/>
-                <w:szCs w:val="18"/>
+            <w:tcW w:type="dxa" w:w="1350"/>
+            <w:tcMar>
+              <w:top w:type="dxa" w:w="90"/>
+              <w:left w:type="dxa" w:w="120"/>
+              <w:bottom w:type="dxa" w:w="90"/>
+              <w:right w:type="dxa" w:w="120"/>
+            </w:tcMar>
+            <w:vAlign w:val="top"/>
+          </w:tcPr>
+          <w:p>
+            <w:pPr>
+              <w:spacing w:after="0" w:before="0"/>
+            </w:pPr>
+            <w:r>
+              <w:rPr>
+                <w:b w:val="false"/>
+                <w:bCs w:val="false"/>
+                <w:color w:val="111827"/>
+                <w:sz w:val="17"/>
+                <w:szCs w:val="17"/>
               </w:rPr>
               <w:t xml:space="preserve">Borrador</w:t>
             </w:r>
@@ -3713,27 +6002,53 @@
         </w:tc>
         <w:tc>
           <w:tcPr>
-            <w:tcW w:type="pct" w:w="16%"/>
-          </w:tcPr>
-          <w:p>
-            <w:r>
-              <w:rPr>
-                <w:sz w:val="18"/>
-                <w:szCs w:val="18"/>
-              </w:rPr>
-              <w:t xml:space="preserve"/>
-            </w:r>
-          </w:p>
-        </w:tc>
-        <w:tc>
-          <w:tcPr>
-            <w:tcW w:type="pct" w:w="16%"/>
-          </w:tcPr>
-          <w:p>
-            <w:r>
-              <w:rPr>
-                <w:sz w:val="18"/>
-                <w:szCs w:val="18"/>
+            <w:tcW w:type="dxa" w:w="3200"/>
+            <w:tcMar>
+              <w:top w:type="dxa" w:w="90"/>
+              <w:left w:type="dxa" w:w="120"/>
+              <w:bottom w:type="dxa" w:w="90"/>
+              <w:right w:type="dxa" w:w="120"/>
+            </w:tcMar>
+            <w:vAlign w:val="top"/>
+          </w:tcPr>
+          <w:p>
+            <w:pPr>
+              <w:spacing w:after="0" w:before="0"/>
+            </w:pPr>
+            <w:r>
+              <w:rPr>
+                <w:b w:val="false"/>
+                <w:bCs w:val="false"/>
+                <w:color w:val="111827"/>
+                <w:sz w:val="17"/>
+                <w:szCs w:val="17"/>
+              </w:rPr>
+              <w:t xml:space="preserve">—</w:t>
+            </w:r>
+          </w:p>
+        </w:tc>
+        <w:tc>
+          <w:tcPr>
+            <w:tcW w:type="dxa" w:w="1570"/>
+            <w:tcMar>
+              <w:top w:type="dxa" w:w="90"/>
+              <w:left w:type="dxa" w:w="120"/>
+              <w:bottom w:type="dxa" w:w="90"/>
+              <w:right w:type="dxa" w:w="120"/>
+            </w:tcMar>
+            <w:vAlign w:val="top"/>
+          </w:tcPr>
+          <w:p>
+            <w:pPr>
+              <w:spacing w:after="0" w:before="0"/>
+            </w:pPr>
+            <w:r>
+              <w:rPr>
+                <w:b w:val="false"/>
+                <w:bCs w:val="false"/>
+                <w:color w:val="111827"/>
+                <w:sz w:val="17"/>
+                <w:szCs w:val="17"/>
               </w:rPr>
               <w:t xml:space="preserve">—</w:t>
             </w:r>
